--- a/Labs/lab10 curveTracer 555timer/curveTracer 555timer Document.docx
+++ b/Labs/lab10 curveTracer 555timer/curveTracer 555timer Document.docx
@@ -1,6 +1,6 @@
 
 <file path=word/document.xml><?xml version="1.0" encoding="utf-8"?>
-<w:document xmlns:wpc="http://schemas.microsoft.com/office/word/2010/wordprocessingCanvas" xmlns:cx="http://schemas.microsoft.com/office/drawing/2014/chartex" xmlns:cx1="http://schemas.microsoft.com/office/drawing/2015/9/8/chartex" xmlns:cx2="http://schemas.microsoft.com/office/drawing/2015/10/21/chartex" xmlns:cx3="http://schemas.microsoft.com/office/drawing/2016/5/9/chartex" xmlns:cx4="http://schemas.microsoft.com/office/drawing/2016/5/10/chartex" xmlns:cx5="http://schemas.microsoft.com/office/drawing/2016/5/11/chartex" xmlns:cx6="http://schemas.microsoft.com/office/drawing/2016/5/12/chartex" xmlns:cx7="http://schemas.microsoft.com/office/drawing/2016/5/13/chartex" xmlns:cx8="http://schemas.microsoft.com/office/drawing/2016/5/14/chartex" xmlns:mc="http://schemas.openxmlformats.org/markup-compatibility/2006" xmlns:aink="http://schemas.microsoft.com/office/drawing/2016/ink" xmlns:am3d="http://schemas.microsoft.com/office/drawing/2017/model3d" xmlns:o="urn:schemas-microsoft-com:office:office" xmlns:oel="http://schemas.microsoft.com/office/2019/extlst" xmlns:r="http://schemas.openxmlformats.org/officeDocument/2006/relationships" xmlns:m="http://schemas.openxmlformats.org/officeDocument/2006/math" xmlns:v="urn:schemas-microsoft-com:vml" xmlns:wp14="http://schemas.microsoft.com/office/word/2010/wordprocessingDrawing" xmlns:wp="http://schemas.openxmlformats.org/drawingml/2006/wordprocessingDrawing" xmlns:w10="urn:schemas-microsoft-com:office:word" xmlns:w="http://schemas.openxmlformats.org/wordprocessingml/2006/main" xmlns:w14="http://schemas.microsoft.com/office/word/2010/wordml" xmlns:w15="http://schemas.microsoft.com/office/word/2012/wordml" xmlns:w16cex="http://schemas.microsoft.com/office/word/2018/wordml/cex" xmlns:w16cid="http://schemas.microsoft.com/office/word/2016/wordml/cid" xmlns:w16="http://schemas.microsoft.com/office/word/2018/wordml" xmlns:w16du="http://schemas.microsoft.com/office/word/2023/wordml/word16du" xmlns:w16sdtdh="http://schemas.microsoft.com/office/word/2020/wordml/sdtdatahash" xmlns:w16se="http://schemas.microsoft.com/office/word/2015/wordml/symex" xmlns:wpg="http://schemas.microsoft.com/office/word/2010/wordprocessingGroup" xmlns:wpi="http://schemas.microsoft.com/office/word/2010/wordprocessingInk" xmlns:wne="http://schemas.microsoft.com/office/word/2006/wordml" xmlns:wps="http://schemas.microsoft.com/office/word/2010/wordprocessingShape" mc:Ignorable="w14 w15 w16se w16cid w16 w16cex w16sdtdh w16du wp14">
+<w:document xmlns:wpc="http://schemas.microsoft.com/office/word/2010/wordprocessingCanvas" xmlns:cx="http://schemas.microsoft.com/office/drawing/2014/chartex" xmlns:cx1="http://schemas.microsoft.com/office/drawing/2015/9/8/chartex" xmlns:cx2="http://schemas.microsoft.com/office/drawing/2015/10/21/chartex" xmlns:cx3="http://schemas.microsoft.com/office/drawing/2016/5/9/chartex" xmlns:cx4="http://schemas.microsoft.com/office/drawing/2016/5/10/chartex" xmlns:cx5="http://schemas.microsoft.com/office/drawing/2016/5/11/chartex" xmlns:cx6="http://schemas.microsoft.com/office/drawing/2016/5/12/chartex" xmlns:cx7="http://schemas.microsoft.com/office/drawing/2016/5/13/chartex" xmlns:cx8="http://schemas.microsoft.com/office/drawing/2016/5/14/chartex" xmlns:mc="http://schemas.openxmlformats.org/markup-compatibility/2006" xmlns:aink="http://schemas.microsoft.com/office/drawing/2016/ink" xmlns:am3d="http://schemas.microsoft.com/office/drawing/2017/model3d" xmlns:o="urn:schemas-microsoft-com:office:office" xmlns:oel="http://schemas.microsoft.com/office/2019/extlst" xmlns:r="http://schemas.openxmlformats.org/officeDocument/2006/relationships" xmlns:m="http://schemas.openxmlformats.org/officeDocument/2006/math" xmlns:v="urn:schemas-microsoft-com:vml" xmlns:wp14="http://schemas.microsoft.com/office/word/2010/wordprocessingDrawing" xmlns:wp="http://schemas.openxmlformats.org/drawingml/2006/wordprocessingDrawing" xmlns:w10="urn:schemas-microsoft-com:office:word" xmlns:w="http://schemas.openxmlformats.org/wordprocessingml/2006/main" xmlns:w14="http://schemas.microsoft.com/office/word/2010/wordml" xmlns:w15="http://schemas.microsoft.com/office/word/2012/wordml" xmlns:w16cex="http://schemas.microsoft.com/office/word/2018/wordml/cex" xmlns:w16cid="http://schemas.microsoft.com/office/word/2016/wordml/cid" xmlns:w16="http://schemas.microsoft.com/office/word/2018/wordml" xmlns:w16du="http://schemas.microsoft.com/office/word/2023/wordml/word16du" xmlns:w16sdtdh="http://schemas.microsoft.com/office/word/2020/wordml/sdtdatahash" xmlns:w16sdtfl="http://schemas.microsoft.com/office/word/2024/wordml/sdtformatlock" xmlns:w16se="http://schemas.microsoft.com/office/word/2015/wordml/symex" xmlns:wpg="http://schemas.microsoft.com/office/word/2010/wordprocessingGroup" xmlns:wpi="http://schemas.microsoft.com/office/word/2010/wordprocessingInk" xmlns:wne="http://schemas.microsoft.com/office/word/2006/wordml" xmlns:wps="http://schemas.microsoft.com/office/word/2010/wordprocessingShape" mc:Ignorable="w14 w15 w16se w16cid w16 w16cex w16sdtdh w16sdtfl w16du wp14">
   <w:body>
     <w:p>
       <w:pPr>
@@ -71,13 +71,7 @@
                               <w:t>BJT Curve Tracer:</w:t>
                             </w:r>
                             <w:r>
-                              <w:t xml:space="preserve"> Intro</w:t>
-                            </w:r>
-                            <w:r>
-                              <w:t xml:space="preserve"> to </w:t>
-                            </w:r>
-                            <w:r>
-                              <w:t>MultiSim and the 555 Timer</w:t>
+                              <w:t xml:space="preserve"> 555 Timer</w:t>
                             </w:r>
                           </w:p>
                           <w:p>
@@ -103,7 +97,7 @@
           </mc:Choice>
           <mc:Fallback>
             <w:pict>
-              <v:rect w14:anchorId="79CCAB51" id="Rectangle 184" o:spid="_x0000_s1026" style="position:absolute;left:0;text-align:left;margin-left:0;margin-top:17.55pt;width:330.8pt;height:43.75pt;z-index:251661312;visibility:visible;mso-wrap-style:square;mso-wrap-distance-left:9pt;mso-wrap-distance-top:0;mso-wrap-distance-right:9pt;mso-wrap-distance-bottom:0;mso-position-horizontal:center;mso-position-horizontal-relative:margin;mso-position-vertical:absolute;mso-position-vertical-relative:text;v-text-anchor:top" o:gfxdata="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" filled="f" stroked="f">
+              <v:rect w14:anchorId="79CCAB51" id="Rectangle 184" o:spid="_x0000_s1026" style="position:absolute;left:0;text-align:left;margin-left:0;margin-top:17.55pt;width:330.8pt;height:43.75pt;z-index:251661312;visibility:visible;mso-wrap-style:square;mso-wrap-distance-left:9pt;mso-wrap-distance-top:0;mso-wrap-distance-right:9pt;mso-wrap-distance-bottom:0;mso-position-horizontal:center;mso-position-horizontal-relative:margin;mso-position-vertical:absolute;mso-position-vertical-relative:text;v-text-anchor:top" o:gfxdata="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" filled="f" stroked="f">
                 <v:textbox inset="0,0,0,0">
                   <w:txbxContent>
                     <w:p>
@@ -129,18 +123,7 @@
                         <w:t>BJT Curve Tracer:</w:t>
                       </w:r>
                       <w:r>
-                        <w:t xml:space="preserve"> Intro</w:t>
-                      </w:r>
-                      <w:r>
-                        <w:t xml:space="preserve"> to </w:t>
-                      </w:r>
-                      <w:proofErr w:type="spellStart"/>
-                      <w:r>
-                        <w:t>MultiSim</w:t>
-                      </w:r>
-                      <w:proofErr w:type="spellEnd"/>
-                      <w:r>
-                        <w:t xml:space="preserve"> and the 555 Timer</w:t>
+                        <w:t xml:space="preserve"> 555 Timer</w:t>
                       </w:r>
                     </w:p>
                     <w:p>
@@ -608,7 +591,7 @@
           </mc:Choice>
           <mc:Fallback>
             <w:pict>
-              <v:group w14:anchorId="0C38AC4B" id="Group 4708" o:spid="_x0000_s1027" style="width:466.5pt;height:75.6pt;mso-position-horizontal-relative:char;mso-position-vertical-relative:line" coordsize="59245,9599" o:gfxdata="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">
+              <v:group w14:anchorId="0C38AC4B" id="Group 4708" o:spid="_x0000_s1027" style="width:466.5pt;height:75.6pt;mso-position-horizontal-relative:char;mso-position-vertical-relative:line" coordsize="59245,9599" o:gfxdata="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">
                 <v:rect id="Rectangle 9" o:spid="_x0000_s1028" style="position:absolute;left:479;top:1271;width:421;height:1899;visibility:visible;mso-wrap-style:square;v-text-anchor:top" o:gfxdata="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" filled="f" stroked="f">
                   <v:textbox inset="0,0,0,0">
                     <w:txbxContent>
@@ -1068,14 +1051,11 @@
         <w:spacing w:before="100" w:beforeAutospacing="1" w:after="100" w:afterAutospacing="1" w:line="240" w:lineRule="auto"/>
       </w:pPr>
       <w:r>
-        <w:rPr>
-          <w:noProof/>
-        </w:rPr>
         <w:drawing>
-          <wp:inline distT="0" distB="0" distL="0" distR="0" wp14:anchorId="6E1A8BCC" wp14:editId="2DE5DF65">
-            <wp:extent cx="2880000" cy="2624682"/>
-            <wp:effectExtent l="0" t="0" r="0" b="4445"/>
-            <wp:docPr id="407327678" name="Picture 1"/>
+          <wp:inline distT="0" distB="0" distL="0" distR="0" wp14:anchorId="5AAB5ED8" wp14:editId="22A25228">
+            <wp:extent cx="2737353" cy="2286000"/>
+            <wp:effectExtent l="0" t="0" r="6350" b="0"/>
+            <wp:docPr id="28655524" name="Picture 1"/>
             <wp:cNvGraphicFramePr>
               <a:graphicFrameLocks xmlns:a="http://schemas.openxmlformats.org/drawingml/2006/main" noChangeAspect="1"/>
             </wp:cNvGraphicFramePr>
@@ -1083,7 +1063,7 @@
               <a:graphicData uri="http://schemas.openxmlformats.org/drawingml/2006/picture">
                 <pic:pic xmlns:pic="http://schemas.openxmlformats.org/drawingml/2006/picture">
                   <pic:nvPicPr>
-                    <pic:cNvPr id="407327678" name=""/>
+                    <pic:cNvPr id="28655524" name=""/>
                     <pic:cNvPicPr/>
                   </pic:nvPicPr>
                   <pic:blipFill>
@@ -1095,7 +1075,7 @@
                   <pic:spPr>
                     <a:xfrm>
                       <a:off x="0" y="0"/>
-                      <a:ext cx="2880000" cy="2624682"/>
+                      <a:ext cx="2737353" cy="2286000"/>
                     </a:xfrm>
                     <a:prstGeom prst="rect">
                       <a:avLst/>
@@ -1120,14 +1100,27 @@
       <w:r>
         <w:t xml:space="preserve">Figure </w:t>
       </w:r>
-      <w:fldSimple w:instr=" SEQ Figure \* ARABIC ">
-        <w:r>
-          <w:rPr>
-            <w:noProof/>
-          </w:rPr>
-          <w:t>1</w:t>
-        </w:r>
-      </w:fldSimple>
+      <w:r>
+        <w:fldChar w:fldCharType="begin"/>
+      </w:r>
+      <w:r>
+        <w:instrText xml:space="preserve"> SEQ Figure \* ARABIC </w:instrText>
+      </w:r>
+      <w:r>
+        <w:fldChar w:fldCharType="separate"/>
+      </w:r>
+      <w:r>
+        <w:rPr>
+          <w:noProof/>
+        </w:rPr>
+        <w:t>1</w:t>
+      </w:r>
+      <w:r>
+        <w:rPr>
+          <w:noProof/>
+        </w:rPr>
+        <w:fldChar w:fldCharType="end"/>
+      </w:r>
       <w:bookmarkEnd w:id="1"/>
       <w:r>
         <w:t xml:space="preserve">: The output of the </w:t>
@@ -1137,6 +1130,9 @@
       </w:r>
       <w:r>
         <w:t>oscillates with a predictable period and duty cycle.</w:t>
+      </w:r>
+      <w:r>
+        <w:t xml:space="preserve">  Schematic drawn in LTspice.</w:t>
       </w:r>
     </w:p>
     <w:p>
@@ -1265,146 +1261,146 @@
         <w:rPr>
           <w:iCs/>
         </w:rPr>
-        <w:t xml:space="preserve">.  You will </w:t>
+        <w:t xml:space="preserve">.  You will notice some of the pins shown in </w:t>
+      </w:r>
+      <w:r>
+        <w:rPr>
+          <w:iCs/>
+        </w:rPr>
+        <w:fldChar w:fldCharType="begin"/>
+      </w:r>
+      <w:r>
+        <w:rPr>
+          <w:iCs/>
+        </w:rPr>
+        <w:instrText xml:space="preserve"> REF _Ref80215322 \h </w:instrText>
+      </w:r>
+      <w:r>
+        <w:rPr>
+          <w:iCs/>
+        </w:rPr>
+      </w:r>
+      <w:r>
+        <w:rPr>
+          <w:iCs/>
+        </w:rPr>
+        <w:fldChar w:fldCharType="separate"/>
+      </w:r>
+      <w:r>
+        <w:t xml:space="preserve">Figure </w:t>
+      </w:r>
+      <w:r>
+        <w:rPr>
+          <w:noProof/>
+        </w:rPr>
+        <w:t>1</w:t>
+      </w:r>
+      <w:r>
+        <w:rPr>
+          <w:iCs/>
+        </w:rPr>
+        <w:fldChar w:fldCharType="end"/>
+      </w:r>
+      <w:r>
+        <w:rPr>
+          <w:iCs/>
+        </w:rPr>
+        <w:t xml:space="preserve"> are not shown in </w:t>
+      </w:r>
+      <w:r>
+        <w:rPr>
+          <w:iCs/>
+        </w:rPr>
+        <w:fldChar w:fldCharType="begin"/>
+      </w:r>
+      <w:r>
+        <w:rPr>
+          <w:iCs/>
+        </w:rPr>
+        <w:instrText xml:space="preserve"> REF _Ref80216585 \h </w:instrText>
+      </w:r>
+      <w:r>
+        <w:rPr>
+          <w:iCs/>
+        </w:rPr>
+      </w:r>
+      <w:r>
+        <w:rPr>
+          <w:iCs/>
+        </w:rPr>
+        <w:fldChar w:fldCharType="separate"/>
+      </w:r>
+      <w:r>
+        <w:t xml:space="preserve">Figure </w:t>
+      </w:r>
+      <w:r>
+        <w:rPr>
+          <w:noProof/>
+        </w:rPr>
+        <w:t>2</w:t>
+      </w:r>
+      <w:r>
+        <w:rPr>
+          <w:iCs/>
+        </w:rPr>
+        <w:fldChar w:fldCharType="end"/>
+      </w:r>
+      <w:r>
+        <w:rPr>
+          <w:iCs/>
+        </w:rPr>
+        <w:t xml:space="preserve">.  These omitted pins do not affect the behavior of the circuit shown in </w:t>
+      </w:r>
+      <w:r>
+        <w:rPr>
+          <w:iCs/>
+        </w:rPr>
+        <w:fldChar w:fldCharType="begin"/>
+      </w:r>
+      <w:r>
+        <w:rPr>
+          <w:iCs/>
+        </w:rPr>
+        <w:instrText xml:space="preserve"> REF _Ref80215322 \h </w:instrText>
+      </w:r>
+      <w:r>
+        <w:rPr>
+          <w:iCs/>
+        </w:rPr>
+      </w:r>
+      <w:r>
+        <w:rPr>
+          <w:iCs/>
+        </w:rPr>
+        <w:fldChar w:fldCharType="separate"/>
+      </w:r>
+      <w:r>
+        <w:t xml:space="preserve">Figure </w:t>
+      </w:r>
+      <w:r>
+        <w:rPr>
+          <w:noProof/>
+        </w:rPr>
+        <w:t>1</w:t>
+      </w:r>
+      <w:r>
+        <w:rPr>
+          <w:iCs/>
+        </w:rPr>
+        <w:fldChar w:fldCharType="end"/>
+      </w:r>
+      <w:r>
+        <w:rPr>
+          <w:iCs/>
+        </w:rPr>
+        <w:t xml:space="preserve">, so to simplify the explanation, they are omitted.  </w:t>
       </w:r>
       <w:r>
         <w:rPr>
           <w:iCs/>
         </w:rPr>
         <w:lastRenderedPageBreak/>
-        <w:t xml:space="preserve">notice some of the pins shown in </w:t>
-      </w:r>
-      <w:r>
-        <w:rPr>
-          <w:iCs/>
-        </w:rPr>
-        <w:fldChar w:fldCharType="begin"/>
-      </w:r>
-      <w:r>
-        <w:rPr>
-          <w:iCs/>
-        </w:rPr>
-        <w:instrText xml:space="preserve"> REF _Ref80215322 \h </w:instrText>
-      </w:r>
-      <w:r>
-        <w:rPr>
-          <w:iCs/>
-        </w:rPr>
-      </w:r>
-      <w:r>
-        <w:rPr>
-          <w:iCs/>
-        </w:rPr>
-        <w:fldChar w:fldCharType="separate"/>
-      </w:r>
-      <w:r>
-        <w:t xml:space="preserve">Figure </w:t>
-      </w:r>
-      <w:r>
-        <w:rPr>
-          <w:noProof/>
-        </w:rPr>
-        <w:t>1</w:t>
-      </w:r>
-      <w:r>
-        <w:rPr>
-          <w:iCs/>
-        </w:rPr>
-        <w:fldChar w:fldCharType="end"/>
-      </w:r>
-      <w:r>
-        <w:rPr>
-          <w:iCs/>
-        </w:rPr>
-        <w:t xml:space="preserve"> are not shown in </w:t>
-      </w:r>
-      <w:r>
-        <w:rPr>
-          <w:iCs/>
-        </w:rPr>
-        <w:fldChar w:fldCharType="begin"/>
-      </w:r>
-      <w:r>
-        <w:rPr>
-          <w:iCs/>
-        </w:rPr>
-        <w:instrText xml:space="preserve"> REF _Ref80216585 \h </w:instrText>
-      </w:r>
-      <w:r>
-        <w:rPr>
-          <w:iCs/>
-        </w:rPr>
-      </w:r>
-      <w:r>
-        <w:rPr>
-          <w:iCs/>
-        </w:rPr>
-        <w:fldChar w:fldCharType="separate"/>
-      </w:r>
-      <w:r>
-        <w:t xml:space="preserve">Figure </w:t>
-      </w:r>
-      <w:r>
-        <w:rPr>
-          <w:noProof/>
-        </w:rPr>
-        <w:t>2</w:t>
-      </w:r>
-      <w:r>
-        <w:rPr>
-          <w:iCs/>
-        </w:rPr>
-        <w:fldChar w:fldCharType="end"/>
-      </w:r>
-      <w:r>
-        <w:rPr>
-          <w:iCs/>
-        </w:rPr>
-        <w:t xml:space="preserve">.  These omitted pins do not affect the behavior of the circuit shown in </w:t>
-      </w:r>
-      <w:r>
-        <w:rPr>
-          <w:iCs/>
-        </w:rPr>
-        <w:fldChar w:fldCharType="begin"/>
-      </w:r>
-      <w:r>
-        <w:rPr>
-          <w:iCs/>
-        </w:rPr>
-        <w:instrText xml:space="preserve"> REF _Ref80215322 \h </w:instrText>
-      </w:r>
-      <w:r>
-        <w:rPr>
-          <w:iCs/>
-        </w:rPr>
-      </w:r>
-      <w:r>
-        <w:rPr>
-          <w:iCs/>
-        </w:rPr>
-        <w:fldChar w:fldCharType="separate"/>
-      </w:r>
-      <w:r>
-        <w:t xml:space="preserve">Figure </w:t>
-      </w:r>
-      <w:r>
-        <w:rPr>
-          <w:noProof/>
-        </w:rPr>
-        <w:t>1</w:t>
-      </w:r>
-      <w:r>
-        <w:rPr>
-          <w:iCs/>
-        </w:rPr>
-        <w:fldChar w:fldCharType="end"/>
-      </w:r>
-      <w:r>
-        <w:rPr>
-          <w:iCs/>
-        </w:rPr>
-        <w:t xml:space="preserve">, so to simplify the explanation, they are omitted.  Finally, note that VCC is the system voltage in </w:t>
+        <w:t xml:space="preserve">Finally, note that VCC is the system voltage in </w:t>
       </w:r>
       <w:r>
         <w:rPr>
@@ -1472,10 +1468,10 @@
           <w:noProof/>
         </w:rPr>
         <w:drawing>
-          <wp:inline distT="0" distB="0" distL="0" distR="0" wp14:anchorId="38D56F89" wp14:editId="3752B6D8">
-            <wp:extent cx="3632479" cy="1536579"/>
-            <wp:effectExtent l="0" t="0" r="6350" b="6985"/>
-            <wp:docPr id="5" name="Picture 5"/>
+          <wp:inline distT="0" distB="0" distL="0" distR="0" wp14:anchorId="2AACBF18" wp14:editId="0479DABD">
+            <wp:extent cx="3630168" cy="1533125"/>
+            <wp:effectExtent l="0" t="0" r="8890" b="0"/>
+            <wp:docPr id="2033478912" name="Picture 13"/>
             <wp:cNvGraphicFramePr>
               <a:graphicFrameLocks xmlns:a="http://schemas.openxmlformats.org/drawingml/2006/main" noChangeAspect="1"/>
             </wp:cNvGraphicFramePr>
@@ -1483,7 +1479,7 @@
               <a:graphicData uri="http://schemas.openxmlformats.org/drawingml/2006/picture">
                 <pic:pic xmlns:pic="http://schemas.openxmlformats.org/drawingml/2006/picture">
                   <pic:nvPicPr>
-                    <pic:cNvPr id="0" name="Picture 1"/>
+                    <pic:cNvPr id="0" name="Picture 3"/>
                     <pic:cNvPicPr>
                       <a:picLocks noChangeAspect="1" noChangeArrowheads="1"/>
                     </pic:cNvPicPr>
@@ -1504,7 +1500,7 @@
                   <pic:spPr bwMode="auto">
                     <a:xfrm>
                       <a:off x="0" y="0"/>
-                      <a:ext cx="3636781" cy="1538399"/>
+                      <a:ext cx="3630168" cy="1533125"/>
                     </a:xfrm>
                     <a:prstGeom prst="rect">
                       <a:avLst/>
@@ -1530,14 +1526,27 @@
       <w:r>
         <w:t xml:space="preserve">Figure </w:t>
       </w:r>
-      <w:fldSimple w:instr=" SEQ Figure \* ARABIC ">
-        <w:r>
-          <w:rPr>
-            <w:noProof/>
-          </w:rPr>
-          <w:t>2</w:t>
-        </w:r>
-      </w:fldSimple>
+      <w:r>
+        <w:fldChar w:fldCharType="begin"/>
+      </w:r>
+      <w:r>
+        <w:instrText xml:space="preserve"> SEQ Figure \* ARABIC </w:instrText>
+      </w:r>
+      <w:r>
+        <w:fldChar w:fldCharType="separate"/>
+      </w:r>
+      <w:r>
+        <w:rPr>
+          <w:noProof/>
+        </w:rPr>
+        <w:t>2</w:t>
+      </w:r>
+      <w:r>
+        <w:rPr>
+          <w:noProof/>
+        </w:rPr>
+        <w:fldChar w:fldCharType="end"/>
+      </w:r>
       <w:bookmarkEnd w:id="2"/>
       <w:r>
         <w:t>: A highly simplified rendering of a 555</w:t>
@@ -2225,14 +2234,27 @@
       <w:r>
         <w:t xml:space="preserve">Table </w:t>
       </w:r>
-      <w:fldSimple w:instr=" SEQ Table \* ARABIC ">
-        <w:r>
-          <w:rPr>
-            <w:noProof/>
-          </w:rPr>
-          <w:t>1</w:t>
-        </w:r>
-      </w:fldSimple>
+      <w:r>
+        <w:fldChar w:fldCharType="begin"/>
+      </w:r>
+      <w:r>
+        <w:instrText xml:space="preserve"> SEQ Table \* ARABIC </w:instrText>
+      </w:r>
+      <w:r>
+        <w:fldChar w:fldCharType="separate"/>
+      </w:r>
+      <w:r>
+        <w:rPr>
+          <w:noProof/>
+        </w:rPr>
+        <w:t>1</w:t>
+      </w:r>
+      <w:r>
+        <w:rPr>
+          <w:noProof/>
+        </w:rPr>
+        <w:fldChar w:fldCharType="end"/>
+      </w:r>
       <w:r>
         <w:t>: State table for an SR-latch</w:t>
       </w:r>
@@ -2894,7 +2916,6 @@
         <w:rPr>
           <w:iCs/>
         </w:rPr>
-        <w:lastRenderedPageBreak/>
         <w:br w:type="textWrapping" w:clear="all"/>
       </w:r>
     </w:p>
@@ -2909,6 +2930,7 @@
         <w:rPr>
           <w:iCs/>
         </w:rPr>
+        <w:lastRenderedPageBreak/>
         <w:t xml:space="preserve">The last element of </w:t>
       </w:r>
       <w:r>
@@ -3723,7 +3745,7 @@
           <w:noProof/>
         </w:rPr>
         <w:drawing>
-          <wp:inline distT="0" distB="0" distL="0" distR="0" wp14:anchorId="391330D9" wp14:editId="0CD1BB9C">
+          <wp:inline distT="0" distB="0" distL="0" distR="0" wp14:anchorId="391330D9" wp14:editId="702B88C5">
             <wp:extent cx="3032702" cy="1553952"/>
             <wp:effectExtent l="0" t="0" r="0" b="8255"/>
             <wp:docPr id="20" name="Picture 20"/>
@@ -3784,14 +3806,27 @@
       <w:r>
         <w:t xml:space="preserve">Figure </w:t>
       </w:r>
-      <w:fldSimple w:instr=" SEQ Figure \* ARABIC ">
-        <w:r>
-          <w:rPr>
-            <w:noProof/>
-          </w:rPr>
-          <w:t>3</w:t>
-        </w:r>
-      </w:fldSimple>
+      <w:r>
+        <w:fldChar w:fldCharType="begin"/>
+      </w:r>
+      <w:r>
+        <w:instrText xml:space="preserve"> SEQ Figure \* ARABIC </w:instrText>
+      </w:r>
+      <w:r>
+        <w:fldChar w:fldCharType="separate"/>
+      </w:r>
+      <w:r>
+        <w:rPr>
+          <w:noProof/>
+        </w:rPr>
+        <w:t>3</w:t>
+      </w:r>
+      <w:r>
+        <w:rPr>
+          <w:noProof/>
+        </w:rPr>
+        <w:fldChar w:fldCharType="end"/>
+      </w:r>
       <w:bookmarkEnd w:id="5"/>
       <w:r>
         <w:t>: Determine the effect of V</w:t>
@@ -4059,10 +4094,10 @@
         </w:rPr>
         <w:lastRenderedPageBreak/>
         <w:drawing>
-          <wp:inline distT="0" distB="0" distL="0" distR="0" wp14:anchorId="717CEDC1" wp14:editId="6F066AD8">
-            <wp:extent cx="2057400" cy="2968976"/>
-            <wp:effectExtent l="0" t="0" r="0" b="3175"/>
-            <wp:docPr id="1216078801" name="Picture 1"/>
+          <wp:inline distT="0" distB="0" distL="0" distR="0" wp14:anchorId="5FB20839" wp14:editId="4C599D6A">
+            <wp:extent cx="2057400" cy="2932569"/>
+            <wp:effectExtent l="0" t="0" r="0" b="1270"/>
+            <wp:docPr id="1927023376" name="Picture 15"/>
             <wp:cNvGraphicFramePr>
               <a:graphicFrameLocks xmlns:a="http://schemas.openxmlformats.org/drawingml/2006/main" noChangeAspect="1"/>
             </wp:cNvGraphicFramePr>
@@ -4070,7 +4105,7 @@
               <a:graphicData uri="http://schemas.openxmlformats.org/drawingml/2006/picture">
                 <pic:pic xmlns:pic="http://schemas.openxmlformats.org/drawingml/2006/picture">
                   <pic:nvPicPr>
-                    <pic:cNvPr id="0" name="Picture 3"/>
+                    <pic:cNvPr id="0" name="Picture 25"/>
                     <pic:cNvPicPr>
                       <a:picLocks noChangeAspect="1" noChangeArrowheads="1"/>
                     </pic:cNvPicPr>
@@ -4091,7 +4126,7 @@
                   <pic:spPr bwMode="auto">
                     <a:xfrm>
                       <a:off x="0" y="0"/>
-                      <a:ext cx="2063823" cy="2978245"/>
+                      <a:ext cx="2057400" cy="2932569"/>
                     </a:xfrm>
                     <a:prstGeom prst="rect">
                       <a:avLst/>
@@ -4117,14 +4152,27 @@
       <w:r>
         <w:t xml:space="preserve">Figure </w:t>
       </w:r>
-      <w:fldSimple w:instr=" SEQ Figure \* ARABIC ">
-        <w:r>
-          <w:rPr>
-            <w:noProof/>
-          </w:rPr>
-          <w:t>4</w:t>
-        </w:r>
-      </w:fldSimple>
+      <w:r>
+        <w:fldChar w:fldCharType="begin"/>
+      </w:r>
+      <w:r>
+        <w:instrText xml:space="preserve"> SEQ Figure \* ARABIC </w:instrText>
+      </w:r>
+      <w:r>
+        <w:fldChar w:fldCharType="separate"/>
+      </w:r>
+      <w:r>
+        <w:rPr>
+          <w:noProof/>
+        </w:rPr>
+        <w:t>4</w:t>
+      </w:r>
+      <w:r>
+        <w:rPr>
+          <w:noProof/>
+        </w:rPr>
+        <w:fldChar w:fldCharType="end"/>
+      </w:r>
       <w:bookmarkEnd w:id="6"/>
       <w:r>
         <w:t xml:space="preserve">: The circuit in </w:t>
@@ -6208,14 +6256,27 @@
       <w:r>
         <w:t xml:space="preserve">Figure </w:t>
       </w:r>
-      <w:fldSimple w:instr=" SEQ Figure \* ARABIC ">
-        <w:r>
-          <w:rPr>
-            <w:noProof/>
-          </w:rPr>
-          <w:t>5</w:t>
-        </w:r>
-      </w:fldSimple>
+      <w:r>
+        <w:fldChar w:fldCharType="begin"/>
+      </w:r>
+      <w:r>
+        <w:instrText xml:space="preserve"> SEQ Figure \* ARABIC </w:instrText>
+      </w:r>
+      <w:r>
+        <w:fldChar w:fldCharType="separate"/>
+      </w:r>
+      <w:r>
+        <w:rPr>
+          <w:noProof/>
+        </w:rPr>
+        <w:t>5</w:t>
+      </w:r>
+      <w:r>
+        <w:rPr>
+          <w:noProof/>
+        </w:rPr>
+        <w:fldChar w:fldCharType="end"/>
+      </w:r>
       <w:bookmarkEnd w:id="9"/>
       <w:r>
         <w:t>: External circuits and internal organization of the</w:t>
@@ -7514,14 +7575,27 @@
       <w:r>
         <w:t xml:space="preserve">Figure </w:t>
       </w:r>
-      <w:fldSimple w:instr=" SEQ Figure \* ARABIC ">
-        <w:r>
-          <w:rPr>
-            <w:noProof/>
-          </w:rPr>
-          <w:t>6</w:t>
-        </w:r>
-      </w:fldSimple>
+      <w:r>
+        <w:fldChar w:fldCharType="begin"/>
+      </w:r>
+      <w:r>
+        <w:instrText xml:space="preserve"> SEQ Figure \* ARABIC </w:instrText>
+      </w:r>
+      <w:r>
+        <w:fldChar w:fldCharType="separate"/>
+      </w:r>
+      <w:r>
+        <w:rPr>
+          <w:noProof/>
+        </w:rPr>
+        <w:t>6</w:t>
+      </w:r>
+      <w:r>
+        <w:rPr>
+          <w:noProof/>
+        </w:rPr>
+        <w:fldChar w:fldCharType="end"/>
+      </w:r>
       <w:bookmarkEnd w:id="15"/>
       <w:r>
         <w:t xml:space="preserve">: </w:t>
@@ -8094,7 +8168,13 @@
         <w:fldChar w:fldCharType="end"/>
       </w:r>
       <w:r>
-        <w:t xml:space="preserve"> in MultiSim Live.</w:t>
+        <w:t xml:space="preserve"> in </w:t>
+      </w:r>
+      <w:r>
+        <w:t>LTspice</w:t>
+      </w:r>
+      <w:r>
+        <w:t>.</w:t>
       </w:r>
     </w:p>
     <w:p>
@@ -8102,17 +8182,15 @@
         <w:keepNext/>
         <w:spacing w:before="100" w:beforeAutospacing="1" w:after="100" w:afterAutospacing="1" w:line="240" w:lineRule="auto"/>
         <w:ind w:left="0" w:firstLine="0"/>
-      </w:pPr>
-      <w:r>
-        <w:rPr>
-          <w:noProof/>
-        </w:rPr>
+        <w:jc w:val="right"/>
+      </w:pPr>
+      <w:r>
         <w:lastRenderedPageBreak/>
         <w:drawing>
-          <wp:inline distT="0" distB="0" distL="0" distR="0" wp14:anchorId="7D1C4EAF" wp14:editId="46F165C7">
-            <wp:extent cx="3695700" cy="2376709"/>
-            <wp:effectExtent l="0" t="0" r="0" b="5080"/>
-            <wp:docPr id="1184099481" name="Picture 1"/>
+          <wp:inline distT="0" distB="0" distL="0" distR="0" wp14:anchorId="70CB4550" wp14:editId="13283B00">
+            <wp:extent cx="4670423" cy="2743200"/>
+            <wp:effectExtent l="0" t="0" r="0" b="0"/>
+            <wp:docPr id="142003587" name="Picture 1"/>
             <wp:cNvGraphicFramePr>
               <a:graphicFrameLocks xmlns:a="http://schemas.openxmlformats.org/drawingml/2006/main" noChangeAspect="1"/>
             </wp:cNvGraphicFramePr>
@@ -8120,7 +8198,7 @@
               <a:graphicData uri="http://schemas.openxmlformats.org/drawingml/2006/picture">
                 <pic:pic xmlns:pic="http://schemas.openxmlformats.org/drawingml/2006/picture">
                   <pic:nvPicPr>
-                    <pic:cNvPr id="1184099481" name=""/>
+                    <pic:cNvPr id="142003587" name=""/>
                     <pic:cNvPicPr/>
                   </pic:nvPicPr>
                   <pic:blipFill>
@@ -8132,7 +8210,7 @@
                   <pic:spPr>
                     <a:xfrm>
                       <a:off x="0" y="0"/>
-                      <a:ext cx="3701108" cy="2380187"/>
+                      <a:ext cx="4670423" cy="2743200"/>
                     </a:xfrm>
                     <a:prstGeom prst="rect">
                       <a:avLst/>
@@ -8157,14 +8235,27 @@
       <w:r>
         <w:t xml:space="preserve">Figure </w:t>
       </w:r>
-      <w:fldSimple w:instr=" SEQ Figure \* ARABIC ">
-        <w:r>
-          <w:rPr>
-            <w:noProof/>
-          </w:rPr>
-          <w:t>7</w:t>
-        </w:r>
-      </w:fldSimple>
+      <w:r>
+        <w:fldChar w:fldCharType="begin"/>
+      </w:r>
+      <w:r>
+        <w:instrText xml:space="preserve"> SEQ Figure \* ARABIC </w:instrText>
+      </w:r>
+      <w:r>
+        <w:fldChar w:fldCharType="separate"/>
+      </w:r>
+      <w:r>
+        <w:rPr>
+          <w:noProof/>
+        </w:rPr>
+        <w:t>7</w:t>
+      </w:r>
+      <w:r>
+        <w:rPr>
+          <w:noProof/>
+        </w:rPr>
+        <w:fldChar w:fldCharType="end"/>
+      </w:r>
       <w:bookmarkEnd w:id="19"/>
       <w:r>
         <w:t>: 555</w:t>
@@ -8182,10 +8273,7 @@
         <w:t xml:space="preserve"> construct in </w:t>
       </w:r>
       <w:r>
-        <w:t>MultiSim</w:t>
-      </w:r>
-      <w:r>
-        <w:t xml:space="preserve"> Live</w:t>
+        <w:t>LTspice</w:t>
       </w:r>
       <w:r>
         <w:t>.</w:t>
@@ -8203,7 +8291,13 @@
         <w:t xml:space="preserve">will find the components </w:t>
       </w:r>
       <w:r>
-        <w:t xml:space="preserve">to build the MultiSim Live simulation </w:t>
+        <w:t xml:space="preserve">to build the </w:t>
+      </w:r>
+      <w:r>
+        <w:t>LTspice</w:t>
+      </w:r>
+      <w:r>
+        <w:t xml:space="preserve"> simulation </w:t>
       </w:r>
       <w:r>
         <w:t xml:space="preserve">using the information listed in the table below.  </w:t>
@@ -8222,7 +8316,19 @@
         <w:t>M</w:t>
       </w:r>
       <w:r>
-        <w:t>ake sure to give the resistors and capacitors the correct values.</w:t>
+        <w:t>ake sure to give the resistors</w:t>
+      </w:r>
+      <w:r>
+        <w:t xml:space="preserve">, </w:t>
+      </w:r>
+      <w:r>
+        <w:t>capacitors</w:t>
+      </w:r>
+      <w:r>
+        <w:t xml:space="preserve"> and voltage supply</w:t>
+      </w:r>
+      <w:r>
+        <w:t xml:space="preserve"> the correct values.</w:t>
       </w:r>
     </w:p>
     <w:p>
@@ -8232,435 +8338,44 @@
           <w:ilvl w:val="0"/>
           <w:numId w:val="24"/>
         </w:numPr>
-        <w:spacing w:before="120" w:line="247" w:lineRule="auto"/>
-      </w:pPr>
-      <w:r>
-        <w:t>Make sure to include the probes on the TRI and OUT pins.</w:t>
-      </w:r>
-    </w:p>
-    <w:tbl>
-      <w:tblPr>
-        <w:tblStyle w:val="TableGrid"/>
-        <w:tblW w:w="0" w:type="auto"/>
-        <w:tblInd w:w="10" w:type="dxa"/>
-        <w:tblLook w:val="04A0" w:firstRow="1" w:lastRow="0" w:firstColumn="1" w:lastColumn="0" w:noHBand="0" w:noVBand="1"/>
-      </w:tblPr>
-      <w:tblGrid>
-        <w:gridCol w:w="3114"/>
-        <w:gridCol w:w="3115"/>
-        <w:gridCol w:w="3115"/>
-      </w:tblGrid>
-      <w:tr>
-        <w:tc>
-          <w:tcPr>
-            <w:tcW w:w="3114" w:type="dxa"/>
-          </w:tcPr>
-          <w:p>
-            <w:pPr>
-              <w:spacing w:before="100" w:beforeAutospacing="1" w:after="100" w:afterAutospacing="1" w:line="240" w:lineRule="auto"/>
-              <w:ind w:left="0" w:firstLine="0"/>
-              <w:rPr>
-                <w:b/>
-                <w:bCs/>
-              </w:rPr>
-            </w:pPr>
-            <w:r>
-              <w:rPr>
-                <w:b/>
-                <w:bCs/>
-              </w:rPr>
-              <w:t>Component</w:t>
-            </w:r>
-          </w:p>
-        </w:tc>
-        <w:tc>
-          <w:tcPr>
-            <w:tcW w:w="3115" w:type="dxa"/>
-          </w:tcPr>
-          <w:p>
-            <w:pPr>
-              <w:spacing w:before="100" w:beforeAutospacing="1" w:after="100" w:afterAutospacing="1" w:line="240" w:lineRule="auto"/>
-              <w:ind w:left="0" w:firstLine="0"/>
-              <w:rPr>
-                <w:b/>
-                <w:bCs/>
-              </w:rPr>
-            </w:pPr>
-            <w:r>
-              <w:rPr>
-                <w:b/>
-                <w:bCs/>
-              </w:rPr>
-              <w:t>Tool</w:t>
-            </w:r>
-            <w:r>
-              <w:rPr>
-                <w:b/>
-                <w:bCs/>
-              </w:rPr>
-              <w:t xml:space="preserve"> Category</w:t>
-            </w:r>
-          </w:p>
-        </w:tc>
-        <w:tc>
-          <w:tcPr>
-            <w:tcW w:w="3115" w:type="dxa"/>
-          </w:tcPr>
-          <w:p>
-            <w:pPr>
-              <w:spacing w:before="100" w:beforeAutospacing="1" w:after="100" w:afterAutospacing="1" w:line="240" w:lineRule="auto"/>
-              <w:ind w:left="0" w:firstLine="0"/>
-              <w:rPr>
-                <w:b/>
-                <w:bCs/>
-              </w:rPr>
-            </w:pPr>
-            <w:r>
-              <w:rPr>
-                <w:b/>
-                <w:bCs/>
-              </w:rPr>
-              <w:t>Name</w:t>
-            </w:r>
-          </w:p>
-        </w:tc>
-      </w:tr>
-      <w:tr>
-        <w:tc>
-          <w:tcPr>
-            <w:tcW w:w="3114" w:type="dxa"/>
-          </w:tcPr>
-          <w:p>
-            <w:pPr>
-              <w:spacing w:before="100" w:beforeAutospacing="1" w:after="100" w:afterAutospacing="1" w:line="240" w:lineRule="auto"/>
-              <w:ind w:left="0" w:firstLine="0"/>
-            </w:pPr>
-            <w:r>
-              <w:t>DC Voltage Supply</w:t>
-            </w:r>
-          </w:p>
-        </w:tc>
-        <w:tc>
-          <w:tcPr>
-            <w:tcW w:w="3115" w:type="dxa"/>
-          </w:tcPr>
-          <w:p>
-            <w:pPr>
-              <w:spacing w:before="100" w:beforeAutospacing="1" w:after="100" w:afterAutospacing="1" w:line="240" w:lineRule="auto"/>
-              <w:ind w:left="0" w:firstLine="0"/>
-            </w:pPr>
-            <w:r>
-              <w:t>Sources</w:t>
-            </w:r>
-          </w:p>
-        </w:tc>
-        <w:tc>
-          <w:tcPr>
-            <w:tcW w:w="3115" w:type="dxa"/>
-          </w:tcPr>
-          <w:p>
-            <w:pPr>
-              <w:spacing w:before="100" w:beforeAutospacing="1" w:after="100" w:afterAutospacing="1" w:line="240" w:lineRule="auto"/>
-              <w:ind w:left="0" w:firstLine="0"/>
-            </w:pPr>
-            <w:r>
-              <w:t>DC Voltage</w:t>
-            </w:r>
-          </w:p>
-        </w:tc>
-      </w:tr>
-      <w:tr>
-        <w:tc>
-          <w:tcPr>
-            <w:tcW w:w="3114" w:type="dxa"/>
-          </w:tcPr>
-          <w:p>
-            <w:pPr>
-              <w:spacing w:before="100" w:beforeAutospacing="1" w:after="100" w:afterAutospacing="1" w:line="240" w:lineRule="auto"/>
-              <w:ind w:left="0" w:firstLine="0"/>
-            </w:pPr>
-            <w:r>
-              <w:t>Ground</w:t>
-            </w:r>
-          </w:p>
-        </w:tc>
-        <w:tc>
-          <w:tcPr>
-            <w:tcW w:w="3115" w:type="dxa"/>
-          </w:tcPr>
-          <w:p>
-            <w:pPr>
-              <w:spacing w:before="100" w:beforeAutospacing="1" w:after="100" w:afterAutospacing="1" w:line="240" w:lineRule="auto"/>
-              <w:ind w:left="0" w:firstLine="0"/>
-            </w:pPr>
-            <w:r>
-              <w:t>Schematic connectors</w:t>
-            </w:r>
-          </w:p>
-        </w:tc>
-        <w:tc>
-          <w:tcPr>
-            <w:tcW w:w="3115" w:type="dxa"/>
-          </w:tcPr>
-          <w:p>
-            <w:pPr>
-              <w:spacing w:before="100" w:beforeAutospacing="1" w:after="100" w:afterAutospacing="1" w:line="240" w:lineRule="auto"/>
-              <w:ind w:left="0" w:firstLine="0"/>
-            </w:pPr>
-            <w:r>
-              <w:t>Ground</w:t>
-            </w:r>
-          </w:p>
-        </w:tc>
-      </w:tr>
-      <w:tr>
-        <w:tc>
-          <w:tcPr>
-            <w:tcW w:w="3114" w:type="dxa"/>
-          </w:tcPr>
-          <w:p>
-            <w:pPr>
-              <w:spacing w:before="100" w:beforeAutospacing="1" w:after="100" w:afterAutospacing="1" w:line="240" w:lineRule="auto"/>
-              <w:ind w:left="0" w:firstLine="0"/>
-            </w:pPr>
-            <w:r>
-              <w:t>VCC</w:t>
-            </w:r>
-          </w:p>
-        </w:tc>
-        <w:tc>
-          <w:tcPr>
-            <w:tcW w:w="3115" w:type="dxa"/>
-          </w:tcPr>
-          <w:p>
-            <w:pPr>
-              <w:spacing w:before="100" w:beforeAutospacing="1" w:after="100" w:afterAutospacing="1" w:line="240" w:lineRule="auto"/>
-              <w:ind w:left="0" w:firstLine="0"/>
-            </w:pPr>
-            <w:r>
-              <w:t>Schematic connectors</w:t>
-            </w:r>
-          </w:p>
-        </w:tc>
-        <w:tc>
-          <w:tcPr>
-            <w:tcW w:w="3115" w:type="dxa"/>
-          </w:tcPr>
-          <w:p>
-            <w:pPr>
-              <w:spacing w:before="100" w:beforeAutospacing="1" w:after="100" w:afterAutospacing="1" w:line="240" w:lineRule="auto"/>
-              <w:ind w:left="0" w:firstLine="0"/>
-            </w:pPr>
-            <w:r>
-              <w:t>Connector</w:t>
-            </w:r>
-          </w:p>
-        </w:tc>
-      </w:tr>
-      <w:tr>
-        <w:tc>
-          <w:tcPr>
-            <w:tcW w:w="3114" w:type="dxa"/>
-          </w:tcPr>
-          <w:p>
-            <w:pPr>
-              <w:spacing w:before="100" w:beforeAutospacing="1" w:after="100" w:afterAutospacing="1" w:line="240" w:lineRule="auto"/>
-              <w:ind w:left="0" w:firstLine="0"/>
-            </w:pPr>
-            <w:r>
-              <w:t>Resistor</w:t>
-            </w:r>
-          </w:p>
-        </w:tc>
-        <w:tc>
-          <w:tcPr>
-            <w:tcW w:w="3115" w:type="dxa"/>
-          </w:tcPr>
-          <w:p>
-            <w:pPr>
-              <w:spacing w:before="100" w:beforeAutospacing="1" w:after="100" w:afterAutospacing="1" w:line="240" w:lineRule="auto"/>
-              <w:ind w:left="0" w:firstLine="0"/>
-            </w:pPr>
-            <w:r>
-              <w:t>Passive</w:t>
-            </w:r>
-          </w:p>
-        </w:tc>
-        <w:tc>
-          <w:tcPr>
-            <w:tcW w:w="3115" w:type="dxa"/>
-          </w:tcPr>
-          <w:p>
-            <w:pPr>
-              <w:spacing w:before="100" w:beforeAutospacing="1" w:after="100" w:afterAutospacing="1" w:line="240" w:lineRule="auto"/>
-              <w:ind w:left="0" w:firstLine="0"/>
-            </w:pPr>
-            <w:r>
-              <w:t>Resistor</w:t>
-            </w:r>
-          </w:p>
-        </w:tc>
-      </w:tr>
-      <w:tr>
-        <w:tc>
-          <w:tcPr>
-            <w:tcW w:w="3114" w:type="dxa"/>
-          </w:tcPr>
-          <w:p>
-            <w:pPr>
-              <w:spacing w:before="100" w:beforeAutospacing="1" w:after="100" w:afterAutospacing="1" w:line="240" w:lineRule="auto"/>
-              <w:ind w:left="0" w:firstLine="0"/>
-            </w:pPr>
-            <w:r>
-              <w:t>Capacitor</w:t>
-            </w:r>
-          </w:p>
-        </w:tc>
-        <w:tc>
-          <w:tcPr>
-            <w:tcW w:w="3115" w:type="dxa"/>
-          </w:tcPr>
-          <w:p>
-            <w:pPr>
-              <w:spacing w:before="100" w:beforeAutospacing="1" w:after="100" w:afterAutospacing="1" w:line="240" w:lineRule="auto"/>
-              <w:ind w:left="0" w:firstLine="0"/>
-            </w:pPr>
-            <w:r>
-              <w:t>Passive</w:t>
-            </w:r>
-          </w:p>
-        </w:tc>
-        <w:tc>
-          <w:tcPr>
-            <w:tcW w:w="3115" w:type="dxa"/>
-          </w:tcPr>
-          <w:p>
-            <w:pPr>
-              <w:spacing w:before="100" w:beforeAutospacing="1" w:after="100" w:afterAutospacing="1" w:line="240" w:lineRule="auto"/>
-              <w:ind w:left="0" w:firstLine="0"/>
-            </w:pPr>
-            <w:r>
-              <w:t>Capacitor</w:t>
-            </w:r>
-          </w:p>
-        </w:tc>
-      </w:tr>
-      <w:tr>
-        <w:tc>
-          <w:tcPr>
-            <w:tcW w:w="3114" w:type="dxa"/>
-          </w:tcPr>
-          <w:p>
-            <w:pPr>
-              <w:spacing w:before="100" w:beforeAutospacing="1" w:after="100" w:afterAutospacing="1" w:line="240" w:lineRule="auto"/>
-              <w:ind w:left="0" w:firstLine="0"/>
-            </w:pPr>
-            <w:r>
-              <w:t>Diode</w:t>
-            </w:r>
-          </w:p>
-        </w:tc>
-        <w:tc>
-          <w:tcPr>
-            <w:tcW w:w="3115" w:type="dxa"/>
-          </w:tcPr>
-          <w:p>
-            <w:pPr>
-              <w:spacing w:before="100" w:beforeAutospacing="1" w:after="100" w:afterAutospacing="1" w:line="240" w:lineRule="auto"/>
-              <w:ind w:left="0" w:firstLine="0"/>
-            </w:pPr>
-            <w:r>
-              <w:t>Diodes</w:t>
-            </w:r>
-          </w:p>
-        </w:tc>
-        <w:tc>
-          <w:tcPr>
-            <w:tcW w:w="3115" w:type="dxa"/>
-          </w:tcPr>
-          <w:p>
-            <w:pPr>
-              <w:spacing w:before="100" w:beforeAutospacing="1" w:after="100" w:afterAutospacing="1" w:line="240" w:lineRule="auto"/>
-              <w:ind w:left="0" w:firstLine="0"/>
-            </w:pPr>
-            <w:r>
-              <w:t>Diode</w:t>
-            </w:r>
-          </w:p>
-        </w:tc>
-      </w:tr>
-      <w:tr>
-        <w:tc>
-          <w:tcPr>
-            <w:tcW w:w="3114" w:type="dxa"/>
-          </w:tcPr>
-          <w:p>
-            <w:pPr>
-              <w:spacing w:before="100" w:beforeAutospacing="1" w:after="100" w:afterAutospacing="1" w:line="240" w:lineRule="auto"/>
-              <w:ind w:left="0" w:firstLine="0"/>
-            </w:pPr>
-            <w:r>
-              <w:t>555 Timer</w:t>
-            </w:r>
-          </w:p>
-        </w:tc>
-        <w:tc>
-          <w:tcPr>
-            <w:tcW w:w="3115" w:type="dxa"/>
-          </w:tcPr>
-          <w:p>
-            <w:pPr>
-              <w:spacing w:before="100" w:beforeAutospacing="1" w:after="100" w:afterAutospacing="1" w:line="240" w:lineRule="auto"/>
-              <w:ind w:left="0" w:firstLine="0"/>
-            </w:pPr>
-            <w:r>
-              <w:t>Analog</w:t>
-            </w:r>
-          </w:p>
-        </w:tc>
-        <w:tc>
-          <w:tcPr>
-            <w:tcW w:w="3115" w:type="dxa"/>
-          </w:tcPr>
-          <w:p>
-            <w:pPr>
-              <w:spacing w:before="100" w:beforeAutospacing="1" w:after="100" w:afterAutospacing="1" w:line="240" w:lineRule="auto"/>
-              <w:ind w:left="0" w:firstLine="0"/>
-            </w:pPr>
-            <w:r>
-              <w:t>555 Timer</w:t>
-            </w:r>
-          </w:p>
-        </w:tc>
-      </w:tr>
-    </w:tbl>
-    <w:p>
-      <w:pPr>
-        <w:spacing w:before="120" w:line="247" w:lineRule="auto"/>
-      </w:pPr>
+        <w:spacing w:before="100" w:beforeAutospacing="1" w:after="100" w:afterAutospacing="1" w:line="240" w:lineRule="auto"/>
+      </w:pPr>
+      <w:r>
+        <w:t>You can find the NE555 by searching for it in the component pop-up</w:t>
+      </w:r>
     </w:p>
     <w:p>
       <w:pPr>
-        <w:spacing w:before="120" w:line="247" w:lineRule="auto"/>
-      </w:pPr>
-      <w:r>
-        <w:t>Save your file</w:t>
-      </w:r>
-      <w:r>
-        <w:t xml:space="preserve"> by c</w:t>
-      </w:r>
-      <w:r>
-        <w:t>lick</w:t>
-      </w:r>
-      <w:r>
-        <w:t>ing</w:t>
-      </w:r>
-      <w:r>
-        <w:t xml:space="preserve"> on the 3x3 grid of squares in the upper left corner</w:t>
-      </w:r>
-      <w:r>
-        <w:t xml:space="preserve"> and select “Save”.  </w:t>
-      </w:r>
+        <w:pStyle w:val="ListParagraph"/>
+        <w:numPr>
+          <w:ilvl w:val="0"/>
+          <w:numId w:val="24"/>
+        </w:numPr>
+        <w:spacing w:before="100" w:beforeAutospacing="1" w:after="100" w:afterAutospacing="1" w:line="240" w:lineRule="auto"/>
+      </w:pPr>
+      <w:r>
+        <w:t>Use the components at the top of the LTspice window</w:t>
+      </w:r>
+    </w:p>
+    <w:p>
+      <w:pPr>
+        <w:pStyle w:val="ListParagraph"/>
+        <w:numPr>
+          <w:ilvl w:val="0"/>
+          <w:numId w:val="24"/>
+        </w:numPr>
+        <w:spacing w:before="100" w:beforeAutospacing="1" w:after="100" w:afterAutospacing="1" w:line="240" w:lineRule="auto"/>
+      </w:pPr>
+      <w:r>
+        <w:t>Make sure to use the Label Net tool  to label the TRIG, OUT, RST, THRS and Vcc outputs</w:t>
+      </w:r>
+    </w:p>
+    <w:p>
+      <w:pPr>
+        <w:pStyle w:val="ListParagraph"/>
+        <w:spacing w:before="100" w:beforeAutospacing="1" w:after="100" w:afterAutospacing="1" w:line="240" w:lineRule="auto"/>
+        <w:ind w:firstLine="0"/>
+      </w:pPr>
     </w:p>
     <w:p>
       <w:pPr>
@@ -8670,28 +8385,175 @@
           <w:numId w:val="18"/>
         </w:numPr>
       </w:pPr>
-      <w:bookmarkStart w:id="20" w:name="simulation_Q1"/>
-      <w:r>
-        <w:t xml:space="preserve">Export </w:t>
+      <w:bookmarkStart w:id="20" w:name="simulation_Q2"/>
+      <w:r>
+        <w:t xml:space="preserve">Simulate </w:t>
       </w:r>
       <w:bookmarkEnd w:id="20"/>
       <w:r>
-        <w:t xml:space="preserve">an image of your schematic </w:t>
-      </w:r>
-      <w:r>
-        <w:t>us</w:t>
-      </w:r>
-      <w:r>
-        <w:t>ing</w:t>
-      </w:r>
-      <w:r>
-        <w:t xml:space="preserve"> the export option in the main menu to output a </w:t>
-      </w:r>
-      <w:r>
-        <w:t xml:space="preserve">PNG </w:t>
-      </w:r>
-      <w:r>
-        <w:t xml:space="preserve">file of the schematic.  </w:t>
+        <w:t xml:space="preserve">your </w:t>
+      </w:r>
+      <w:r>
+        <w:t>circuit</w:t>
+      </w:r>
+      <w:r>
+        <w:t xml:space="preserve"> for </w:t>
+      </w:r>
+      <w:r>
+        <w:t>5</w:t>
+      </w:r>
+      <w:r>
+        <w:t xml:space="preserve"> </w:t>
+      </w:r>
+      <w:r>
+        <w:t>ms</w:t>
+      </w:r>
+      <w:r>
+        <w:t xml:space="preserve"> and while probing OUT and TRIG</w:t>
+      </w:r>
+    </w:p>
+    <w:p>
+      <w:pPr>
+        <w:pStyle w:val="ListParagraph"/>
+        <w:numPr>
+          <w:ilvl w:val="1"/>
+          <w:numId w:val="18"/>
+        </w:numPr>
+      </w:pPr>
+      <w:r>
+        <w:t>Click the green play icon at the top of the window</w:t>
+      </w:r>
+    </w:p>
+    <w:p>
+      <w:pPr>
+        <w:pStyle w:val="ListParagraph"/>
+        <w:numPr>
+          <w:ilvl w:val="1"/>
+          <w:numId w:val="18"/>
+        </w:numPr>
+      </w:pPr>
+      <w:r>
+        <w:t>In the Configure Analysis pop-up</w:t>
+      </w:r>
+    </w:p>
+    <w:p>
+      <w:pPr>
+        <w:pStyle w:val="ListParagraph"/>
+        <w:numPr>
+          <w:ilvl w:val="2"/>
+          <w:numId w:val="18"/>
+        </w:numPr>
+      </w:pPr>
+      <w:r>
+        <w:t>Select the Transient tab</w:t>
+      </w:r>
+    </w:p>
+    <w:p>
+      <w:pPr>
+        <w:pStyle w:val="ListParagraph"/>
+        <w:numPr>
+          <w:ilvl w:val="2"/>
+          <w:numId w:val="18"/>
+        </w:numPr>
+      </w:pPr>
+      <w:r>
+        <w:t>Enter “5m” in the Stop time text box</w:t>
+      </w:r>
+    </w:p>
+    <w:p>
+      <w:pPr>
+        <w:pStyle w:val="ListParagraph"/>
+        <w:numPr>
+          <w:ilvl w:val="2"/>
+          <w:numId w:val="18"/>
+        </w:numPr>
+      </w:pPr>
+      <w:r>
+        <w:t>Click OK</w:t>
+      </w:r>
+    </w:p>
+    <w:p>
+      <w:pPr>
+        <w:pStyle w:val="ListParagraph"/>
+        <w:ind w:left="2160" w:firstLine="0"/>
+      </w:pPr>
+      <w:r>
+        <w:t>You should see an empty waveform appear on the screen</w:t>
+      </w:r>
+    </w:p>
+    <w:p>
+      <w:pPr>
+        <w:pStyle w:val="ListParagraph"/>
+        <w:numPr>
+          <w:ilvl w:val="1"/>
+          <w:numId w:val="18"/>
+        </w:numPr>
+      </w:pPr>
+      <w:r>
+        <w:t>Add probes</w:t>
+      </w:r>
+      <w:r>
+        <w:t xml:space="preserve"> to your schematic</w:t>
+      </w:r>
+    </w:p>
+    <w:p>
+      <w:pPr>
+        <w:pStyle w:val="ListParagraph"/>
+        <w:numPr>
+          <w:ilvl w:val="2"/>
+          <w:numId w:val="18"/>
+        </w:numPr>
+      </w:pPr>
+      <w:r>
+        <w:t>Select the schematic window</w:t>
+      </w:r>
+    </w:p>
+    <w:p>
+      <w:pPr>
+        <w:pStyle w:val="ListParagraph"/>
+        <w:numPr>
+          <w:ilvl w:val="2"/>
+          <w:numId w:val="18"/>
+        </w:numPr>
+      </w:pPr>
+      <w:r>
+        <w:t>Move the cursor to the OUT pin – it will transform into a red probe icon</w:t>
+      </w:r>
+    </w:p>
+    <w:p>
+      <w:pPr>
+        <w:pStyle w:val="ListParagraph"/>
+        <w:numPr>
+          <w:ilvl w:val="2"/>
+          <w:numId w:val="18"/>
+        </w:numPr>
+      </w:pPr>
+      <w:r>
+        <w:t xml:space="preserve">While the cursor looks like a probe icon </w:t>
+      </w:r>
+      <w:r>
+        <w:t>left mouse click</w:t>
+      </w:r>
+    </w:p>
+    <w:p>
+      <w:pPr>
+        <w:pStyle w:val="ListParagraph"/>
+        <w:ind w:left="2160" w:firstLine="0"/>
+      </w:pPr>
+      <w:r>
+        <w:t>You should see the OUT wave appear in the waveform window</w:t>
+      </w:r>
+    </w:p>
+    <w:p>
+      <w:pPr>
+        <w:pStyle w:val="ListParagraph"/>
+        <w:numPr>
+          <w:ilvl w:val="2"/>
+          <w:numId w:val="18"/>
+        </w:numPr>
+      </w:pPr>
+      <w:r>
+        <w:t>Add a probe to the TRIG net</w:t>
       </w:r>
     </w:p>
     <w:p>
@@ -8702,64 +8564,62 @@
           <w:numId w:val="18"/>
         </w:numPr>
       </w:pPr>
-      <w:bookmarkStart w:id="21" w:name="simulation_Q2"/>
-      <w:r>
-        <w:t xml:space="preserve">Simulate </w:t>
-      </w:r>
-      <w:bookmarkEnd w:id="21"/>
-      <w:r>
-        <w:t xml:space="preserve">your </w:t>
-      </w:r>
-      <w:r>
-        <w:t>circuit</w:t>
-      </w:r>
-      <w:r>
-        <w:t xml:space="preserve"> for </w:t>
-      </w:r>
-      <w:r>
-        <w:t>5</w:t>
-      </w:r>
-      <w:r>
-        <w:t xml:space="preserve"> </w:t>
-      </w:r>
-      <w:r>
-        <w:t xml:space="preserve">ms.  Export an image of your timing diagram using the export option in the main menu to output a </w:t>
-      </w:r>
-      <w:r>
-        <w:t xml:space="preserve">PNG </w:t>
-      </w:r>
-      <w:r>
-        <w:t xml:space="preserve">file of the schematic.  </w:t>
-      </w:r>
-      <w:r>
-        <w:t>N</w:t>
-      </w:r>
-      <w:r>
-        <w:t>ot</w:t>
-      </w:r>
-      <w:r>
-        <w:t>e</w:t>
-      </w:r>
-      <w:r>
-        <w:t>,</w:t>
-      </w:r>
-      <w:r>
-        <w:t xml:space="preserve"> </w:t>
-      </w:r>
-      <w:r>
-        <w:t xml:space="preserve">the duration of the time </w:t>
-      </w:r>
-      <w:r>
-        <w:t xml:space="preserve">high and </w:t>
-      </w:r>
-      <w:r>
-        <w:t xml:space="preserve">low </w:t>
-      </w:r>
-      <w:r>
-        <w:t xml:space="preserve">of the output signal </w:t>
-      </w:r>
-      <w:r>
-        <w:t xml:space="preserve">will be different from your analysis.  </w:t>
+      <w:r>
+        <w:t>Capture the schematic and waveforms for your report</w:t>
+      </w:r>
+    </w:p>
+    <w:p>
+      <w:pPr>
+        <w:pStyle w:val="ListParagraph"/>
+        <w:numPr>
+          <w:ilvl w:val="1"/>
+          <w:numId w:val="18"/>
+        </w:numPr>
+      </w:pPr>
+      <w:r>
+        <w:t>Select the schematic</w:t>
+      </w:r>
+    </w:p>
+    <w:p>
+      <w:pPr>
+        <w:pStyle w:val="ListParagraph"/>
+        <w:numPr>
+          <w:ilvl w:val="1"/>
+          <w:numId w:val="18"/>
+        </w:numPr>
+      </w:pPr>
+      <w:r>
+        <w:t>Click on the Zoom to Fit icon at the top of the window</w:t>
+      </w:r>
+    </w:p>
+    <w:p>
+      <w:pPr>
+        <w:pStyle w:val="ListParagraph"/>
+        <w:numPr>
+          <w:ilvl w:val="1"/>
+          <w:numId w:val="18"/>
+        </w:numPr>
+      </w:pPr>
+      <w:r>
+        <w:t>Tools -&gt; Copy bitmap to Clipboard</w:t>
+      </w:r>
+    </w:p>
+    <w:p>
+      <w:pPr>
+        <w:pStyle w:val="ListParagraph"/>
+        <w:numPr>
+          <w:ilvl w:val="1"/>
+          <w:numId w:val="18"/>
+        </w:numPr>
+      </w:pPr>
+      <w:r>
+        <w:t>Do the same for the</w:t>
+      </w:r>
+      <w:r>
+        <w:t xml:space="preserve"> TRIG</w:t>
+      </w:r>
+      <w:r>
+        <w:t xml:space="preserve"> waveform</w:t>
       </w:r>
     </w:p>
     <w:p>
@@ -8774,11 +8634,11 @@
           <w:vanish/>
         </w:rPr>
       </w:pPr>
-      <w:bookmarkStart w:id="22" w:name="simulation_Q3"/>
+      <w:bookmarkStart w:id="21" w:name="simulation_Q3"/>
       <w:r>
         <w:t xml:space="preserve">Use </w:t>
       </w:r>
-      <w:bookmarkEnd w:id="22"/>
+      <w:bookmarkEnd w:id="21"/>
       <w:r>
         <w:t xml:space="preserve">the timing diagram to measure the </w:t>
       </w:r>
@@ -8793,143 +8653,178 @@
       </w:r>
       <w:r>
         <w:t xml:space="preserve"> and duty cycle of the waveform on the OUT pin.</w:t>
-      </w:r>
-      <w:r>
-        <w:t xml:space="preserve">  You may find the Cursor function in the Item tab to come in handy.</w:t>
-      </w:r>
-      <w:r>
-        <w:t xml:space="preserve">  You should find these values very close to those in the analysis.</w:t>
-      </w:r>
-      <w:r>
-        <w:rPr>
-          <w:vanish/>
-        </w:rPr>
-        <w:t>Time high =</w:t>
-      </w:r>
-      <w:r>
-        <w:rPr>
-          <w:vanish/>
-        </w:rPr>
-        <w:t xml:space="preserve">39 </w:t>
-      </w:r>
-      <m:oMath>
-        <m:r>
-          <w:rPr>
-            <w:rFonts w:ascii="Cambria Math" w:hAnsi="Cambria Math"/>
-            <w:vanish/>
-          </w:rPr>
-          <m:t>µ</m:t>
-        </m:r>
-      </m:oMath>
-      <w:r>
-        <w:rPr>
-          <w:vanish/>
-        </w:rPr>
-        <w:t>sTime low = 27</w:t>
-      </w:r>
-      <w:r>
-        <w:rPr>
-          <w:vanish/>
-        </w:rPr>
-        <w:t>5</w:t>
-      </w:r>
-      <m:oMath>
-        <m:r>
-          <w:rPr>
-            <w:rFonts w:ascii="Cambria Math" w:hAnsi="Cambria Math"/>
-            <w:vanish/>
-          </w:rPr>
-          <m:t xml:space="preserve"> µ</m:t>
-        </m:r>
-      </m:oMath>
-      <w:r>
-        <w:rPr>
-          <w:vanish/>
-        </w:rPr>
-        <w:t>sPeriod = 3</w:t>
-      </w:r>
-      <w:r>
-        <w:rPr>
-          <w:vanish/>
-        </w:rPr>
-        <w:t>14</w:t>
-      </w:r>
-      <m:oMath>
-        <m:r>
-          <w:rPr>
-            <w:rFonts w:ascii="Cambria Math" w:hAnsi="Cambria Math"/>
-            <w:vanish/>
-          </w:rPr>
-          <m:t xml:space="preserve"> µ</m:t>
-        </m:r>
-      </m:oMath>
-      <w:r>
-        <w:rPr>
-          <w:vanish/>
-        </w:rPr>
-        <w:t>s</w:t>
       </w:r>
     </w:p>
     <w:p>
       <w:pPr>
+        <w:spacing w:before="100" w:beforeAutospacing="1" w:after="100" w:afterAutospacing="1" w:line="240" w:lineRule="auto"/>
+        <w:ind w:left="0" w:firstLine="0"/>
+      </w:pPr>
+    </w:p>
+    <w:p>
+      <w:pPr>
+        <w:pStyle w:val="ListParagraph"/>
+        <w:numPr>
+          <w:ilvl w:val="1"/>
+          <w:numId w:val="18"/>
+        </w:numPr>
+        <w:spacing w:before="100" w:beforeAutospacing="1" w:after="100" w:afterAutospacing="1" w:line="240" w:lineRule="auto"/>
+      </w:pPr>
+      <w:r>
+        <w:t>Select the waveform window</w:t>
+      </w:r>
+    </w:p>
+    <w:p>
+      <w:pPr>
+        <w:pStyle w:val="ListParagraph"/>
+        <w:numPr>
+          <w:ilvl w:val="1"/>
+          <w:numId w:val="18"/>
+        </w:numPr>
+        <w:spacing w:before="100" w:beforeAutospacing="1" w:after="100" w:afterAutospacing="1" w:line="240" w:lineRule="auto"/>
+      </w:pPr>
+      <w:r>
+        <w:lastRenderedPageBreak/>
+        <w:t xml:space="preserve">Left click on </w:t>
+      </w:r>
+      <w:r>
+        <w:t>“V(out)” at the top of the waveform window</w:t>
+      </w:r>
+    </w:p>
+    <w:p>
+      <w:pPr>
         <w:pStyle w:val="ListParagraph"/>
         <w:spacing w:before="100" w:beforeAutospacing="1" w:after="100" w:afterAutospacing="1" w:line="240" w:lineRule="auto"/>
-        <w:ind w:firstLine="0"/>
-        <w:rPr>
-          <w:vanish/>
-        </w:rPr>
-      </w:pPr>
-      <w:r>
-        <w:rPr>
-          <w:vanish/>
-        </w:rPr>
-        <w:t>Frequency = 3.</w:t>
-      </w:r>
-      <w:r>
-        <w:rPr>
-          <w:vanish/>
-        </w:rPr>
-        <w:t>18</w:t>
-      </w:r>
-      <w:r>
-        <w:rPr>
-          <w:vanish/>
-        </w:rPr>
-        <w:t xml:space="preserve"> </w:t>
-      </w:r>
-      <w:r>
-        <w:rPr>
-          <w:vanish/>
-        </w:rPr>
-        <w:t>kHz</w:t>
+        <w:ind w:left="1440" w:firstLine="0"/>
+      </w:pPr>
+      <w:r>
+        <w:t>You should see white cursors appear in the waveform window along with a pop-up containing numerical data.</w:t>
       </w:r>
     </w:p>
     <w:p>
       <w:pPr>
         <w:pStyle w:val="ListParagraph"/>
+        <w:numPr>
+          <w:ilvl w:val="1"/>
+          <w:numId w:val="18"/>
+        </w:numPr>
         <w:spacing w:before="100" w:beforeAutospacing="1" w:after="100" w:afterAutospacing="1" w:line="240" w:lineRule="auto"/>
-        <w:ind w:firstLine="0"/>
-      </w:pPr>
-      <w:r>
-        <w:rPr>
-          <w:vanish/>
-        </w:rPr>
-        <w:t>Duty cycle = 1</w:t>
-      </w:r>
-      <w:r>
-        <w:rPr>
-          <w:vanish/>
-        </w:rPr>
-        <w:t>2.4</w:t>
-      </w:r>
-      <w:r>
-        <w:rPr>
-          <w:vanish/>
-        </w:rPr>
-        <w:t>%</w:t>
+      </w:pPr>
+      <w:r>
+        <w:t>Move the vertical cursor to the positive edge of the OUT wave</w:t>
+      </w:r>
+    </w:p>
+    <w:p>
+      <w:pPr>
+        <w:pStyle w:val="ListParagraph"/>
+        <w:numPr>
+          <w:ilvl w:val="1"/>
+          <w:numId w:val="18"/>
+        </w:numPr>
+        <w:spacing w:before="100" w:beforeAutospacing="1" w:after="100" w:afterAutospacing="1" w:line="240" w:lineRule="auto"/>
+      </w:pPr>
+      <w:r>
+        <w:t>Right mouse click in the waveform window and select Place Cursor on Active Trace.</w:t>
+      </w:r>
+    </w:p>
+    <w:p>
+      <w:pPr>
+        <w:pStyle w:val="ListParagraph"/>
+        <w:spacing w:before="100" w:beforeAutospacing="1" w:after="100" w:afterAutospacing="1" w:line="240" w:lineRule="auto"/>
+        <w:ind w:left="1440" w:firstLine="0"/>
+      </w:pPr>
+      <w:r>
+        <w:t>A second white cursor should appear along with additional data in the pop-up</w:t>
+      </w:r>
+    </w:p>
+    <w:p>
+      <w:pPr>
+        <w:pStyle w:val="ListParagraph"/>
+        <w:numPr>
+          <w:ilvl w:val="1"/>
+          <w:numId w:val="18"/>
+        </w:numPr>
+        <w:spacing w:before="100" w:beforeAutospacing="1" w:after="100" w:afterAutospacing="1" w:line="240" w:lineRule="auto"/>
+      </w:pPr>
+      <w:r>
+        <w:t>Position the second cursor on the negative edge just after the cursor you just placed</w:t>
+      </w:r>
+    </w:p>
+    <w:p>
+      <w:pPr>
+        <w:pStyle w:val="ListParagraph"/>
+        <w:numPr>
+          <w:ilvl w:val="1"/>
+          <w:numId w:val="18"/>
+        </w:numPr>
+        <w:spacing w:before="100" w:beforeAutospacing="1" w:after="100" w:afterAutospacing="1" w:line="240" w:lineRule="auto"/>
+      </w:pPr>
+      <w:r>
+        <w:t xml:space="preserve">Record the values into the time high of the waveform into </w:t>
+      </w:r>
+      <w:r>
+        <w:fldChar w:fldCharType="begin"/>
+      </w:r>
+      <w:r>
+        <w:instrText xml:space="preserve"> REF _Ref183891900 \h </w:instrText>
+      </w:r>
+      <w:r>
+        <w:fldChar w:fldCharType="separate"/>
+      </w:r>
+      <w:r>
+        <w:t xml:space="preserve">Table </w:t>
+      </w:r>
+      <w:r>
+        <w:rPr>
+          <w:noProof/>
+        </w:rPr>
+        <w:t>4</w:t>
+      </w:r>
+      <w:r>
+        <w:fldChar w:fldCharType="end"/>
+      </w:r>
+      <w:r>
+        <w:t>.</w:t>
+      </w:r>
+    </w:p>
+    <w:p>
+      <w:pPr>
+        <w:pStyle w:val="ListParagraph"/>
+        <w:numPr>
+          <w:ilvl w:val="1"/>
+          <w:numId w:val="18"/>
+        </w:numPr>
+        <w:spacing w:before="100" w:beforeAutospacing="1" w:after="100" w:afterAutospacing="1" w:line="240" w:lineRule="auto"/>
+      </w:pPr>
+      <w:r>
+        <w:t>Manipulate the cursor to get the other values in</w:t>
       </w:r>
       <w:r>
         <w:t xml:space="preserve"> </w:t>
+      </w:r>
+      <w:r>
+        <w:fldChar w:fldCharType="begin"/>
+      </w:r>
+      <w:r>
+        <w:instrText xml:space="preserve"> REF _Ref183891900 \h </w:instrText>
+      </w:r>
+      <w:r>
+        <w:fldChar w:fldCharType="separate"/>
+      </w:r>
+      <w:r>
+        <w:t xml:space="preserve">Table </w:t>
+      </w:r>
+      <w:r>
+        <w:rPr>
+          <w:noProof/>
+        </w:rPr>
+        <w:t>4</w:t>
+      </w:r>
+      <w:r>
+        <w:fldChar w:fldCharType="end"/>
+      </w:r>
+      <w:r>
+        <w:t>.</w:t>
       </w:r>
     </w:p>
     <w:p>
@@ -8945,7 +8840,7 @@
           <w:bCs/>
         </w:rPr>
       </w:pPr>
-      <w:bookmarkStart w:id="23" w:name="simulation_Q4"/>
+      <w:bookmarkStart w:id="22" w:name="simulation_Q4"/>
       <w:r>
         <w:t>U</w:t>
       </w:r>
@@ -8955,7 +8850,7 @@
       <w:r>
         <w:t xml:space="preserve"> </w:t>
       </w:r>
-      <w:bookmarkEnd w:id="23"/>
+      <w:bookmarkEnd w:id="22"/>
       <w:r>
         <w:t xml:space="preserve">the timing diagram to measure the </w:t>
       </w:r>
@@ -8963,33 +8858,104 @@
         <w:t>high and low voltages of the TRI</w:t>
       </w:r>
       <w:r>
+        <w:t>G</w:t>
+      </w:r>
+      <w:r>
         <w:t xml:space="preserve"> pin.</w:t>
       </w:r>
       <w:r>
         <w:t xml:space="preserve"> </w:t>
-      </w:r>
-      <w:r>
-        <w:t>You may find the Cursor function in the Item tab to come in handy.</w:t>
       </w:r>
     </w:p>
     <w:p>
       <w:pPr>
         <w:pStyle w:val="ListParagraph"/>
+        <w:numPr>
+          <w:ilvl w:val="1"/>
+          <w:numId w:val="18"/>
+        </w:numPr>
         <w:spacing w:before="100" w:beforeAutospacing="1" w:after="100" w:afterAutospacing="1" w:line="240" w:lineRule="auto"/>
-        <w:ind w:left="1430" w:firstLine="0"/>
+        <w:rPr>
+          <w:b/>
+          <w:bCs/>
+        </w:rPr>
+      </w:pPr>
+      <w:r>
+        <w:t>Remove the V(out) cursors by right clicking in the waveform window and selecting Clear All Cursors</w:t>
+      </w:r>
+    </w:p>
+    <w:p>
+      <w:pPr>
+        <w:pStyle w:val="ListParagraph"/>
+        <w:numPr>
+          <w:ilvl w:val="1"/>
+          <w:numId w:val="18"/>
+        </w:numPr>
+        <w:spacing w:before="100" w:beforeAutospacing="1" w:after="100" w:afterAutospacing="1" w:line="240" w:lineRule="auto"/>
+        <w:rPr>
+          <w:b/>
+          <w:bCs/>
+        </w:rPr>
+      </w:pPr>
+      <w:r>
+        <w:t>Click on V(trig) at the top of the waveform window.</w:t>
+      </w:r>
+    </w:p>
+    <w:p>
+      <w:pPr>
+        <w:pStyle w:val="ListParagraph"/>
+        <w:numPr>
+          <w:ilvl w:val="1"/>
+          <w:numId w:val="18"/>
+        </w:numPr>
+        <w:spacing w:before="100" w:beforeAutospacing="1" w:after="100" w:afterAutospacing="1" w:line="240" w:lineRule="auto"/>
+        <w:rPr>
+          <w:b/>
+          <w:bCs/>
+        </w:rPr>
+      </w:pPr>
+      <w:r>
+        <w:t xml:space="preserve">Repeat cursor steps used to measure OUT waveform and record your values in </w:t>
+      </w:r>
+      <w:r>
+        <w:fldChar w:fldCharType="begin"/>
+      </w:r>
+      <w:r>
+        <w:instrText xml:space="preserve"> REF _Ref183891900 \h </w:instrText>
+      </w:r>
+      <w:r>
+        <w:fldChar w:fldCharType="separate"/>
+      </w:r>
+      <w:r>
+        <w:t xml:space="preserve">Table </w:t>
+      </w:r>
+      <w:r>
+        <w:rPr>
+          <w:noProof/>
+        </w:rPr>
+        <w:t>4</w:t>
+      </w:r>
+      <w:r>
+        <w:fldChar w:fldCharType="end"/>
+      </w:r>
+      <w:r>
+        <w:t>.</w:t>
+      </w:r>
+      <w:r>
         <w:rPr>
           <w:b/>
           <w:bCs/>
           <w:vanish/>
         </w:rPr>
-      </w:pPr>
+        <w:t>High = 6.</w:t>
+      </w:r>
       <w:r>
         <w:rPr>
           <w:b/>
           <w:bCs/>
           <w:vanish/>
         </w:rPr>
-        <w:t>High = 6.</w:t>
+        <w:t>0</w:t>
       </w:r>
       <w:r>
         <w:rPr>
@@ -8997,7 +8963,7 @@
           <w:bCs/>
           <w:vanish/>
         </w:rPr>
-        <w:t>0</w:t>
+        <w:t>V</w:t>
       </w:r>
       <w:r>
         <w:rPr>
@@ -9005,7 +8971,7 @@
           <w:bCs/>
           <w:vanish/>
         </w:rPr>
-        <w:t>V</w:t>
+        <w:tab/>
       </w:r>
       <w:r>
         <w:rPr>
@@ -9021,14 +8987,6 @@
           <w:bCs/>
           <w:vanish/>
         </w:rPr>
-        <w:tab/>
-      </w:r>
-      <w:r>
-        <w:rPr>
-          <w:b/>
-          <w:bCs/>
-          <w:vanish/>
-        </w:rPr>
         <w:t>Low = 3.0V</w:t>
       </w:r>
     </w:p>
@@ -9048,7 +9006,6 @@
         <w:pStyle w:val="Heading1"/>
       </w:pPr>
       <w:r>
-        <w:lastRenderedPageBreak/>
         <w:t>Empirical</w:t>
       </w:r>
       <w:r>
@@ -9059,7 +9016,7 @@
       </w:r>
     </w:p>
     <w:p>
-      <w:bookmarkStart w:id="24" w:name="_Hlk93766600"/>
+      <w:bookmarkStart w:id="23" w:name="_Hlk93766600"/>
       <w:r>
         <w:t>This week, you</w:t>
       </w:r>
@@ -9156,8 +9113,9 @@
         <w:rPr>
           <w:noProof/>
         </w:rPr>
+        <w:lastRenderedPageBreak/>
         <w:drawing>
-          <wp:inline distT="0" distB="0" distL="0" distR="0" wp14:anchorId="1E6A453F" wp14:editId="5B2A9CE4">
+          <wp:inline distT="0" distB="0" distL="0" distR="0" wp14:anchorId="1E6A453F" wp14:editId="48368F7D">
             <wp:extent cx="5400000" cy="4178894"/>
             <wp:effectExtent l="0" t="0" r="0" b="0"/>
             <wp:docPr id="50502654" name="Picture 1"/>
@@ -9210,24 +9168,37 @@
       <w:pPr>
         <w:pStyle w:val="Caption"/>
       </w:pPr>
-      <w:bookmarkStart w:id="25" w:name="_Ref81486189"/>
+      <w:bookmarkStart w:id="24" w:name="_Ref81486189"/>
       <w:r>
         <w:t xml:space="preserve">Figure </w:t>
       </w:r>
-      <w:fldSimple w:instr=" SEQ Figure \* ARABIC ">
-        <w:r>
-          <w:rPr>
-            <w:noProof/>
-          </w:rPr>
-          <w:t>8</w:t>
-        </w:r>
-      </w:fldSimple>
-      <w:bookmarkEnd w:id="25"/>
+      <w:r>
+        <w:fldChar w:fldCharType="begin"/>
+      </w:r>
+      <w:r>
+        <w:instrText xml:space="preserve"> SEQ Figure \* ARABIC </w:instrText>
+      </w:r>
+      <w:r>
+        <w:fldChar w:fldCharType="separate"/>
+      </w:r>
+      <w:r>
+        <w:rPr>
+          <w:noProof/>
+        </w:rPr>
+        <w:t>8</w:t>
+      </w:r>
+      <w:r>
+        <w:rPr>
+          <w:noProof/>
+        </w:rPr>
+        <w:fldChar w:fldCharType="end"/>
+      </w:r>
+      <w:bookmarkEnd w:id="24"/>
       <w:r>
         <w:t xml:space="preserve">: The schematic for the BJT curve tracer. </w:t>
       </w:r>
     </w:p>
-    <w:bookmarkEnd w:id="24"/>
+    <w:bookmarkEnd w:id="23"/>
     <w:p>
       <w:pPr>
         <w:pStyle w:val="Heading2"/>
@@ -9335,7 +9306,6 @@
         <w:pStyle w:val="Heading2"/>
       </w:pPr>
       <w:r>
-        <w:lastRenderedPageBreak/>
         <w:t xml:space="preserve">555 TIMER </w:t>
       </w:r>
       <w:r>
@@ -9563,7 +9533,11 @@
         <w:t xml:space="preserve">If you would like to </w:t>
       </w:r>
       <w:r>
-        <w:t>more information about the polarized parts you will install in your board, please check the Assembly Guide.</w:t>
+        <w:t xml:space="preserve">more </w:t>
+      </w:r>
+      <w:r>
+        <w:lastRenderedPageBreak/>
+        <w:t>information about the polarized parts you will install in your board, please check the Assembly Guide.</w:t>
       </w:r>
     </w:p>
     <w:p>
@@ -9653,7 +9627,7 @@
       <w:r>
         <w:t xml:space="preserve">list of test point connections that you should solder this week.  </w:t>
       </w:r>
-      <w:bookmarkStart w:id="26" w:name="_Hlk93767319"/>
+      <w:bookmarkStart w:id="25" w:name="_Hlk93767319"/>
     </w:p>
     <w:p>
       <w:pPr>
@@ -9763,19 +9737,32 @@
       <w:pPr>
         <w:pStyle w:val="Caption"/>
       </w:pPr>
-      <w:bookmarkStart w:id="27" w:name="_Ref81424711"/>
+      <w:bookmarkStart w:id="26" w:name="_Ref81424711"/>
       <w:r>
         <w:t xml:space="preserve">Figure </w:t>
       </w:r>
-      <w:fldSimple w:instr=" SEQ Figure \* ARABIC ">
-        <w:r>
-          <w:rPr>
-            <w:noProof/>
-          </w:rPr>
-          <w:t>9</w:t>
-        </w:r>
-      </w:fldSimple>
-      <w:bookmarkEnd w:id="27"/>
+      <w:r>
+        <w:fldChar w:fldCharType="begin"/>
+      </w:r>
+      <w:r>
+        <w:instrText xml:space="preserve"> SEQ Figure \* ARABIC </w:instrText>
+      </w:r>
+      <w:r>
+        <w:fldChar w:fldCharType="separate"/>
+      </w:r>
+      <w:r>
+        <w:rPr>
+          <w:noProof/>
+        </w:rPr>
+        <w:t>9</w:t>
+      </w:r>
+      <w:r>
+        <w:rPr>
+          <w:noProof/>
+        </w:rPr>
+        <w:fldChar w:fldCharType="end"/>
+      </w:r>
+      <w:bookmarkEnd w:id="26"/>
       <w:r>
         <w:t>: The colored bands on resistors indicate their resistance value.</w:t>
       </w:r>
@@ -9860,20 +9847,33 @@
         <w:keepNext/>
         <w:ind w:left="0" w:firstLine="0"/>
       </w:pPr>
-      <w:bookmarkStart w:id="28" w:name="_Ref81764656"/>
+      <w:bookmarkStart w:id="27" w:name="_Ref81764656"/>
       <w:r>
         <w:lastRenderedPageBreak/>
         <w:t xml:space="preserve">Table </w:t>
       </w:r>
-      <w:fldSimple w:instr=" SEQ Table \* ARABIC ">
-        <w:r>
-          <w:rPr>
-            <w:noProof/>
-          </w:rPr>
-          <w:t>2</w:t>
-        </w:r>
-      </w:fldSimple>
-      <w:bookmarkEnd w:id="28"/>
+      <w:r>
+        <w:fldChar w:fldCharType="begin"/>
+      </w:r>
+      <w:r>
+        <w:instrText xml:space="preserve"> SEQ Table \* ARABIC </w:instrText>
+      </w:r>
+      <w:r>
+        <w:fldChar w:fldCharType="separate"/>
+      </w:r>
+      <w:r>
+        <w:rPr>
+          <w:noProof/>
+        </w:rPr>
+        <w:t>2</w:t>
+      </w:r>
+      <w:r>
+        <w:rPr>
+          <w:noProof/>
+        </w:rPr>
+        <w:fldChar w:fldCharType="end"/>
+      </w:r>
+      <w:bookmarkEnd w:id="27"/>
       <w:r>
         <w:t>: Complete the missing entries in the table of resistance color codes.</w:t>
       </w:r>
@@ -11425,19 +11425,32 @@
         <w:pStyle w:val="Caption"/>
         <w:keepNext/>
       </w:pPr>
-      <w:bookmarkStart w:id="29" w:name="_Ref93319897"/>
+      <w:bookmarkStart w:id="28" w:name="_Ref93319897"/>
       <w:r>
         <w:t xml:space="preserve">Table </w:t>
       </w:r>
-      <w:fldSimple w:instr=" SEQ Table \* ARABIC ">
-        <w:r>
-          <w:rPr>
-            <w:noProof/>
-          </w:rPr>
-          <w:t>3</w:t>
-        </w:r>
-      </w:fldSimple>
-      <w:bookmarkEnd w:id="29"/>
+      <w:r>
+        <w:fldChar w:fldCharType="begin"/>
+      </w:r>
+      <w:r>
+        <w:instrText xml:space="preserve"> SEQ Table \* ARABIC </w:instrText>
+      </w:r>
+      <w:r>
+        <w:fldChar w:fldCharType="separate"/>
+      </w:r>
+      <w:r>
+        <w:rPr>
+          <w:noProof/>
+        </w:rPr>
+        <w:t>3</w:t>
+      </w:r>
+      <w:r>
+        <w:rPr>
+          <w:noProof/>
+        </w:rPr>
+        <w:fldChar w:fldCharType="end"/>
+      </w:r>
+      <w:bookmarkEnd w:id="28"/>
       <w:r>
         <w:t>: Match the schematic symbol with the corresponding part.</w:t>
       </w:r>
@@ -12492,10 +12505,10 @@
                   <v:path o:extrusionok="f" gradientshapeok="t" o:connecttype="rect"/>
                   <o:lock v:ext="edit" aspectratio="t"/>
                 </v:shapetype>
-                <v:shape id="_x0000_i1025" type="#_x0000_t75" style="width:54pt;height:54pt" o:ole="">
+                <v:shape id="_x0000_i1025" type="#_x0000_t75" style="width:53.65pt;height:54.35pt" o:ole="">
                   <v:imagedata r:id="rId30" o:title=""/>
                 </v:shape>
-                <o:OLEObject Type="Embed" ProgID="PBrush" ShapeID="_x0000_i1025" DrawAspect="Content" ObjectID="_1795346076" r:id="rId31"/>
+                <o:OLEObject Type="Embed" ProgID="PBrush" ShapeID="_x0000_i1025" DrawAspect="Content" ObjectID="_1842345670" r:id="rId31"/>
               </w:object>
             </w:r>
           </w:p>
@@ -12749,10 +12762,10 @@
             </w:r>
             <w:r>
               <w:object w:dxaOrig="3696" w:dyaOrig="5040" w14:anchorId="24D8BBC0">
-                <v:shape id="_x0000_i1026" type="#_x0000_t75" style="width:42pt;height:53.45pt" o:ole="">
+                <v:shape id="_x0000_i1026" type="#_x0000_t75" style="width:42.1pt;height:53.65pt" o:ole="">
                   <v:imagedata r:id="rId35" o:title=""/>
                 </v:shape>
-                <o:OLEObject Type="Embed" ProgID="PBrush" ShapeID="_x0000_i1026" DrawAspect="Content" ObjectID="_1795346077" r:id="rId36"/>
+                <o:OLEObject Type="Embed" ProgID="PBrush" ShapeID="_x0000_i1026" DrawAspect="Content" ObjectID="_1842345671" r:id="rId36"/>
               </w:object>
             </w:r>
           </w:p>
@@ -13011,7 +13024,7 @@
           </w:p>
         </w:tc>
       </w:tr>
-      <w:bookmarkEnd w:id="26"/>
+      <w:bookmarkEnd w:id="25"/>
     </w:tbl>
     <w:p>
       <w:pPr>
@@ -13054,7 +13067,7 @@
       </w:r>
     </w:p>
     <w:p>
-      <w:bookmarkStart w:id="30" w:name="_Hlk183955766"/>
+      <w:bookmarkStart w:id="29" w:name="_Hlk183955766"/>
       <w:r>
         <w:t xml:space="preserve">Once you have completed assembly of your POWER and 555 TIMER subsystems, </w:t>
       </w:r>
@@ -13068,7 +13081,7 @@
         <w:t>.</w:t>
       </w:r>
     </w:p>
-    <w:bookmarkEnd w:id="30"/>
+    <w:bookmarkEnd w:id="29"/>
     <w:p>
       <w:pPr>
         <w:pStyle w:val="ListParagraph"/>
@@ -13573,7 +13586,13 @@
         <w:contextualSpacing w:val="0"/>
       </w:pPr>
       <w:r>
-        <w:t xml:space="preserve">Set the GND reference of Ch 1 and Ch 2 to the lowest visible reticule. The waveforms will overlap the same as they did in the MultiSim simulation.  The TRI pin of the 555 Timer is available by </w:t>
+        <w:t xml:space="preserve">Set the GND reference of Ch 1 and Ch 2 to the lowest visible reticule. The waveforms will overlap the same as they did in the </w:t>
+      </w:r>
+      <w:r>
+        <w:t>LTspice</w:t>
+      </w:r>
+      <w:r>
+        <w:t xml:space="preserve"> simulation.  The TRI pin of the 555 Timer is available by </w:t>
       </w:r>
       <w:r>
         <w:t>remove the end of the oscilloscope probe and putting the tip into the yellow circled pad i</w:t>
@@ -13737,48 +13756,61 @@
         <w:pStyle w:val="Caption"/>
         <w:ind w:left="730"/>
       </w:pPr>
-      <w:bookmarkStart w:id="31" w:name="_Ref123110052"/>
+      <w:bookmarkStart w:id="30" w:name="_Ref123110052"/>
       <w:r>
         <w:t xml:space="preserve">Figure </w:t>
       </w:r>
-      <w:fldSimple w:instr=" SEQ Figure \* ARABIC ">
-        <w:r>
-          <w:rPr>
-            <w:noProof/>
-          </w:rPr>
-          <w:t>10</w:t>
-        </w:r>
-      </w:fldSimple>
+      <w:r>
+        <w:fldChar w:fldCharType="begin"/>
+      </w:r>
+      <w:r>
+        <w:instrText xml:space="preserve"> SEQ Figure \* ARABIC </w:instrText>
+      </w:r>
+      <w:r>
+        <w:fldChar w:fldCharType="separate"/>
+      </w:r>
+      <w:r>
+        <w:rPr>
+          <w:noProof/>
+        </w:rPr>
+        <w:t>10</w:t>
+      </w:r>
+      <w:r>
+        <w:rPr>
+          <w:noProof/>
+        </w:rPr>
+        <w:fldChar w:fldCharType="end"/>
+      </w:r>
+      <w:bookmarkEnd w:id="30"/>
+      <w:r>
+        <w:t xml:space="preserve">: </w:t>
+      </w:r>
+      <w:r>
+        <w:t xml:space="preserve">(Left) </w:t>
+      </w:r>
+      <w:r>
+        <w:t xml:space="preserve">The TRI pin of the 555 Timer is available at </w:t>
+      </w:r>
+      <w:r>
+        <w:t>the circled pad.</w:t>
+      </w:r>
+      <w:r>
+        <w:t xml:space="preserve"> </w:t>
+      </w:r>
+      <w:bookmarkStart w:id="31" w:name="_Hlk183955852"/>
+      <w:r>
+        <w:t>(Right) An</w:t>
+      </w:r>
+      <w:r>
+        <w:t xml:space="preserve"> oscilloscope trace </w:t>
+      </w:r>
+      <w:r>
+        <w:t xml:space="preserve">showing the two output you need to capture.  Note that this image </w:t>
+      </w:r>
+      <w:r>
+        <w:t>was captured on a Rhode&amp;Schwarz HMO724.</w:t>
+      </w:r>
       <w:bookmarkEnd w:id="31"/>
-      <w:r>
-        <w:t xml:space="preserve">: </w:t>
-      </w:r>
-      <w:r>
-        <w:t xml:space="preserve">(Left) </w:t>
-      </w:r>
-      <w:r>
-        <w:t xml:space="preserve">The TRI pin of the 555 Timer is available at </w:t>
-      </w:r>
-      <w:r>
-        <w:t>the circled pad.</w:t>
-      </w:r>
-      <w:r>
-        <w:t xml:space="preserve"> </w:t>
-      </w:r>
-      <w:bookmarkStart w:id="32" w:name="_Hlk183955852"/>
-      <w:r>
-        <w:t>(Right) An</w:t>
-      </w:r>
-      <w:r>
-        <w:t xml:space="preserve"> oscilloscope trace </w:t>
-      </w:r>
-      <w:r>
-        <w:t xml:space="preserve">showing the two output you need to capture.  Note that this image </w:t>
-      </w:r>
-      <w:r>
-        <w:t>was captured on a Rhode&amp;Schwarz HMO724.</w:t>
-      </w:r>
-      <w:bookmarkEnd w:id="32"/>
     </w:p>
     <w:p>
       <w:pPr>
@@ -13789,11 +13821,11 @@
         </w:numPr>
         <w:spacing w:line="240" w:lineRule="auto"/>
       </w:pPr>
-      <w:bookmarkStart w:id="33" w:name="assembly_screenShot"/>
+      <w:bookmarkStart w:id="32" w:name="assembly_screenShot"/>
       <w:r>
         <w:t xml:space="preserve">Take </w:t>
       </w:r>
-      <w:bookmarkEnd w:id="33"/>
+      <w:bookmarkEnd w:id="32"/>
       <w:r>
         <w:t>a s</w:t>
       </w:r>
@@ -13881,11 +13913,11 @@
       <w:pPr>
         <w:pStyle w:val="Heading1"/>
       </w:pPr>
-      <w:bookmarkStart w:id="34" w:name="_Hlk183955870"/>
+      <w:bookmarkStart w:id="33" w:name="_Hlk183955870"/>
       <w:r>
         <w:t>Comparison</w:t>
       </w:r>
-      <w:bookmarkEnd w:id="34"/>
+      <w:bookmarkEnd w:id="33"/>
       <w:r>
         <w:t>:</w:t>
       </w:r>
@@ -13901,7 +13933,7 @@
           <w:bCs/>
         </w:rPr>
       </w:pPr>
-      <w:bookmarkStart w:id="35" w:name="_Hlk93427808"/>
+      <w:bookmarkStart w:id="34" w:name="_Hlk93427808"/>
       <w:r>
         <w:rPr>
           <w:bCs/>
@@ -13980,47 +14012,47 @@
         </w:rPr>
         <w:t xml:space="preserve"> you </w:t>
       </w:r>
-      <w:bookmarkStart w:id="36" w:name="_Hlk183955913"/>
+      <w:bookmarkStart w:id="35" w:name="_Hlk183955913"/>
       <w:r>
         <w:rPr>
           <w:bCs/>
         </w:rPr>
         <w:t xml:space="preserve">found throughout this lab.  </w:t>
       </w:r>
+      <w:bookmarkEnd w:id="34"/>
       <w:bookmarkEnd w:id="35"/>
+      <w:r>
+        <w:rPr>
+          <w:bCs/>
+        </w:rPr>
+        <w:t xml:space="preserve">Represent your answer to 3 significant figures using the units </w:t>
+      </w:r>
+      <w:r>
+        <w:rPr>
+          <w:bCs/>
+        </w:rPr>
+        <w:t xml:space="preserve">given in parenthesis in the </w:t>
+      </w:r>
+      <w:r>
+        <w:rPr>
+          <w:b/>
+        </w:rPr>
+        <w:t>Quantity</w:t>
+      </w:r>
+      <w:r>
+        <w:rPr>
+          <w:bCs/>
+        </w:rPr>
+        <w:t xml:space="preserve"> column.  </w:t>
+      </w:r>
+      <w:bookmarkStart w:id="36" w:name="_Hlk183955958"/>
+      <w:r>
+        <w:rPr>
+          <w:bCs/>
+        </w:rPr>
+        <w:t>You will need this table in later labs, so keep it handy.</w:t>
+      </w:r>
       <w:bookmarkEnd w:id="36"/>
-      <w:r>
-        <w:rPr>
-          <w:bCs/>
-        </w:rPr>
-        <w:t xml:space="preserve">Represent your answer to 3 significant figures using the units </w:t>
-      </w:r>
-      <w:r>
-        <w:rPr>
-          <w:bCs/>
-        </w:rPr>
-        <w:t xml:space="preserve">given in parenthesis in the </w:t>
-      </w:r>
-      <w:r>
-        <w:rPr>
-          <w:b/>
-        </w:rPr>
-        <w:t>Quantity</w:t>
-      </w:r>
-      <w:r>
-        <w:rPr>
-          <w:bCs/>
-        </w:rPr>
-        <w:t xml:space="preserve"> column.  </w:t>
-      </w:r>
-      <w:bookmarkStart w:id="37" w:name="_Hlk183955958"/>
-      <w:r>
-        <w:rPr>
-          <w:bCs/>
-        </w:rPr>
-        <w:t>You will need this table in later labs, so keep it handy.</w:t>
-      </w:r>
-      <w:bookmarkEnd w:id="37"/>
     </w:p>
     <w:p>
       <w:pPr>
@@ -14036,19 +14068,32 @@
         <w:pStyle w:val="Caption"/>
         <w:keepNext/>
       </w:pPr>
-      <w:bookmarkStart w:id="38" w:name="_Ref183891900"/>
+      <w:bookmarkStart w:id="37" w:name="_Ref183891900"/>
       <w:r>
         <w:t xml:space="preserve">Table </w:t>
       </w:r>
-      <w:fldSimple w:instr=" SEQ Table \* ARABIC ">
-        <w:r>
-          <w:rPr>
-            <w:noProof/>
-          </w:rPr>
-          <w:t>4</w:t>
-        </w:r>
-      </w:fldSimple>
-      <w:bookmarkEnd w:id="38"/>
+      <w:r>
+        <w:fldChar w:fldCharType="begin"/>
+      </w:r>
+      <w:r>
+        <w:instrText xml:space="preserve"> SEQ Table \* ARABIC </w:instrText>
+      </w:r>
+      <w:r>
+        <w:fldChar w:fldCharType="separate"/>
+      </w:r>
+      <w:r>
+        <w:rPr>
+          <w:noProof/>
+        </w:rPr>
+        <w:t>4</w:t>
+      </w:r>
+      <w:r>
+        <w:rPr>
+          <w:noProof/>
+        </w:rPr>
+        <w:fldChar w:fldCharType="end"/>
+      </w:r>
+      <w:bookmarkEnd w:id="37"/>
       <w:r>
         <w:t>: Comparison of the timer output from analysis, simulation and the actual circuit.</w:t>
       </w:r>
@@ -15332,7 +15377,24 @@
           <w:bCs/>
         </w:rPr>
         <w:tab/>
-        <w:t>Schematic output from simulation</w:t>
+      </w:r>
+      <w:r>
+        <w:rPr>
+          <w:bCs/>
+        </w:rPr>
+        <w:t>S</w:t>
+      </w:r>
+      <w:r>
+        <w:rPr>
+          <w:bCs/>
+        </w:rPr>
+        <w:t>imulation</w:t>
+      </w:r>
+      <w:r>
+        <w:rPr>
+          <w:bCs/>
+        </w:rPr>
+        <w:t xml:space="preserve"> waveforms</w:t>
       </w:r>
     </w:p>
     <w:p>
@@ -15362,7 +15424,7 @@
         <w:rPr>
           <w:bCs/>
         </w:rPr>
-        <w:t>Grapher output from simulation</w:t>
+        <w:t>Show OUT and TRIG waveforms</w:t>
       </w:r>
     </w:p>
     <w:p>
@@ -15387,6 +15449,17 @@
           <w:bCs/>
         </w:rPr>
         <w:tab/>
+      </w:r>
+      <w:r>
+        <w:rPr>
+          <w:bCs/>
+        </w:rPr>
+        <w:t xml:space="preserve">Measure </w:t>
+      </w:r>
+      <w:r>
+        <w:rPr>
+          <w:bCs/>
+        </w:rPr>
         <w:t>OUT waveform characteristics</w:t>
       </w:r>
     </w:p>
@@ -15412,7 +15485,30 @@
           <w:bCs/>
         </w:rPr>
         <w:tab/>
-        <w:t>TRI waveform characteristics</w:t>
+      </w:r>
+      <w:r>
+        <w:rPr>
+          <w:bCs/>
+        </w:rPr>
+        <w:t xml:space="preserve">Measure </w:t>
+      </w:r>
+      <w:r>
+        <w:rPr>
+          <w:bCs/>
+        </w:rPr>
+        <w:t>TRI</w:t>
+      </w:r>
+      <w:r>
+        <w:rPr>
+          <w:bCs/>
+        </w:rPr>
+        <w:t>G</w:t>
+      </w:r>
+      <w:r>
+        <w:rPr>
+          <w:bCs/>
+        </w:rPr>
+        <w:t xml:space="preserve"> waveform characteristics</w:t>
       </w:r>
     </w:p>
     <w:p>
@@ -15708,7 +15804,7 @@
 </file>
 
 <file path=word/endnotes.xml><?xml version="1.0" encoding="utf-8"?>
-<w:endnotes xmlns:wpc="http://schemas.microsoft.com/office/word/2010/wordprocessingCanvas" xmlns:cx="http://schemas.microsoft.com/office/drawing/2014/chartex" xmlns:cx1="http://schemas.microsoft.com/office/drawing/2015/9/8/chartex" xmlns:cx2="http://schemas.microsoft.com/office/drawing/2015/10/21/chartex" xmlns:cx3="http://schemas.microsoft.com/office/drawing/2016/5/9/chartex" xmlns:cx4="http://schemas.microsoft.com/office/drawing/2016/5/10/chartex" xmlns:cx5="http://schemas.microsoft.com/office/drawing/2016/5/11/chartex" xmlns:cx6="http://schemas.microsoft.com/office/drawing/2016/5/12/chartex" xmlns:cx7="http://schemas.microsoft.com/office/drawing/2016/5/13/chartex" xmlns:cx8="http://schemas.microsoft.com/office/drawing/2016/5/14/chartex" xmlns:mc="http://schemas.openxmlformats.org/markup-compatibility/2006" xmlns:aink="http://schemas.microsoft.com/office/drawing/2016/ink" xmlns:am3d="http://schemas.microsoft.com/office/drawing/2017/model3d" xmlns:o="urn:schemas-microsoft-com:office:office" xmlns:oel="http://schemas.microsoft.com/office/2019/extlst" xmlns:r="http://schemas.openxmlformats.org/officeDocument/2006/relationships" xmlns:m="http://schemas.openxmlformats.org/officeDocument/2006/math" xmlns:v="urn:schemas-microsoft-com:vml" xmlns:wp14="http://schemas.microsoft.com/office/word/2010/wordprocessingDrawing" xmlns:wp="http://schemas.openxmlformats.org/drawingml/2006/wordprocessingDrawing" xmlns:w10="urn:schemas-microsoft-com:office:word" xmlns:w="http://schemas.openxmlformats.org/wordprocessingml/2006/main" xmlns:w14="http://schemas.microsoft.com/office/word/2010/wordml" xmlns:w15="http://schemas.microsoft.com/office/word/2012/wordml" xmlns:w16cex="http://schemas.microsoft.com/office/word/2018/wordml/cex" xmlns:w16cid="http://schemas.microsoft.com/office/word/2016/wordml/cid" xmlns:w16="http://schemas.microsoft.com/office/word/2018/wordml" xmlns:w16du="http://schemas.microsoft.com/office/word/2023/wordml/word16du" xmlns:w16sdtdh="http://schemas.microsoft.com/office/word/2020/wordml/sdtdatahash" xmlns:w16se="http://schemas.microsoft.com/office/word/2015/wordml/symex" xmlns:wpg="http://schemas.microsoft.com/office/word/2010/wordprocessingGroup" xmlns:wpi="http://schemas.microsoft.com/office/word/2010/wordprocessingInk" xmlns:wne="http://schemas.microsoft.com/office/word/2006/wordml" xmlns:wps="http://schemas.microsoft.com/office/word/2010/wordprocessingShape" mc:Ignorable="w14 w15 w16se w16cid w16 w16cex w16sdtdh w16du wp14">
+<w:endnotes xmlns:wpc="http://schemas.microsoft.com/office/word/2010/wordprocessingCanvas" xmlns:cx="http://schemas.microsoft.com/office/drawing/2014/chartex" xmlns:cx1="http://schemas.microsoft.com/office/drawing/2015/9/8/chartex" xmlns:cx2="http://schemas.microsoft.com/office/drawing/2015/10/21/chartex" xmlns:cx3="http://schemas.microsoft.com/office/drawing/2016/5/9/chartex" xmlns:cx4="http://schemas.microsoft.com/office/drawing/2016/5/10/chartex" xmlns:cx5="http://schemas.microsoft.com/office/drawing/2016/5/11/chartex" xmlns:cx6="http://schemas.microsoft.com/office/drawing/2016/5/12/chartex" xmlns:cx7="http://schemas.microsoft.com/office/drawing/2016/5/13/chartex" xmlns:cx8="http://schemas.microsoft.com/office/drawing/2016/5/14/chartex" xmlns:mc="http://schemas.openxmlformats.org/markup-compatibility/2006" xmlns:aink="http://schemas.microsoft.com/office/drawing/2016/ink" xmlns:am3d="http://schemas.microsoft.com/office/drawing/2017/model3d" xmlns:o="urn:schemas-microsoft-com:office:office" xmlns:oel="http://schemas.microsoft.com/office/2019/extlst" xmlns:r="http://schemas.openxmlformats.org/officeDocument/2006/relationships" xmlns:m="http://schemas.openxmlformats.org/officeDocument/2006/math" xmlns:v="urn:schemas-microsoft-com:vml" xmlns:wp14="http://schemas.microsoft.com/office/word/2010/wordprocessingDrawing" xmlns:wp="http://schemas.openxmlformats.org/drawingml/2006/wordprocessingDrawing" xmlns:w10="urn:schemas-microsoft-com:office:word" xmlns:w="http://schemas.openxmlformats.org/wordprocessingml/2006/main" xmlns:w14="http://schemas.microsoft.com/office/word/2010/wordml" xmlns:w15="http://schemas.microsoft.com/office/word/2012/wordml" xmlns:w16cex="http://schemas.microsoft.com/office/word/2018/wordml/cex" xmlns:w16cid="http://schemas.microsoft.com/office/word/2016/wordml/cid" xmlns:w16="http://schemas.microsoft.com/office/word/2018/wordml" xmlns:w16du="http://schemas.microsoft.com/office/word/2023/wordml/word16du" xmlns:w16sdtdh="http://schemas.microsoft.com/office/word/2020/wordml/sdtdatahash" xmlns:w16sdtfl="http://schemas.microsoft.com/office/word/2024/wordml/sdtformatlock" xmlns:w16se="http://schemas.microsoft.com/office/word/2015/wordml/symex" xmlns:wpg="http://schemas.microsoft.com/office/word/2010/wordprocessingGroup" xmlns:wpi="http://schemas.microsoft.com/office/word/2010/wordprocessingInk" xmlns:wne="http://schemas.microsoft.com/office/word/2006/wordml" xmlns:wps="http://schemas.microsoft.com/office/word/2010/wordprocessingShape" mc:Ignorable="w14 w15 w16se w16cid w16 w16cex w16sdtdh w16sdtfl w16du wp14">
   <w:endnote w:type="separator" w:id="-1">
     <w:p>
       <w:pPr>
@@ -15733,7 +15829,7 @@
 </file>
 
 <file path=word/footer1.xml><?xml version="1.0" encoding="utf-8"?>
-<w:ftr xmlns:wpc="http://schemas.microsoft.com/office/word/2010/wordprocessingCanvas" xmlns:cx="http://schemas.microsoft.com/office/drawing/2014/chartex" xmlns:cx1="http://schemas.microsoft.com/office/drawing/2015/9/8/chartex" xmlns:cx2="http://schemas.microsoft.com/office/drawing/2015/10/21/chartex" xmlns:cx3="http://schemas.microsoft.com/office/drawing/2016/5/9/chartex" xmlns:cx4="http://schemas.microsoft.com/office/drawing/2016/5/10/chartex" xmlns:cx5="http://schemas.microsoft.com/office/drawing/2016/5/11/chartex" xmlns:cx6="http://schemas.microsoft.com/office/drawing/2016/5/12/chartex" xmlns:cx7="http://schemas.microsoft.com/office/drawing/2016/5/13/chartex" xmlns:cx8="http://schemas.microsoft.com/office/drawing/2016/5/14/chartex" xmlns:mc="http://schemas.openxmlformats.org/markup-compatibility/2006" xmlns:aink="http://schemas.microsoft.com/office/drawing/2016/ink" xmlns:am3d="http://schemas.microsoft.com/office/drawing/2017/model3d" xmlns:o="urn:schemas-microsoft-com:office:office" xmlns:oel="http://schemas.microsoft.com/office/2019/extlst" xmlns:r="http://schemas.openxmlformats.org/officeDocument/2006/relationships" xmlns:m="http://schemas.openxmlformats.org/officeDocument/2006/math" xmlns:v="urn:schemas-microsoft-com:vml" xmlns:wp14="http://schemas.microsoft.com/office/word/2010/wordprocessingDrawing" xmlns:wp="http://schemas.openxmlformats.org/drawingml/2006/wordprocessingDrawing" xmlns:w10="urn:schemas-microsoft-com:office:word" xmlns:w="http://schemas.openxmlformats.org/wordprocessingml/2006/main" xmlns:w14="http://schemas.microsoft.com/office/word/2010/wordml" xmlns:w15="http://schemas.microsoft.com/office/word/2012/wordml" xmlns:w16cex="http://schemas.microsoft.com/office/word/2018/wordml/cex" xmlns:w16cid="http://schemas.microsoft.com/office/word/2016/wordml/cid" xmlns:w16="http://schemas.microsoft.com/office/word/2018/wordml" xmlns:w16du="http://schemas.microsoft.com/office/word/2023/wordml/word16du" xmlns:w16sdtdh="http://schemas.microsoft.com/office/word/2020/wordml/sdtdatahash" xmlns:w16se="http://schemas.microsoft.com/office/word/2015/wordml/symex" xmlns:wpg="http://schemas.microsoft.com/office/word/2010/wordprocessingGroup" xmlns:wpi="http://schemas.microsoft.com/office/word/2010/wordprocessingInk" xmlns:wne="http://schemas.microsoft.com/office/word/2006/wordml" xmlns:wps="http://schemas.microsoft.com/office/word/2010/wordprocessingShape" mc:Ignorable="w14 w15 w16se w16cid w16 w16cex w16sdtdh w16du wp14">
+<w:ftr xmlns:wpc="http://schemas.microsoft.com/office/word/2010/wordprocessingCanvas" xmlns:cx="http://schemas.microsoft.com/office/drawing/2014/chartex" xmlns:cx1="http://schemas.microsoft.com/office/drawing/2015/9/8/chartex" xmlns:cx2="http://schemas.microsoft.com/office/drawing/2015/10/21/chartex" xmlns:cx3="http://schemas.microsoft.com/office/drawing/2016/5/9/chartex" xmlns:cx4="http://schemas.microsoft.com/office/drawing/2016/5/10/chartex" xmlns:cx5="http://schemas.microsoft.com/office/drawing/2016/5/11/chartex" xmlns:cx6="http://schemas.microsoft.com/office/drawing/2016/5/12/chartex" xmlns:cx7="http://schemas.microsoft.com/office/drawing/2016/5/13/chartex" xmlns:cx8="http://schemas.microsoft.com/office/drawing/2016/5/14/chartex" xmlns:mc="http://schemas.openxmlformats.org/markup-compatibility/2006" xmlns:aink="http://schemas.microsoft.com/office/drawing/2016/ink" xmlns:am3d="http://schemas.microsoft.com/office/drawing/2017/model3d" xmlns:o="urn:schemas-microsoft-com:office:office" xmlns:oel="http://schemas.microsoft.com/office/2019/extlst" xmlns:r="http://schemas.openxmlformats.org/officeDocument/2006/relationships" xmlns:m="http://schemas.openxmlformats.org/officeDocument/2006/math" xmlns:v="urn:schemas-microsoft-com:vml" xmlns:wp14="http://schemas.microsoft.com/office/word/2010/wordprocessingDrawing" xmlns:wp="http://schemas.openxmlformats.org/drawingml/2006/wordprocessingDrawing" xmlns:w10="urn:schemas-microsoft-com:office:word" xmlns:w="http://schemas.openxmlformats.org/wordprocessingml/2006/main" xmlns:w14="http://schemas.microsoft.com/office/word/2010/wordml" xmlns:w15="http://schemas.microsoft.com/office/word/2012/wordml" xmlns:w16cex="http://schemas.microsoft.com/office/word/2018/wordml/cex" xmlns:w16cid="http://schemas.microsoft.com/office/word/2016/wordml/cid" xmlns:w16="http://schemas.microsoft.com/office/word/2018/wordml" xmlns:w16du="http://schemas.microsoft.com/office/word/2023/wordml/word16du" xmlns:w16sdtdh="http://schemas.microsoft.com/office/word/2020/wordml/sdtdatahash" xmlns:w16sdtfl="http://schemas.microsoft.com/office/word/2024/wordml/sdtformatlock" xmlns:w16se="http://schemas.microsoft.com/office/word/2015/wordml/symex" xmlns:wpg="http://schemas.microsoft.com/office/word/2010/wordprocessingGroup" xmlns:wpi="http://schemas.microsoft.com/office/word/2010/wordprocessingInk" xmlns:wne="http://schemas.microsoft.com/office/word/2006/wordml" xmlns:wps="http://schemas.microsoft.com/office/word/2010/wordprocessingShape" mc:Ignorable="w14 w15 w16se w16cid w16 w16cex w16sdtdh w16sdtfl w16du wp14">
   <w:p>
     <w:pPr>
       <w:spacing w:after="0" w:line="259" w:lineRule="auto"/>
@@ -15784,7 +15880,7 @@
 </file>
 
 <file path=word/footer2.xml><?xml version="1.0" encoding="utf-8"?>
-<w:ftr xmlns:wpc="http://schemas.microsoft.com/office/word/2010/wordprocessingCanvas" xmlns:cx="http://schemas.microsoft.com/office/drawing/2014/chartex" xmlns:cx1="http://schemas.microsoft.com/office/drawing/2015/9/8/chartex" xmlns:cx2="http://schemas.microsoft.com/office/drawing/2015/10/21/chartex" xmlns:cx3="http://schemas.microsoft.com/office/drawing/2016/5/9/chartex" xmlns:cx4="http://schemas.microsoft.com/office/drawing/2016/5/10/chartex" xmlns:cx5="http://schemas.microsoft.com/office/drawing/2016/5/11/chartex" xmlns:cx6="http://schemas.microsoft.com/office/drawing/2016/5/12/chartex" xmlns:cx7="http://schemas.microsoft.com/office/drawing/2016/5/13/chartex" xmlns:cx8="http://schemas.microsoft.com/office/drawing/2016/5/14/chartex" xmlns:mc="http://schemas.openxmlformats.org/markup-compatibility/2006" xmlns:aink="http://schemas.microsoft.com/office/drawing/2016/ink" xmlns:am3d="http://schemas.microsoft.com/office/drawing/2017/model3d" xmlns:o="urn:schemas-microsoft-com:office:office" xmlns:oel="http://schemas.microsoft.com/office/2019/extlst" xmlns:r="http://schemas.openxmlformats.org/officeDocument/2006/relationships" xmlns:m="http://schemas.openxmlformats.org/officeDocument/2006/math" xmlns:v="urn:schemas-microsoft-com:vml" xmlns:wp14="http://schemas.microsoft.com/office/word/2010/wordprocessingDrawing" xmlns:wp="http://schemas.openxmlformats.org/drawingml/2006/wordprocessingDrawing" xmlns:w10="urn:schemas-microsoft-com:office:word" xmlns:w="http://schemas.openxmlformats.org/wordprocessingml/2006/main" xmlns:w14="http://schemas.microsoft.com/office/word/2010/wordml" xmlns:w15="http://schemas.microsoft.com/office/word/2012/wordml" xmlns:w16cex="http://schemas.microsoft.com/office/word/2018/wordml/cex" xmlns:w16cid="http://schemas.microsoft.com/office/word/2016/wordml/cid" xmlns:w16="http://schemas.microsoft.com/office/word/2018/wordml" xmlns:w16du="http://schemas.microsoft.com/office/word/2023/wordml/word16du" xmlns:w16sdtdh="http://schemas.microsoft.com/office/word/2020/wordml/sdtdatahash" xmlns:w16se="http://schemas.microsoft.com/office/word/2015/wordml/symex" xmlns:wpg="http://schemas.microsoft.com/office/word/2010/wordprocessingGroup" xmlns:wpi="http://schemas.microsoft.com/office/word/2010/wordprocessingInk" xmlns:wne="http://schemas.microsoft.com/office/word/2006/wordml" xmlns:wps="http://schemas.microsoft.com/office/word/2010/wordprocessingShape" mc:Ignorable="w14 w15 w16se w16cid w16 w16cex w16sdtdh w16du wp14">
+<w:ftr xmlns:wpc="http://schemas.microsoft.com/office/word/2010/wordprocessingCanvas" xmlns:cx="http://schemas.microsoft.com/office/drawing/2014/chartex" xmlns:cx1="http://schemas.microsoft.com/office/drawing/2015/9/8/chartex" xmlns:cx2="http://schemas.microsoft.com/office/drawing/2015/10/21/chartex" xmlns:cx3="http://schemas.microsoft.com/office/drawing/2016/5/9/chartex" xmlns:cx4="http://schemas.microsoft.com/office/drawing/2016/5/10/chartex" xmlns:cx5="http://schemas.microsoft.com/office/drawing/2016/5/11/chartex" xmlns:cx6="http://schemas.microsoft.com/office/drawing/2016/5/12/chartex" xmlns:cx7="http://schemas.microsoft.com/office/drawing/2016/5/13/chartex" xmlns:cx8="http://schemas.microsoft.com/office/drawing/2016/5/14/chartex" xmlns:mc="http://schemas.openxmlformats.org/markup-compatibility/2006" xmlns:aink="http://schemas.microsoft.com/office/drawing/2016/ink" xmlns:am3d="http://schemas.microsoft.com/office/drawing/2017/model3d" xmlns:o="urn:schemas-microsoft-com:office:office" xmlns:oel="http://schemas.microsoft.com/office/2019/extlst" xmlns:r="http://schemas.openxmlformats.org/officeDocument/2006/relationships" xmlns:m="http://schemas.openxmlformats.org/officeDocument/2006/math" xmlns:v="urn:schemas-microsoft-com:vml" xmlns:wp14="http://schemas.microsoft.com/office/word/2010/wordprocessingDrawing" xmlns:wp="http://schemas.openxmlformats.org/drawingml/2006/wordprocessingDrawing" xmlns:w10="urn:schemas-microsoft-com:office:word" xmlns:w="http://schemas.openxmlformats.org/wordprocessingml/2006/main" xmlns:w14="http://schemas.microsoft.com/office/word/2010/wordml" xmlns:w15="http://schemas.microsoft.com/office/word/2012/wordml" xmlns:w16cex="http://schemas.microsoft.com/office/word/2018/wordml/cex" xmlns:w16cid="http://schemas.microsoft.com/office/word/2016/wordml/cid" xmlns:w16="http://schemas.microsoft.com/office/word/2018/wordml" xmlns:w16du="http://schemas.microsoft.com/office/word/2023/wordml/word16du" xmlns:w16sdtdh="http://schemas.microsoft.com/office/word/2020/wordml/sdtdatahash" xmlns:w16sdtfl="http://schemas.microsoft.com/office/word/2024/wordml/sdtformatlock" xmlns:w16se="http://schemas.microsoft.com/office/word/2015/wordml/symex" xmlns:wpg="http://schemas.microsoft.com/office/word/2010/wordprocessingGroup" xmlns:wpi="http://schemas.microsoft.com/office/word/2010/wordprocessingInk" xmlns:wne="http://schemas.microsoft.com/office/word/2006/wordml" xmlns:wps="http://schemas.microsoft.com/office/word/2010/wordprocessingShape" mc:Ignorable="w14 w15 w16se w16cid w16 w16cex w16sdtdh w16sdtfl w16du wp14">
   <w:p>
     <w:pPr>
       <w:spacing w:after="0" w:line="259" w:lineRule="auto"/>
@@ -15836,7 +15932,7 @@
 </file>
 
 <file path=word/footer3.xml><?xml version="1.0" encoding="utf-8"?>
-<w:ftr xmlns:wpc="http://schemas.microsoft.com/office/word/2010/wordprocessingCanvas" xmlns:cx="http://schemas.microsoft.com/office/drawing/2014/chartex" xmlns:cx1="http://schemas.microsoft.com/office/drawing/2015/9/8/chartex" xmlns:cx2="http://schemas.microsoft.com/office/drawing/2015/10/21/chartex" xmlns:cx3="http://schemas.microsoft.com/office/drawing/2016/5/9/chartex" xmlns:cx4="http://schemas.microsoft.com/office/drawing/2016/5/10/chartex" xmlns:cx5="http://schemas.microsoft.com/office/drawing/2016/5/11/chartex" xmlns:cx6="http://schemas.microsoft.com/office/drawing/2016/5/12/chartex" xmlns:cx7="http://schemas.microsoft.com/office/drawing/2016/5/13/chartex" xmlns:cx8="http://schemas.microsoft.com/office/drawing/2016/5/14/chartex" xmlns:mc="http://schemas.openxmlformats.org/markup-compatibility/2006" xmlns:aink="http://schemas.microsoft.com/office/drawing/2016/ink" xmlns:am3d="http://schemas.microsoft.com/office/drawing/2017/model3d" xmlns:o="urn:schemas-microsoft-com:office:office" xmlns:oel="http://schemas.microsoft.com/office/2019/extlst" xmlns:r="http://schemas.openxmlformats.org/officeDocument/2006/relationships" xmlns:m="http://schemas.openxmlformats.org/officeDocument/2006/math" xmlns:v="urn:schemas-microsoft-com:vml" xmlns:wp14="http://schemas.microsoft.com/office/word/2010/wordprocessingDrawing" xmlns:wp="http://schemas.openxmlformats.org/drawingml/2006/wordprocessingDrawing" xmlns:w10="urn:schemas-microsoft-com:office:word" xmlns:w="http://schemas.openxmlformats.org/wordprocessingml/2006/main" xmlns:w14="http://schemas.microsoft.com/office/word/2010/wordml" xmlns:w15="http://schemas.microsoft.com/office/word/2012/wordml" xmlns:w16cex="http://schemas.microsoft.com/office/word/2018/wordml/cex" xmlns:w16cid="http://schemas.microsoft.com/office/word/2016/wordml/cid" xmlns:w16="http://schemas.microsoft.com/office/word/2018/wordml" xmlns:w16du="http://schemas.microsoft.com/office/word/2023/wordml/word16du" xmlns:w16sdtdh="http://schemas.microsoft.com/office/word/2020/wordml/sdtdatahash" xmlns:w16se="http://schemas.microsoft.com/office/word/2015/wordml/symex" xmlns:wpg="http://schemas.microsoft.com/office/word/2010/wordprocessingGroup" xmlns:wpi="http://schemas.microsoft.com/office/word/2010/wordprocessingInk" xmlns:wne="http://schemas.microsoft.com/office/word/2006/wordml" xmlns:wps="http://schemas.microsoft.com/office/word/2010/wordprocessingShape" mc:Ignorable="w14 w15 w16se w16cid w16 w16cex w16sdtdh w16du wp14">
+<w:ftr xmlns:wpc="http://schemas.microsoft.com/office/word/2010/wordprocessingCanvas" xmlns:cx="http://schemas.microsoft.com/office/drawing/2014/chartex" xmlns:cx1="http://schemas.microsoft.com/office/drawing/2015/9/8/chartex" xmlns:cx2="http://schemas.microsoft.com/office/drawing/2015/10/21/chartex" xmlns:cx3="http://schemas.microsoft.com/office/drawing/2016/5/9/chartex" xmlns:cx4="http://schemas.microsoft.com/office/drawing/2016/5/10/chartex" xmlns:cx5="http://schemas.microsoft.com/office/drawing/2016/5/11/chartex" xmlns:cx6="http://schemas.microsoft.com/office/drawing/2016/5/12/chartex" xmlns:cx7="http://schemas.microsoft.com/office/drawing/2016/5/13/chartex" xmlns:cx8="http://schemas.microsoft.com/office/drawing/2016/5/14/chartex" xmlns:mc="http://schemas.openxmlformats.org/markup-compatibility/2006" xmlns:aink="http://schemas.microsoft.com/office/drawing/2016/ink" xmlns:am3d="http://schemas.microsoft.com/office/drawing/2017/model3d" xmlns:o="urn:schemas-microsoft-com:office:office" xmlns:oel="http://schemas.microsoft.com/office/2019/extlst" xmlns:r="http://schemas.openxmlformats.org/officeDocument/2006/relationships" xmlns:m="http://schemas.openxmlformats.org/officeDocument/2006/math" xmlns:v="urn:schemas-microsoft-com:vml" xmlns:wp14="http://schemas.microsoft.com/office/word/2010/wordprocessingDrawing" xmlns:wp="http://schemas.openxmlformats.org/drawingml/2006/wordprocessingDrawing" xmlns:w10="urn:schemas-microsoft-com:office:word" xmlns:w="http://schemas.openxmlformats.org/wordprocessingml/2006/main" xmlns:w14="http://schemas.microsoft.com/office/word/2010/wordml" xmlns:w15="http://schemas.microsoft.com/office/word/2012/wordml" xmlns:w16cex="http://schemas.microsoft.com/office/word/2018/wordml/cex" xmlns:w16cid="http://schemas.microsoft.com/office/word/2016/wordml/cid" xmlns:w16="http://schemas.microsoft.com/office/word/2018/wordml" xmlns:w16du="http://schemas.microsoft.com/office/word/2023/wordml/word16du" xmlns:w16sdtdh="http://schemas.microsoft.com/office/word/2020/wordml/sdtdatahash" xmlns:w16sdtfl="http://schemas.microsoft.com/office/word/2024/wordml/sdtformatlock" xmlns:w16se="http://schemas.microsoft.com/office/word/2015/wordml/symex" xmlns:wpg="http://schemas.microsoft.com/office/word/2010/wordprocessingGroup" xmlns:wpi="http://schemas.microsoft.com/office/word/2010/wordprocessingInk" xmlns:wne="http://schemas.microsoft.com/office/word/2006/wordml" xmlns:wps="http://schemas.microsoft.com/office/word/2010/wordprocessingShape" mc:Ignorable="w14 w15 w16se w16cid w16 w16cex w16sdtdh w16sdtfl w16du wp14">
   <w:p>
     <w:pPr>
       <w:spacing w:after="0" w:line="259" w:lineRule="auto"/>
@@ -15888,7 +15984,7 @@
 </file>
 
 <file path=word/footnotes.xml><?xml version="1.0" encoding="utf-8"?>
-<w:footnotes xmlns:wpc="http://schemas.microsoft.com/office/word/2010/wordprocessingCanvas" xmlns:cx="http://schemas.microsoft.com/office/drawing/2014/chartex" xmlns:cx1="http://schemas.microsoft.com/office/drawing/2015/9/8/chartex" xmlns:cx2="http://schemas.microsoft.com/office/drawing/2015/10/21/chartex" xmlns:cx3="http://schemas.microsoft.com/office/drawing/2016/5/9/chartex" xmlns:cx4="http://schemas.microsoft.com/office/drawing/2016/5/10/chartex" xmlns:cx5="http://schemas.microsoft.com/office/drawing/2016/5/11/chartex" xmlns:cx6="http://schemas.microsoft.com/office/drawing/2016/5/12/chartex" xmlns:cx7="http://schemas.microsoft.com/office/drawing/2016/5/13/chartex" xmlns:cx8="http://schemas.microsoft.com/office/drawing/2016/5/14/chartex" xmlns:mc="http://schemas.openxmlformats.org/markup-compatibility/2006" xmlns:aink="http://schemas.microsoft.com/office/drawing/2016/ink" xmlns:am3d="http://schemas.microsoft.com/office/drawing/2017/model3d" xmlns:o="urn:schemas-microsoft-com:office:office" xmlns:oel="http://schemas.microsoft.com/office/2019/extlst" xmlns:r="http://schemas.openxmlformats.org/officeDocument/2006/relationships" xmlns:m="http://schemas.openxmlformats.org/officeDocument/2006/math" xmlns:v="urn:schemas-microsoft-com:vml" xmlns:wp14="http://schemas.microsoft.com/office/word/2010/wordprocessingDrawing" xmlns:wp="http://schemas.openxmlformats.org/drawingml/2006/wordprocessingDrawing" xmlns:w10="urn:schemas-microsoft-com:office:word" xmlns:w="http://schemas.openxmlformats.org/wordprocessingml/2006/main" xmlns:w14="http://schemas.microsoft.com/office/word/2010/wordml" xmlns:w15="http://schemas.microsoft.com/office/word/2012/wordml" xmlns:w16cex="http://schemas.microsoft.com/office/word/2018/wordml/cex" xmlns:w16cid="http://schemas.microsoft.com/office/word/2016/wordml/cid" xmlns:w16="http://schemas.microsoft.com/office/word/2018/wordml" xmlns:w16du="http://schemas.microsoft.com/office/word/2023/wordml/word16du" xmlns:w16sdtdh="http://schemas.microsoft.com/office/word/2020/wordml/sdtdatahash" xmlns:w16se="http://schemas.microsoft.com/office/word/2015/wordml/symex" xmlns:wpg="http://schemas.microsoft.com/office/word/2010/wordprocessingGroup" xmlns:wpi="http://schemas.microsoft.com/office/word/2010/wordprocessingInk" xmlns:wne="http://schemas.microsoft.com/office/word/2006/wordml" xmlns:wps="http://schemas.microsoft.com/office/word/2010/wordprocessingShape" mc:Ignorable="w14 w15 w16se w16cid w16 w16cex w16sdtdh w16du wp14">
+<w:footnotes xmlns:wpc="http://schemas.microsoft.com/office/word/2010/wordprocessingCanvas" xmlns:cx="http://schemas.microsoft.com/office/drawing/2014/chartex" xmlns:cx1="http://schemas.microsoft.com/office/drawing/2015/9/8/chartex" xmlns:cx2="http://schemas.microsoft.com/office/drawing/2015/10/21/chartex" xmlns:cx3="http://schemas.microsoft.com/office/drawing/2016/5/9/chartex" xmlns:cx4="http://schemas.microsoft.com/office/drawing/2016/5/10/chartex" xmlns:cx5="http://schemas.microsoft.com/office/drawing/2016/5/11/chartex" xmlns:cx6="http://schemas.microsoft.com/office/drawing/2016/5/12/chartex" xmlns:cx7="http://schemas.microsoft.com/office/drawing/2016/5/13/chartex" xmlns:cx8="http://schemas.microsoft.com/office/drawing/2016/5/14/chartex" xmlns:mc="http://schemas.openxmlformats.org/markup-compatibility/2006" xmlns:aink="http://schemas.microsoft.com/office/drawing/2016/ink" xmlns:am3d="http://schemas.microsoft.com/office/drawing/2017/model3d" xmlns:o="urn:schemas-microsoft-com:office:office" xmlns:oel="http://schemas.microsoft.com/office/2019/extlst" xmlns:r="http://schemas.openxmlformats.org/officeDocument/2006/relationships" xmlns:m="http://schemas.openxmlformats.org/officeDocument/2006/math" xmlns:v="urn:schemas-microsoft-com:vml" xmlns:wp14="http://schemas.microsoft.com/office/word/2010/wordprocessingDrawing" xmlns:wp="http://schemas.openxmlformats.org/drawingml/2006/wordprocessingDrawing" xmlns:w10="urn:schemas-microsoft-com:office:word" xmlns:w="http://schemas.openxmlformats.org/wordprocessingml/2006/main" xmlns:w14="http://schemas.microsoft.com/office/word/2010/wordml" xmlns:w15="http://schemas.microsoft.com/office/word/2012/wordml" xmlns:w16cex="http://schemas.microsoft.com/office/word/2018/wordml/cex" xmlns:w16cid="http://schemas.microsoft.com/office/word/2016/wordml/cid" xmlns:w16="http://schemas.microsoft.com/office/word/2018/wordml" xmlns:w16du="http://schemas.microsoft.com/office/word/2023/wordml/word16du" xmlns:w16sdtdh="http://schemas.microsoft.com/office/word/2020/wordml/sdtdatahash" xmlns:w16sdtfl="http://schemas.microsoft.com/office/word/2024/wordml/sdtformatlock" xmlns:w16se="http://schemas.microsoft.com/office/word/2015/wordml/symex" xmlns:wpg="http://schemas.microsoft.com/office/word/2010/wordprocessingGroup" xmlns:wpi="http://schemas.microsoft.com/office/word/2010/wordprocessingInk" xmlns:wne="http://schemas.microsoft.com/office/word/2006/wordml" xmlns:wps="http://schemas.microsoft.com/office/word/2010/wordprocessingShape" mc:Ignorable="w14 w15 w16se w16cid w16 w16cex w16sdtdh w16sdtfl w16du wp14">
   <w:footnote w:type="separator" w:id="-1">
     <w:p>
       <w:pPr>
@@ -15913,7 +16009,7 @@
 </file>
 
 <file path=word/header1.xml><?xml version="1.0" encoding="utf-8"?>
-<w:hdr xmlns:wpc="http://schemas.microsoft.com/office/word/2010/wordprocessingCanvas" xmlns:cx="http://schemas.microsoft.com/office/drawing/2014/chartex" xmlns:cx1="http://schemas.microsoft.com/office/drawing/2015/9/8/chartex" xmlns:cx2="http://schemas.microsoft.com/office/drawing/2015/10/21/chartex" xmlns:cx3="http://schemas.microsoft.com/office/drawing/2016/5/9/chartex" xmlns:cx4="http://schemas.microsoft.com/office/drawing/2016/5/10/chartex" xmlns:cx5="http://schemas.microsoft.com/office/drawing/2016/5/11/chartex" xmlns:cx6="http://schemas.microsoft.com/office/drawing/2016/5/12/chartex" xmlns:cx7="http://schemas.microsoft.com/office/drawing/2016/5/13/chartex" xmlns:cx8="http://schemas.microsoft.com/office/drawing/2016/5/14/chartex" xmlns:mc="http://schemas.openxmlformats.org/markup-compatibility/2006" xmlns:aink="http://schemas.microsoft.com/office/drawing/2016/ink" xmlns:am3d="http://schemas.microsoft.com/office/drawing/2017/model3d" xmlns:o="urn:schemas-microsoft-com:office:office" xmlns:oel="http://schemas.microsoft.com/office/2019/extlst" xmlns:r="http://schemas.openxmlformats.org/officeDocument/2006/relationships" xmlns:m="http://schemas.openxmlformats.org/officeDocument/2006/math" xmlns:v="urn:schemas-microsoft-com:vml" xmlns:wp14="http://schemas.microsoft.com/office/word/2010/wordprocessingDrawing" xmlns:wp="http://schemas.openxmlformats.org/drawingml/2006/wordprocessingDrawing" xmlns:w10="urn:schemas-microsoft-com:office:word" xmlns:w="http://schemas.openxmlformats.org/wordprocessingml/2006/main" xmlns:w14="http://schemas.microsoft.com/office/word/2010/wordml" xmlns:w15="http://schemas.microsoft.com/office/word/2012/wordml" xmlns:w16cex="http://schemas.microsoft.com/office/word/2018/wordml/cex" xmlns:w16cid="http://schemas.microsoft.com/office/word/2016/wordml/cid" xmlns:w16="http://schemas.microsoft.com/office/word/2018/wordml" xmlns:w16du="http://schemas.microsoft.com/office/word/2023/wordml/word16du" xmlns:w16sdtdh="http://schemas.microsoft.com/office/word/2020/wordml/sdtdatahash" xmlns:w16se="http://schemas.microsoft.com/office/word/2015/wordml/symex" xmlns:wpg="http://schemas.microsoft.com/office/word/2010/wordprocessingGroup" xmlns:wpi="http://schemas.microsoft.com/office/word/2010/wordprocessingInk" xmlns:wne="http://schemas.microsoft.com/office/word/2006/wordml" xmlns:wps="http://schemas.microsoft.com/office/word/2010/wordprocessingShape" mc:Ignorable="w14 w15 w16se w16cid w16 w16cex w16sdtdh w16du wp14">
+<w:hdr xmlns:wpc="http://schemas.microsoft.com/office/word/2010/wordprocessingCanvas" xmlns:cx="http://schemas.microsoft.com/office/drawing/2014/chartex" xmlns:cx1="http://schemas.microsoft.com/office/drawing/2015/9/8/chartex" xmlns:cx2="http://schemas.microsoft.com/office/drawing/2015/10/21/chartex" xmlns:cx3="http://schemas.microsoft.com/office/drawing/2016/5/9/chartex" xmlns:cx4="http://schemas.microsoft.com/office/drawing/2016/5/10/chartex" xmlns:cx5="http://schemas.microsoft.com/office/drawing/2016/5/11/chartex" xmlns:cx6="http://schemas.microsoft.com/office/drawing/2016/5/12/chartex" xmlns:cx7="http://schemas.microsoft.com/office/drawing/2016/5/13/chartex" xmlns:cx8="http://schemas.microsoft.com/office/drawing/2016/5/14/chartex" xmlns:mc="http://schemas.openxmlformats.org/markup-compatibility/2006" xmlns:aink="http://schemas.microsoft.com/office/drawing/2016/ink" xmlns:am3d="http://schemas.microsoft.com/office/drawing/2017/model3d" xmlns:o="urn:schemas-microsoft-com:office:office" xmlns:oel="http://schemas.microsoft.com/office/2019/extlst" xmlns:r="http://schemas.openxmlformats.org/officeDocument/2006/relationships" xmlns:m="http://schemas.openxmlformats.org/officeDocument/2006/math" xmlns:v="urn:schemas-microsoft-com:vml" xmlns:wp14="http://schemas.microsoft.com/office/word/2010/wordprocessingDrawing" xmlns:wp="http://schemas.openxmlformats.org/drawingml/2006/wordprocessingDrawing" xmlns:w10="urn:schemas-microsoft-com:office:word" xmlns:w="http://schemas.openxmlformats.org/wordprocessingml/2006/main" xmlns:w14="http://schemas.microsoft.com/office/word/2010/wordml" xmlns:w15="http://schemas.microsoft.com/office/word/2012/wordml" xmlns:w16cex="http://schemas.microsoft.com/office/word/2018/wordml/cex" xmlns:w16cid="http://schemas.microsoft.com/office/word/2016/wordml/cid" xmlns:w16="http://schemas.microsoft.com/office/word/2018/wordml" xmlns:w16du="http://schemas.microsoft.com/office/word/2023/wordml/word16du" xmlns:w16sdtdh="http://schemas.microsoft.com/office/word/2020/wordml/sdtdatahash" xmlns:w16sdtfl="http://schemas.microsoft.com/office/word/2024/wordml/sdtformatlock" xmlns:w16se="http://schemas.microsoft.com/office/word/2015/wordml/symex" xmlns:wpg="http://schemas.microsoft.com/office/word/2010/wordprocessingGroup" xmlns:wpi="http://schemas.microsoft.com/office/word/2010/wordprocessingInk" xmlns:wne="http://schemas.microsoft.com/office/word/2006/wordml" xmlns:wps="http://schemas.microsoft.com/office/word/2010/wordprocessingShape" mc:Ignorable="w14 w15 w16se w16cid w16 w16cex w16sdtdh w16sdtfl w16du wp14">
   <w:p>
     <w:pPr>
       <w:spacing w:after="0" w:line="259" w:lineRule="auto"/>
@@ -15989,7 +16085,7 @@
 </file>
 
 <file path=word/header2.xml><?xml version="1.0" encoding="utf-8"?>
-<w:hdr xmlns:wpc="http://schemas.microsoft.com/office/word/2010/wordprocessingCanvas" xmlns:cx="http://schemas.microsoft.com/office/drawing/2014/chartex" xmlns:cx1="http://schemas.microsoft.com/office/drawing/2015/9/8/chartex" xmlns:cx2="http://schemas.microsoft.com/office/drawing/2015/10/21/chartex" xmlns:cx3="http://schemas.microsoft.com/office/drawing/2016/5/9/chartex" xmlns:cx4="http://schemas.microsoft.com/office/drawing/2016/5/10/chartex" xmlns:cx5="http://schemas.microsoft.com/office/drawing/2016/5/11/chartex" xmlns:cx6="http://schemas.microsoft.com/office/drawing/2016/5/12/chartex" xmlns:cx7="http://schemas.microsoft.com/office/drawing/2016/5/13/chartex" xmlns:cx8="http://schemas.microsoft.com/office/drawing/2016/5/14/chartex" xmlns:mc="http://schemas.openxmlformats.org/markup-compatibility/2006" xmlns:aink="http://schemas.microsoft.com/office/drawing/2016/ink" xmlns:am3d="http://schemas.microsoft.com/office/drawing/2017/model3d" xmlns:o="urn:schemas-microsoft-com:office:office" xmlns:oel="http://schemas.microsoft.com/office/2019/extlst" xmlns:r="http://schemas.openxmlformats.org/officeDocument/2006/relationships" xmlns:m="http://schemas.openxmlformats.org/officeDocument/2006/math" xmlns:v="urn:schemas-microsoft-com:vml" xmlns:wp14="http://schemas.microsoft.com/office/word/2010/wordprocessingDrawing" xmlns:wp="http://schemas.openxmlformats.org/drawingml/2006/wordprocessingDrawing" xmlns:w10="urn:schemas-microsoft-com:office:word" xmlns:w="http://schemas.openxmlformats.org/wordprocessingml/2006/main" xmlns:w14="http://schemas.microsoft.com/office/word/2010/wordml" xmlns:w15="http://schemas.microsoft.com/office/word/2012/wordml" xmlns:w16cex="http://schemas.microsoft.com/office/word/2018/wordml/cex" xmlns:w16cid="http://schemas.microsoft.com/office/word/2016/wordml/cid" xmlns:w16="http://schemas.microsoft.com/office/word/2018/wordml" xmlns:w16du="http://schemas.microsoft.com/office/word/2023/wordml/word16du" xmlns:w16sdtdh="http://schemas.microsoft.com/office/word/2020/wordml/sdtdatahash" xmlns:w16se="http://schemas.microsoft.com/office/word/2015/wordml/symex" xmlns:wpg="http://schemas.microsoft.com/office/word/2010/wordprocessingGroup" xmlns:wpi="http://schemas.microsoft.com/office/word/2010/wordprocessingInk" xmlns:wne="http://schemas.microsoft.com/office/word/2006/wordml" xmlns:wps="http://schemas.microsoft.com/office/word/2010/wordprocessingShape" mc:Ignorable="w14 w15 w16se w16cid w16 w16cex w16sdtdh w16du wp14">
+<w:hdr xmlns:wpc="http://schemas.microsoft.com/office/word/2010/wordprocessingCanvas" xmlns:cx="http://schemas.microsoft.com/office/drawing/2014/chartex" xmlns:cx1="http://schemas.microsoft.com/office/drawing/2015/9/8/chartex" xmlns:cx2="http://schemas.microsoft.com/office/drawing/2015/10/21/chartex" xmlns:cx3="http://schemas.microsoft.com/office/drawing/2016/5/9/chartex" xmlns:cx4="http://schemas.microsoft.com/office/drawing/2016/5/10/chartex" xmlns:cx5="http://schemas.microsoft.com/office/drawing/2016/5/11/chartex" xmlns:cx6="http://schemas.microsoft.com/office/drawing/2016/5/12/chartex" xmlns:cx7="http://schemas.microsoft.com/office/drawing/2016/5/13/chartex" xmlns:cx8="http://schemas.microsoft.com/office/drawing/2016/5/14/chartex" xmlns:mc="http://schemas.openxmlformats.org/markup-compatibility/2006" xmlns:aink="http://schemas.microsoft.com/office/drawing/2016/ink" xmlns:am3d="http://schemas.microsoft.com/office/drawing/2017/model3d" xmlns:o="urn:schemas-microsoft-com:office:office" xmlns:oel="http://schemas.microsoft.com/office/2019/extlst" xmlns:r="http://schemas.openxmlformats.org/officeDocument/2006/relationships" xmlns:m="http://schemas.openxmlformats.org/officeDocument/2006/math" xmlns:v="urn:schemas-microsoft-com:vml" xmlns:wp14="http://schemas.microsoft.com/office/word/2010/wordprocessingDrawing" xmlns:wp="http://schemas.openxmlformats.org/drawingml/2006/wordprocessingDrawing" xmlns:w10="urn:schemas-microsoft-com:office:word" xmlns:w="http://schemas.openxmlformats.org/wordprocessingml/2006/main" xmlns:w14="http://schemas.microsoft.com/office/word/2010/wordml" xmlns:w15="http://schemas.microsoft.com/office/word/2012/wordml" xmlns:w16cex="http://schemas.microsoft.com/office/word/2018/wordml/cex" xmlns:w16cid="http://schemas.microsoft.com/office/word/2016/wordml/cid" xmlns:w16="http://schemas.microsoft.com/office/word/2018/wordml" xmlns:w16du="http://schemas.microsoft.com/office/word/2023/wordml/word16du" xmlns:w16sdtdh="http://schemas.microsoft.com/office/word/2020/wordml/sdtdatahash" xmlns:w16sdtfl="http://schemas.microsoft.com/office/word/2024/wordml/sdtformatlock" xmlns:w16se="http://schemas.microsoft.com/office/word/2015/wordml/symex" xmlns:wpg="http://schemas.microsoft.com/office/word/2010/wordprocessingGroup" xmlns:wpi="http://schemas.microsoft.com/office/word/2010/wordprocessingInk" xmlns:wne="http://schemas.microsoft.com/office/word/2006/wordml" xmlns:wps="http://schemas.microsoft.com/office/word/2010/wordprocessingShape" mc:Ignorable="w14 w15 w16se w16cid w16 w16cex w16sdtdh w16sdtfl w16du wp14">
   <w:p>
     <w:pPr>
       <w:spacing w:after="0" w:line="259" w:lineRule="auto"/>
@@ -16007,14 +16103,14 @@
         <w:b/>
         <w:bCs/>
       </w:rPr>
-      <w:t>BJT Curve Tracer: Intro to MultiSim and the 555 Timer</w:t>
+      <w:t>BJT Curve Tracer: 555 Timer</w:t>
     </w:r>
   </w:p>
 </w:hdr>
 </file>
 
 <file path=word/header3.xml><?xml version="1.0" encoding="utf-8"?>
-<w:hdr xmlns:wpc="http://schemas.microsoft.com/office/word/2010/wordprocessingCanvas" xmlns:cx="http://schemas.microsoft.com/office/drawing/2014/chartex" xmlns:cx1="http://schemas.microsoft.com/office/drawing/2015/9/8/chartex" xmlns:cx2="http://schemas.microsoft.com/office/drawing/2015/10/21/chartex" xmlns:cx3="http://schemas.microsoft.com/office/drawing/2016/5/9/chartex" xmlns:cx4="http://schemas.microsoft.com/office/drawing/2016/5/10/chartex" xmlns:cx5="http://schemas.microsoft.com/office/drawing/2016/5/11/chartex" xmlns:cx6="http://schemas.microsoft.com/office/drawing/2016/5/12/chartex" xmlns:cx7="http://schemas.microsoft.com/office/drawing/2016/5/13/chartex" xmlns:cx8="http://schemas.microsoft.com/office/drawing/2016/5/14/chartex" xmlns:mc="http://schemas.openxmlformats.org/markup-compatibility/2006" xmlns:aink="http://schemas.microsoft.com/office/drawing/2016/ink" xmlns:am3d="http://schemas.microsoft.com/office/drawing/2017/model3d" xmlns:o="urn:schemas-microsoft-com:office:office" xmlns:oel="http://schemas.microsoft.com/office/2019/extlst" xmlns:r="http://schemas.openxmlformats.org/officeDocument/2006/relationships" xmlns:m="http://schemas.openxmlformats.org/officeDocument/2006/math" xmlns:v="urn:schemas-microsoft-com:vml" xmlns:wp14="http://schemas.microsoft.com/office/word/2010/wordprocessingDrawing" xmlns:wp="http://schemas.openxmlformats.org/drawingml/2006/wordprocessingDrawing" xmlns:w10="urn:schemas-microsoft-com:office:word" xmlns:w="http://schemas.openxmlformats.org/wordprocessingml/2006/main" xmlns:w14="http://schemas.microsoft.com/office/word/2010/wordml" xmlns:w15="http://schemas.microsoft.com/office/word/2012/wordml" xmlns:w16cex="http://schemas.microsoft.com/office/word/2018/wordml/cex" xmlns:w16cid="http://schemas.microsoft.com/office/word/2016/wordml/cid" xmlns:w16="http://schemas.microsoft.com/office/word/2018/wordml" xmlns:w16du="http://schemas.microsoft.com/office/word/2023/wordml/word16du" xmlns:w16sdtdh="http://schemas.microsoft.com/office/word/2020/wordml/sdtdatahash" xmlns:w16se="http://schemas.microsoft.com/office/word/2015/wordml/symex" xmlns:wpg="http://schemas.microsoft.com/office/word/2010/wordprocessingGroup" xmlns:wpi="http://schemas.microsoft.com/office/word/2010/wordprocessingInk" xmlns:wne="http://schemas.microsoft.com/office/word/2006/wordml" xmlns:wps="http://schemas.microsoft.com/office/word/2010/wordprocessingShape" mc:Ignorable="w14 w15 w16se w16cid w16 w16cex w16sdtdh w16du wp14">
+<w:hdr xmlns:wpc="http://schemas.microsoft.com/office/word/2010/wordprocessingCanvas" xmlns:cx="http://schemas.microsoft.com/office/drawing/2014/chartex" xmlns:cx1="http://schemas.microsoft.com/office/drawing/2015/9/8/chartex" xmlns:cx2="http://schemas.microsoft.com/office/drawing/2015/10/21/chartex" xmlns:cx3="http://schemas.microsoft.com/office/drawing/2016/5/9/chartex" xmlns:cx4="http://schemas.microsoft.com/office/drawing/2016/5/10/chartex" xmlns:cx5="http://schemas.microsoft.com/office/drawing/2016/5/11/chartex" xmlns:cx6="http://schemas.microsoft.com/office/drawing/2016/5/12/chartex" xmlns:cx7="http://schemas.microsoft.com/office/drawing/2016/5/13/chartex" xmlns:cx8="http://schemas.microsoft.com/office/drawing/2016/5/14/chartex" xmlns:mc="http://schemas.openxmlformats.org/markup-compatibility/2006" xmlns:aink="http://schemas.microsoft.com/office/drawing/2016/ink" xmlns:am3d="http://schemas.microsoft.com/office/drawing/2017/model3d" xmlns:o="urn:schemas-microsoft-com:office:office" xmlns:oel="http://schemas.microsoft.com/office/2019/extlst" xmlns:r="http://schemas.openxmlformats.org/officeDocument/2006/relationships" xmlns:m="http://schemas.openxmlformats.org/officeDocument/2006/math" xmlns:v="urn:schemas-microsoft-com:vml" xmlns:wp14="http://schemas.microsoft.com/office/word/2010/wordprocessingDrawing" xmlns:wp="http://schemas.openxmlformats.org/drawingml/2006/wordprocessingDrawing" xmlns:w10="urn:schemas-microsoft-com:office:word" xmlns:w="http://schemas.openxmlformats.org/wordprocessingml/2006/main" xmlns:w14="http://schemas.microsoft.com/office/word/2010/wordml" xmlns:w15="http://schemas.microsoft.com/office/word/2012/wordml" xmlns:w16cex="http://schemas.microsoft.com/office/word/2018/wordml/cex" xmlns:w16cid="http://schemas.microsoft.com/office/word/2016/wordml/cid" xmlns:w16="http://schemas.microsoft.com/office/word/2018/wordml" xmlns:w16du="http://schemas.microsoft.com/office/word/2023/wordml/word16du" xmlns:w16sdtdh="http://schemas.microsoft.com/office/word/2020/wordml/sdtdatahash" xmlns:w16sdtfl="http://schemas.microsoft.com/office/word/2024/wordml/sdtformatlock" xmlns:w16se="http://schemas.microsoft.com/office/word/2015/wordml/symex" xmlns:wpg="http://schemas.microsoft.com/office/word/2010/wordprocessingGroup" xmlns:wpi="http://schemas.microsoft.com/office/word/2010/wordprocessingInk" xmlns:wne="http://schemas.microsoft.com/office/word/2006/wordml" xmlns:wps="http://schemas.microsoft.com/office/word/2010/wordprocessingShape" mc:Ignorable="w14 w15 w16se w16cid w16 w16cex w16sdtdh w16sdtfl w16du wp14">
   <w:p>
     <w:pPr>
       <w:spacing w:after="0" w:line="259" w:lineRule="auto"/>
@@ -16078,7 +16174,7 @@
 </file>
 
 <file path=word/numbering.xml><?xml version="1.0" encoding="utf-8"?>
-<w:numbering xmlns:wpc="http://schemas.microsoft.com/office/word/2010/wordprocessingCanvas" xmlns:cx="http://schemas.microsoft.com/office/drawing/2014/chartex" xmlns:cx1="http://schemas.microsoft.com/office/drawing/2015/9/8/chartex" xmlns:cx2="http://schemas.microsoft.com/office/drawing/2015/10/21/chartex" xmlns:cx3="http://schemas.microsoft.com/office/drawing/2016/5/9/chartex" xmlns:cx4="http://schemas.microsoft.com/office/drawing/2016/5/10/chartex" xmlns:cx5="http://schemas.microsoft.com/office/drawing/2016/5/11/chartex" xmlns:cx6="http://schemas.microsoft.com/office/drawing/2016/5/12/chartex" xmlns:cx7="http://schemas.microsoft.com/office/drawing/2016/5/13/chartex" xmlns:cx8="http://schemas.microsoft.com/office/drawing/2016/5/14/chartex" xmlns:mc="http://schemas.openxmlformats.org/markup-compatibility/2006" xmlns:aink="http://schemas.microsoft.com/office/drawing/2016/ink" xmlns:am3d="http://schemas.microsoft.com/office/drawing/2017/model3d" xmlns:o="urn:schemas-microsoft-com:office:office" xmlns:oel="http://schemas.microsoft.com/office/2019/extlst" xmlns:r="http://schemas.openxmlformats.org/officeDocument/2006/relationships" xmlns:m="http://schemas.openxmlformats.org/officeDocument/2006/math" xmlns:v="urn:schemas-microsoft-com:vml" xmlns:wp14="http://schemas.microsoft.com/office/word/2010/wordprocessingDrawing" xmlns:wp="http://schemas.openxmlformats.org/drawingml/2006/wordprocessingDrawing" xmlns:w10="urn:schemas-microsoft-com:office:word" xmlns:w="http://schemas.openxmlformats.org/wordprocessingml/2006/main" xmlns:w14="http://schemas.microsoft.com/office/word/2010/wordml" xmlns:w15="http://schemas.microsoft.com/office/word/2012/wordml" xmlns:w16cex="http://schemas.microsoft.com/office/word/2018/wordml/cex" xmlns:w16cid="http://schemas.microsoft.com/office/word/2016/wordml/cid" xmlns:w16="http://schemas.microsoft.com/office/word/2018/wordml" xmlns:w16du="http://schemas.microsoft.com/office/word/2023/wordml/word16du" xmlns:w16sdtdh="http://schemas.microsoft.com/office/word/2020/wordml/sdtdatahash" xmlns:w16se="http://schemas.microsoft.com/office/word/2015/wordml/symex" xmlns:wpg="http://schemas.microsoft.com/office/word/2010/wordprocessingGroup" xmlns:wpi="http://schemas.microsoft.com/office/word/2010/wordprocessingInk" xmlns:wne="http://schemas.microsoft.com/office/word/2006/wordml" xmlns:wps="http://schemas.microsoft.com/office/word/2010/wordprocessingShape" mc:Ignorable="w14 w15 w16se w16cid w16 w16cex w16sdtdh w16du wp14">
+<w:numbering xmlns:wpc="http://schemas.microsoft.com/office/word/2010/wordprocessingCanvas" xmlns:cx="http://schemas.microsoft.com/office/drawing/2014/chartex" xmlns:cx1="http://schemas.microsoft.com/office/drawing/2015/9/8/chartex" xmlns:cx2="http://schemas.microsoft.com/office/drawing/2015/10/21/chartex" xmlns:cx3="http://schemas.microsoft.com/office/drawing/2016/5/9/chartex" xmlns:cx4="http://schemas.microsoft.com/office/drawing/2016/5/10/chartex" xmlns:cx5="http://schemas.microsoft.com/office/drawing/2016/5/11/chartex" xmlns:cx6="http://schemas.microsoft.com/office/drawing/2016/5/12/chartex" xmlns:cx7="http://schemas.microsoft.com/office/drawing/2016/5/13/chartex" xmlns:cx8="http://schemas.microsoft.com/office/drawing/2016/5/14/chartex" xmlns:mc="http://schemas.openxmlformats.org/markup-compatibility/2006" xmlns:aink="http://schemas.microsoft.com/office/drawing/2016/ink" xmlns:am3d="http://schemas.microsoft.com/office/drawing/2017/model3d" xmlns:o="urn:schemas-microsoft-com:office:office" xmlns:oel="http://schemas.microsoft.com/office/2019/extlst" xmlns:r="http://schemas.openxmlformats.org/officeDocument/2006/relationships" xmlns:m="http://schemas.openxmlformats.org/officeDocument/2006/math" xmlns:v="urn:schemas-microsoft-com:vml" xmlns:wp14="http://schemas.microsoft.com/office/word/2010/wordprocessingDrawing" xmlns:wp="http://schemas.openxmlformats.org/drawingml/2006/wordprocessingDrawing" xmlns:w10="urn:schemas-microsoft-com:office:word" xmlns:w="http://schemas.openxmlformats.org/wordprocessingml/2006/main" xmlns:w14="http://schemas.microsoft.com/office/word/2010/wordml" xmlns:w15="http://schemas.microsoft.com/office/word/2012/wordml" xmlns:w16cex="http://schemas.microsoft.com/office/word/2018/wordml/cex" xmlns:w16cid="http://schemas.microsoft.com/office/word/2016/wordml/cid" xmlns:w16="http://schemas.microsoft.com/office/word/2018/wordml" xmlns:w16du="http://schemas.microsoft.com/office/word/2023/wordml/word16du" xmlns:w16sdtdh="http://schemas.microsoft.com/office/word/2020/wordml/sdtdatahash" xmlns:w16sdtfl="http://schemas.microsoft.com/office/word/2024/wordml/sdtformatlock" xmlns:w16se="http://schemas.microsoft.com/office/word/2015/wordml/symex" xmlns:wpg="http://schemas.microsoft.com/office/word/2010/wordprocessingGroup" xmlns:wpi="http://schemas.microsoft.com/office/word/2010/wordprocessingInk" xmlns:wne="http://schemas.microsoft.com/office/word/2006/wordml" xmlns:wps="http://schemas.microsoft.com/office/word/2010/wordprocessingShape" mc:Ignorable="w14 w15 w16se w16cid w16 w16cex w16sdtdh w16sdtfl w16du wp14">
   <w:abstractNum w:abstractNumId="0" w15:restartNumberingAfterBreak="0">
     <w:nsid w:val="00531572"/>
     <w:multiLevelType w:val="hybridMultilevel"/>
@@ -17471,7 +17567,7 @@
   <w:abstractNum w:abstractNumId="13" w15:restartNumberingAfterBreak="0">
     <w:nsid w:val="35786E9F"/>
     <w:multiLevelType w:val="hybridMultilevel"/>
-    <w:tmpl w:val="9FA86D80"/>
+    <w:tmpl w:val="9680321E"/>
     <w:lvl w:ilvl="0" w:tplc="39CA8064">
       <w:start w:val="1"/>
       <w:numFmt w:val="decimal"/>
@@ -17486,7 +17582,7 @@
         <w:bCs w:val="0"/>
       </w:rPr>
     </w:lvl>
-    <w:lvl w:ilvl="1" w:tplc="04090019" w:tentative="1">
+    <w:lvl w:ilvl="1" w:tplc="F676CB7E">
       <w:start w:val="1"/>
       <w:numFmt w:val="lowerLetter"/>
       <w:lvlText w:val="%2."/>
@@ -17494,8 +17590,12 @@
       <w:pPr>
         <w:ind w:left="1440" w:hanging="360"/>
       </w:pPr>
-    </w:lvl>
-    <w:lvl w:ilvl="2" w:tplc="0409001B" w:tentative="1">
+      <w:rPr>
+        <w:b w:val="0"/>
+        <w:bCs w:val="0"/>
+      </w:rPr>
+    </w:lvl>
+    <w:lvl w:ilvl="2" w:tplc="0409001B">
       <w:start w:val="1"/>
       <w:numFmt w:val="lowerRoman"/>
       <w:lvlText w:val="%3."/>
@@ -19644,7 +19744,7 @@
 </file>
 
 <file path=word/styles.xml><?xml version="1.0" encoding="utf-8"?>
-<w:styles xmlns:mc="http://schemas.openxmlformats.org/markup-compatibility/2006" xmlns:r="http://schemas.openxmlformats.org/officeDocument/2006/relationships" xmlns:w="http://schemas.openxmlformats.org/wordprocessingml/2006/main" xmlns:w14="http://schemas.microsoft.com/office/word/2010/wordml" xmlns:w15="http://schemas.microsoft.com/office/word/2012/wordml" xmlns:w16cex="http://schemas.microsoft.com/office/word/2018/wordml/cex" xmlns:w16cid="http://schemas.microsoft.com/office/word/2016/wordml/cid" xmlns:w16="http://schemas.microsoft.com/office/word/2018/wordml" xmlns:w16du="http://schemas.microsoft.com/office/word/2023/wordml/word16du" xmlns:w16sdtdh="http://schemas.microsoft.com/office/word/2020/wordml/sdtdatahash" xmlns:w16se="http://schemas.microsoft.com/office/word/2015/wordml/symex" mc:Ignorable="w14 w15 w16se w16cid w16 w16cex w16sdtdh w16du">
+<w:styles xmlns:mc="http://schemas.openxmlformats.org/markup-compatibility/2006" xmlns:r="http://schemas.openxmlformats.org/officeDocument/2006/relationships" xmlns:w="http://schemas.openxmlformats.org/wordprocessingml/2006/main" xmlns:w14="http://schemas.microsoft.com/office/word/2010/wordml" xmlns:w15="http://schemas.microsoft.com/office/word/2012/wordml" xmlns:w16cex="http://schemas.microsoft.com/office/word/2018/wordml/cex" xmlns:w16cid="http://schemas.microsoft.com/office/word/2016/wordml/cid" xmlns:w16="http://schemas.microsoft.com/office/word/2018/wordml" xmlns:w16du="http://schemas.microsoft.com/office/word/2023/wordml/word16du" xmlns:w16sdtdh="http://schemas.microsoft.com/office/word/2020/wordml/sdtdatahash" xmlns:w16sdtfl="http://schemas.microsoft.com/office/word/2024/wordml/sdtformatlock" xmlns:w16se="http://schemas.microsoft.com/office/word/2015/wordml/symex" mc:Ignorable="w14 w15 w16se w16cid w16 w16cex w16sdtdh w16sdtfl w16du">
   <w:docDefaults>
     <w:rPrDefault>
       <w:rPr>

--- a/Labs/lab10 curveTracer 555timer/curveTracer 555timer Document.docx
+++ b/Labs/lab10 curveTracer 555timer/curveTracer 555timer Document.docx
@@ -1051,6 +1051,9 @@
         <w:spacing w:before="100" w:beforeAutospacing="1" w:after="100" w:afterAutospacing="1" w:line="240" w:lineRule="auto"/>
       </w:pPr>
       <w:r>
+        <w:rPr>
+          <w:noProof/>
+        </w:rPr>
         <w:drawing>
           <wp:inline distT="0" distB="0" distL="0" distR="0" wp14:anchorId="5AAB5ED8" wp14:editId="22A25228">
             <wp:extent cx="2737353" cy="2286000"/>
@@ -1100,27 +1103,14 @@
       <w:r>
         <w:t xml:space="preserve">Figure </w:t>
       </w:r>
-      <w:r>
-        <w:fldChar w:fldCharType="begin"/>
-      </w:r>
-      <w:r>
-        <w:instrText xml:space="preserve"> SEQ Figure \* ARABIC </w:instrText>
-      </w:r>
-      <w:r>
-        <w:fldChar w:fldCharType="separate"/>
-      </w:r>
-      <w:r>
-        <w:rPr>
-          <w:noProof/>
-        </w:rPr>
-        <w:t>1</w:t>
-      </w:r>
-      <w:r>
-        <w:rPr>
-          <w:noProof/>
-        </w:rPr>
-        <w:fldChar w:fldCharType="end"/>
-      </w:r>
+      <w:fldSimple w:instr=" SEQ Figure \* ARABIC ">
+        <w:r>
+          <w:rPr>
+            <w:noProof/>
+          </w:rPr>
+          <w:t>1</w:t>
+        </w:r>
+      </w:fldSimple>
       <w:bookmarkEnd w:id="1"/>
       <w:r>
         <w:t xml:space="preserve">: The output of the </w:t>
@@ -1132,7 +1122,15 @@
         <w:t>oscillates with a predictable period and duty cycle.</w:t>
       </w:r>
       <w:r>
-        <w:t xml:space="preserve">  Schematic drawn in LTspice.</w:t>
+        <w:t xml:space="preserve">  Schematic drawn in </w:t>
+      </w:r>
+      <w:proofErr w:type="spellStart"/>
+      <w:r>
+        <w:t>LTspice</w:t>
+      </w:r>
+      <w:proofErr w:type="spellEnd"/>
+      <w:r>
+        <w:t>.</w:t>
       </w:r>
     </w:p>
     <w:p>
@@ -1142,8 +1140,13 @@
           <w:iCs/>
         </w:rPr>
       </w:pPr>
-      <w:r>
-        <w:t>In order to analyze the circuit in</w:t>
+      <w:proofErr w:type="gramStart"/>
+      <w:r>
+        <w:t>In order to</w:t>
+      </w:r>
+      <w:proofErr w:type="gramEnd"/>
+      <w:r>
+        <w:t xml:space="preserve"> analyze the circuit in</w:t>
       </w:r>
       <w:r>
         <w:rPr>
@@ -1526,36 +1529,31 @@
       <w:r>
         <w:t xml:space="preserve">Figure </w:t>
       </w:r>
-      <w:r>
-        <w:fldChar w:fldCharType="begin"/>
-      </w:r>
-      <w:r>
-        <w:instrText xml:space="preserve"> SEQ Figure \* ARABIC </w:instrText>
-      </w:r>
-      <w:r>
-        <w:fldChar w:fldCharType="separate"/>
-      </w:r>
-      <w:r>
-        <w:rPr>
-          <w:noProof/>
-        </w:rPr>
-        <w:t>2</w:t>
-      </w:r>
-      <w:r>
-        <w:rPr>
-          <w:noProof/>
-        </w:rPr>
-        <w:fldChar w:fldCharType="end"/>
-      </w:r>
+      <w:fldSimple w:instr=" SEQ Figure \* ARABIC ">
+        <w:r>
+          <w:rPr>
+            <w:noProof/>
+          </w:rPr>
+          <w:t>2</w:t>
+        </w:r>
+      </w:fldSimple>
       <w:bookmarkEnd w:id="2"/>
       <w:r>
-        <w:t>: A highly simplified rendering of a 555</w:t>
+        <w:t xml:space="preserve">: A highly simplified rendering of </w:t>
+      </w:r>
+      <w:proofErr w:type="gramStart"/>
+      <w:r>
+        <w:t>a 555</w:t>
       </w:r>
       <w:r>
         <w:t xml:space="preserve"> Timer’s</w:t>
       </w:r>
       <w:r>
-        <w:t xml:space="preserve"> internals.</w:t>
+        <w:t xml:space="preserve"> internals</w:t>
+      </w:r>
+      <w:proofErr w:type="gramEnd"/>
+      <w:r>
+        <w:t>.</w:t>
       </w:r>
     </w:p>
     <w:p>
@@ -2234,27 +2232,14 @@
       <w:r>
         <w:t xml:space="preserve">Table </w:t>
       </w:r>
-      <w:r>
-        <w:fldChar w:fldCharType="begin"/>
-      </w:r>
-      <w:r>
-        <w:instrText xml:space="preserve"> SEQ Table \* ARABIC </w:instrText>
-      </w:r>
-      <w:r>
-        <w:fldChar w:fldCharType="separate"/>
-      </w:r>
-      <w:r>
-        <w:rPr>
-          <w:noProof/>
-        </w:rPr>
-        <w:t>1</w:t>
-      </w:r>
-      <w:r>
-        <w:rPr>
-          <w:noProof/>
-        </w:rPr>
-        <w:fldChar w:fldCharType="end"/>
-      </w:r>
+      <w:fldSimple w:instr=" SEQ Table \* ARABIC ">
+        <w:r>
+          <w:rPr>
+            <w:noProof/>
+          </w:rPr>
+          <w:t>1</w:t>
+        </w:r>
+      </w:fldSimple>
       <w:r>
         <w:t>: State table for an SR-latch</w:t>
       </w:r>
@@ -3059,7 +3044,21 @@
         <w:rPr>
           <w:iCs/>
         </w:rPr>
-        <w:t xml:space="preserve">signal, hence the arrow head.  When </w:t>
+        <w:t xml:space="preserve">signal, hence the </w:t>
+      </w:r>
+      <w:proofErr w:type="gramStart"/>
+      <w:r>
+        <w:rPr>
+          <w:iCs/>
+        </w:rPr>
+        <w:t>arrow head</w:t>
+      </w:r>
+      <w:proofErr w:type="gramEnd"/>
+      <w:r>
+        <w:rPr>
+          <w:iCs/>
+        </w:rPr>
+        <w:t xml:space="preserve">.  When </w:t>
       </w:r>
       <m:oMath>
         <m:acc>
@@ -3093,7 +3092,21 @@
         <w:rPr>
           <w:iCs/>
         </w:rPr>
-        <w:t xml:space="preserve"> the switch is closed, connecting the DIS pin to ground.  When </w:t>
+        <w:t xml:space="preserve"> the switch is closed, </w:t>
+      </w:r>
+      <w:proofErr w:type="gramStart"/>
+      <w:r>
+        <w:rPr>
+          <w:iCs/>
+        </w:rPr>
+        <w:t>connecting</w:t>
+      </w:r>
+      <w:proofErr w:type="gramEnd"/>
+      <w:r>
+        <w:rPr>
+          <w:iCs/>
+        </w:rPr>
+        <w:t xml:space="preserve"> the DIS pin to ground.  When </w:t>
       </w:r>
       <m:oMath>
         <m:acc>
@@ -3135,7 +3148,14 @@
         <w:rPr>
           <w:iCs/>
         </w:rPr>
-        <w:t xml:space="preserve">  In reality</w:t>
+        <w:t xml:space="preserve">  </w:t>
+      </w:r>
+      <w:proofErr w:type="gramStart"/>
+      <w:r>
+        <w:rPr>
+          <w:iCs/>
+        </w:rPr>
+        <w:t>In reality</w:t>
       </w:r>
       <w:r>
         <w:rPr>
@@ -3147,7 +3167,14 @@
         <w:rPr>
           <w:iCs/>
         </w:rPr>
-        <w:t xml:space="preserve"> this voltage-controlled switch is a</w:t>
+        <w:t xml:space="preserve"> this</w:t>
+      </w:r>
+      <w:proofErr w:type="gramEnd"/>
+      <w:r>
+        <w:rPr>
+          <w:iCs/>
+        </w:rPr>
+        <w:t xml:space="preserve"> voltage-controlled switch is a</w:t>
       </w:r>
       <w:r>
         <w:rPr>
@@ -3177,7 +3204,21 @@
         <w:rPr>
           <w:iCs/>
         </w:rPr>
-        <w:t>replaced it with something more intuitive.</w:t>
+        <w:t xml:space="preserve">replaced </w:t>
+      </w:r>
+      <w:proofErr w:type="gramStart"/>
+      <w:r>
+        <w:rPr>
+          <w:iCs/>
+        </w:rPr>
+        <w:t>it</w:t>
+      </w:r>
+      <w:proofErr w:type="gramEnd"/>
+      <w:r>
+        <w:rPr>
+          <w:iCs/>
+        </w:rPr>
+        <w:t xml:space="preserve"> with something more intuitive.</w:t>
       </w:r>
     </w:p>
     <w:p>
@@ -3745,7 +3786,7 @@
           <w:noProof/>
         </w:rPr>
         <w:drawing>
-          <wp:inline distT="0" distB="0" distL="0" distR="0" wp14:anchorId="391330D9" wp14:editId="702B88C5">
+          <wp:inline distT="0" distB="0" distL="0" distR="0" wp14:anchorId="391330D9" wp14:editId="78BD5760">
             <wp:extent cx="3032702" cy="1553952"/>
             <wp:effectExtent l="0" t="0" r="0" b="8255"/>
             <wp:docPr id="20" name="Picture 20"/>
@@ -3806,27 +3847,14 @@
       <w:r>
         <w:t xml:space="preserve">Figure </w:t>
       </w:r>
-      <w:r>
-        <w:fldChar w:fldCharType="begin"/>
-      </w:r>
-      <w:r>
-        <w:instrText xml:space="preserve"> SEQ Figure \* ARABIC </w:instrText>
-      </w:r>
-      <w:r>
-        <w:fldChar w:fldCharType="separate"/>
-      </w:r>
-      <w:r>
-        <w:rPr>
-          <w:noProof/>
-        </w:rPr>
-        <w:t>3</w:t>
-      </w:r>
-      <w:r>
-        <w:rPr>
-          <w:noProof/>
-        </w:rPr>
-        <w:fldChar w:fldCharType="end"/>
-      </w:r>
+      <w:fldSimple w:instr=" SEQ Figure \* ARABIC ">
+        <w:r>
+          <w:rPr>
+            <w:noProof/>
+          </w:rPr>
+          <w:t>3</w:t>
+        </w:r>
+      </w:fldSimple>
       <w:bookmarkEnd w:id="5"/>
       <w:r>
         <w:t>: Determine the effect of V</w:t>
@@ -4152,27 +4180,14 @@
       <w:r>
         <w:t xml:space="preserve">Figure </w:t>
       </w:r>
-      <w:r>
-        <w:fldChar w:fldCharType="begin"/>
-      </w:r>
-      <w:r>
-        <w:instrText xml:space="preserve"> SEQ Figure \* ARABIC </w:instrText>
-      </w:r>
-      <w:r>
-        <w:fldChar w:fldCharType="separate"/>
-      </w:r>
-      <w:r>
-        <w:rPr>
-          <w:noProof/>
-        </w:rPr>
-        <w:t>4</w:t>
-      </w:r>
-      <w:r>
-        <w:rPr>
-          <w:noProof/>
-        </w:rPr>
-        <w:fldChar w:fldCharType="end"/>
-      </w:r>
+      <w:fldSimple w:instr=" SEQ Figure \* ARABIC ">
+        <w:r>
+          <w:rPr>
+            <w:noProof/>
+          </w:rPr>
+          <w:t>4</w:t>
+        </w:r>
+      </w:fldSimple>
       <w:bookmarkEnd w:id="6"/>
       <w:r>
         <w:t xml:space="preserve">: The circuit in </w:t>
@@ -4330,7 +4345,15 @@
         <w:t xml:space="preserve"> </w:t>
       </w:r>
       <w:r>
-        <w:t xml:space="preserve">to determine to describe what the external circuit in </w:t>
+        <w:t xml:space="preserve">to </w:t>
+      </w:r>
+      <w:proofErr w:type="gramStart"/>
+      <w:r>
+        <w:t>determine to describe</w:t>
+      </w:r>
+      <w:proofErr w:type="gramEnd"/>
+      <w:r>
+        <w:t xml:space="preserve"> what the external circuit in </w:t>
       </w:r>
       <w:r>
         <w:rPr>
@@ -6256,27 +6279,14 @@
       <w:r>
         <w:t xml:space="preserve">Figure </w:t>
       </w:r>
-      <w:r>
-        <w:fldChar w:fldCharType="begin"/>
-      </w:r>
-      <w:r>
-        <w:instrText xml:space="preserve"> SEQ Figure \* ARABIC </w:instrText>
-      </w:r>
-      <w:r>
-        <w:fldChar w:fldCharType="separate"/>
-      </w:r>
-      <w:r>
-        <w:rPr>
-          <w:noProof/>
-        </w:rPr>
-        <w:t>5</w:t>
-      </w:r>
-      <w:r>
-        <w:rPr>
-          <w:noProof/>
-        </w:rPr>
-        <w:fldChar w:fldCharType="end"/>
-      </w:r>
+      <w:fldSimple w:instr=" SEQ Figure \* ARABIC ">
+        <w:r>
+          <w:rPr>
+            <w:noProof/>
+          </w:rPr>
+          <w:t>5</w:t>
+        </w:r>
+      </w:fldSimple>
       <w:bookmarkEnd w:id="9"/>
       <w:r>
         <w:t>: External circuits and internal organization of the</w:t>
@@ -6288,11 +6298,16 @@
         <w:t>555</w:t>
       </w:r>
       <w:r>
-        <w:t xml:space="preserve"> Timer </w:t>
+        <w:t xml:space="preserve"> </w:t>
+      </w:r>
+      <w:proofErr w:type="gramStart"/>
+      <w:r>
+        <w:t xml:space="preserve">Timer </w:t>
       </w:r>
       <w:r>
         <w:t>.</w:t>
       </w:r>
+      <w:proofErr w:type="gramEnd"/>
     </w:p>
     <w:p>
       <w:pPr>
@@ -7575,27 +7590,14 @@
       <w:r>
         <w:t xml:space="preserve">Figure </w:t>
       </w:r>
-      <w:r>
-        <w:fldChar w:fldCharType="begin"/>
-      </w:r>
-      <w:r>
-        <w:instrText xml:space="preserve"> SEQ Figure \* ARABIC </w:instrText>
-      </w:r>
-      <w:r>
-        <w:fldChar w:fldCharType="separate"/>
-      </w:r>
-      <w:r>
-        <w:rPr>
-          <w:noProof/>
-        </w:rPr>
-        <w:t>6</w:t>
-      </w:r>
-      <w:r>
-        <w:rPr>
-          <w:noProof/>
-        </w:rPr>
-        <w:fldChar w:fldCharType="end"/>
-      </w:r>
+      <w:fldSimple w:instr=" SEQ Figure \* ARABIC ">
+        <w:r>
+          <w:rPr>
+            <w:noProof/>
+          </w:rPr>
+          <w:t>6</w:t>
+        </w:r>
+      </w:fldSimple>
       <w:bookmarkEnd w:id="15"/>
       <w:r>
         <w:t xml:space="preserve">: </w:t>
@@ -7664,7 +7666,15 @@
         <w:t xml:space="preserve">. </w:t>
       </w:r>
       <w:r>
-        <w:t xml:space="preserve">  Note the rise time corresponds to the output of the 555</w:t>
+        <w:t xml:space="preserve">  Note the </w:t>
+      </w:r>
+      <w:proofErr w:type="gramStart"/>
+      <w:r>
+        <w:t>rise</w:t>
+      </w:r>
+      <w:proofErr w:type="gramEnd"/>
+      <w:r>
+        <w:t xml:space="preserve"> time corresponds to the output of the 555</w:t>
       </w:r>
       <w:r>
         <w:t xml:space="preserve"> Timer</w:t>
@@ -8170,9 +8180,11 @@
       <w:r>
         <w:t xml:space="preserve"> in </w:t>
       </w:r>
+      <w:proofErr w:type="spellStart"/>
       <w:r>
         <w:t>LTspice</w:t>
       </w:r>
+      <w:proofErr w:type="spellEnd"/>
       <w:r>
         <w:t>.</w:t>
       </w:r>
@@ -8185,6 +8197,9 @@
         <w:jc w:val="right"/>
       </w:pPr>
       <w:r>
+        <w:rPr>
+          <w:noProof/>
+        </w:rPr>
         <w:lastRenderedPageBreak/>
         <w:drawing>
           <wp:inline distT="0" distB="0" distL="0" distR="0" wp14:anchorId="70CB4550" wp14:editId="13283B00">
@@ -8235,27 +8250,14 @@
       <w:r>
         <w:t xml:space="preserve">Figure </w:t>
       </w:r>
-      <w:r>
-        <w:fldChar w:fldCharType="begin"/>
-      </w:r>
-      <w:r>
-        <w:instrText xml:space="preserve"> SEQ Figure \* ARABIC </w:instrText>
-      </w:r>
-      <w:r>
-        <w:fldChar w:fldCharType="separate"/>
-      </w:r>
-      <w:r>
-        <w:rPr>
-          <w:noProof/>
-        </w:rPr>
-        <w:t>7</w:t>
-      </w:r>
-      <w:r>
-        <w:rPr>
-          <w:noProof/>
-        </w:rPr>
-        <w:fldChar w:fldCharType="end"/>
-      </w:r>
+      <w:fldSimple w:instr=" SEQ Figure \* ARABIC ">
+        <w:r>
+          <w:rPr>
+            <w:noProof/>
+          </w:rPr>
+          <w:t>7</w:t>
+        </w:r>
+      </w:fldSimple>
       <w:bookmarkEnd w:id="19"/>
       <w:r>
         <w:t>: 555</w:t>
@@ -8272,9 +8274,11 @@
       <w:r>
         <w:t xml:space="preserve"> construct in </w:t>
       </w:r>
+      <w:proofErr w:type="spellStart"/>
       <w:r>
         <w:t>LTspice</w:t>
       </w:r>
+      <w:proofErr w:type="spellEnd"/>
       <w:r>
         <w:t>.</w:t>
       </w:r>
@@ -8293,9 +8297,11 @@
       <w:r>
         <w:t xml:space="preserve">to build the </w:t>
       </w:r>
+      <w:proofErr w:type="spellStart"/>
       <w:r>
         <w:t>LTspice</w:t>
       </w:r>
+      <w:proofErr w:type="spellEnd"/>
       <w:r>
         <w:t xml:space="preserve"> simulation </w:t>
       </w:r>
@@ -8341,7 +8347,10 @@
         <w:spacing w:before="100" w:beforeAutospacing="1" w:after="100" w:afterAutospacing="1" w:line="240" w:lineRule="auto"/>
       </w:pPr>
       <w:r>
-        <w:t>You can find the NE555 by searching for it in the component pop-up</w:t>
+        <w:t xml:space="preserve">You can find the NE555 by </w:t>
+      </w:r>
+      <w:r>
+        <w:t>selecting the component icon at the top of the window then searching for “NE555”</w:t>
       </w:r>
     </w:p>
     <w:p>
@@ -8354,8 +8363,24 @@
         <w:spacing w:before="100" w:beforeAutospacing="1" w:after="100" w:afterAutospacing="1" w:line="240" w:lineRule="auto"/>
       </w:pPr>
       <w:r>
-        <w:t>Use the components at the top of the LTspice window</w:t>
-      </w:r>
+        <w:t xml:space="preserve">Use the components at the top of the </w:t>
+      </w:r>
+      <w:proofErr w:type="spellStart"/>
+      <w:r>
+        <w:t>LTspice</w:t>
+      </w:r>
+      <w:proofErr w:type="spellEnd"/>
+      <w:r>
+        <w:t xml:space="preserve"> window</w:t>
+      </w:r>
+      <w:r>
+        <w:t xml:space="preserve"> for resistors, capacitors, </w:t>
+      </w:r>
+      <w:proofErr w:type="gramStart"/>
+      <w:r>
+        <w:t>etc..</w:t>
+      </w:r>
+      <w:proofErr w:type="gramEnd"/>
     </w:p>
     <w:p>
       <w:pPr>
@@ -8367,7 +8392,26 @@
         <w:spacing w:before="100" w:beforeAutospacing="1" w:after="100" w:afterAutospacing="1" w:line="240" w:lineRule="auto"/>
       </w:pPr>
       <w:r>
-        <w:t>Make sure to use the Label Net tool  to label the TRIG, OUT, RST, THRS and Vcc outputs</w:t>
+        <w:t xml:space="preserve">Make sure to use the Label Net </w:t>
+      </w:r>
+      <w:proofErr w:type="gramStart"/>
+      <w:r>
+        <w:t>tool  to</w:t>
+      </w:r>
+      <w:proofErr w:type="gramEnd"/>
+      <w:r>
+        <w:t xml:space="preserve"> label the TRIG, OUT, RST, THRS and </w:t>
+      </w:r>
+      <w:proofErr w:type="spellStart"/>
+      <w:r>
+        <w:t>Vcc</w:t>
+      </w:r>
+      <w:proofErr w:type="spellEnd"/>
+      <w:r>
+        <w:t xml:space="preserve"> </w:t>
+      </w:r>
+      <w:r>
+        <w:t>nets.</w:t>
       </w:r>
     </w:p>
     <w:p>
@@ -8405,9 +8449,11 @@
       <w:r>
         <w:t xml:space="preserve"> </w:t>
       </w:r>
+      <w:proofErr w:type="spellStart"/>
       <w:r>
         <w:t>ms</w:t>
       </w:r>
+      <w:proofErr w:type="spellEnd"/>
       <w:r>
         <w:t xml:space="preserve"> and while probing OUT and TRIG</w:t>
       </w:r>
@@ -8671,6 +8717,7 @@
         <w:spacing w:before="100" w:beforeAutospacing="1" w:after="100" w:afterAutospacing="1" w:line="240" w:lineRule="auto"/>
       </w:pPr>
       <w:r>
+        <w:lastRenderedPageBreak/>
         <w:t>Select the waveform window</w:t>
       </w:r>
     </w:p>
@@ -8684,7 +8731,6 @@
         <w:spacing w:before="100" w:beforeAutospacing="1" w:after="100" w:afterAutospacing="1" w:line="240" w:lineRule="auto"/>
       </w:pPr>
       <w:r>
-        <w:lastRenderedPageBreak/>
         <w:t xml:space="preserve">Left click on </w:t>
       </w:r>
       <w:r>
@@ -8724,7 +8770,15 @@
         <w:spacing w:before="100" w:beforeAutospacing="1" w:after="100" w:afterAutospacing="1" w:line="240" w:lineRule="auto"/>
       </w:pPr>
       <w:r>
-        <w:t>Right mouse click in the waveform window and select Place Cursor on Active Trace.</w:t>
+        <w:t xml:space="preserve">Right </w:t>
+      </w:r>
+      <w:proofErr w:type="gramStart"/>
+      <w:r>
+        <w:t>mouse</w:t>
+      </w:r>
+      <w:proofErr w:type="gramEnd"/>
+      <w:r>
+        <w:t xml:space="preserve"> click in the waveform window and select Place Cursor on Active Trace.</w:t>
       </w:r>
     </w:p>
     <w:p>
@@ -8797,10 +8851,7 @@
         <w:spacing w:before="100" w:beforeAutospacing="1" w:after="100" w:afterAutospacing="1" w:line="240" w:lineRule="auto"/>
       </w:pPr>
       <w:r>
-        <w:t>Manipulate the cursor to get the other values in</w:t>
-      </w:r>
-      <w:r>
-        <w:t xml:space="preserve"> </w:t>
+        <w:t xml:space="preserve">Manipulate the cursor to get the other values in </w:t>
       </w:r>
       <w:r>
         <w:fldChar w:fldCharType="begin"/>
@@ -8898,7 +8949,15 @@
         </w:rPr>
       </w:pPr>
       <w:r>
-        <w:t>Click on V(trig) at the top of the waveform window.</w:t>
+        <w:t>Click on V(</w:t>
+      </w:r>
+      <w:proofErr w:type="gramStart"/>
+      <w:r>
+        <w:t>trig</w:t>
+      </w:r>
+      <w:proofErr w:type="gramEnd"/>
+      <w:r>
+        <w:t>) at the top of the waveform window.</w:t>
       </w:r>
     </w:p>
     <w:p>
@@ -8915,7 +8974,15 @@
         </w:rPr>
       </w:pPr>
       <w:r>
-        <w:t xml:space="preserve">Repeat cursor steps used to measure OUT waveform and record your values in </w:t>
+        <w:t xml:space="preserve">Repeat cursor steps </w:t>
+      </w:r>
+      <w:proofErr w:type="gramStart"/>
+      <w:r>
+        <w:t>used</w:t>
+      </w:r>
+      <w:proofErr w:type="gramEnd"/>
+      <w:r>
+        <w:t xml:space="preserve"> to measure OUT waveform and record your values in </w:t>
       </w:r>
       <w:r>
         <w:fldChar w:fldCharType="begin"/>
@@ -9098,7 +9165,15 @@
         <w:t>do not</w:t>
       </w:r>
       <w:r>
-        <w:t xml:space="preserve"> solder in any of the other components in any of the other subsystems. </w:t>
+        <w:t xml:space="preserve"> </w:t>
+      </w:r>
+      <w:proofErr w:type="gramStart"/>
+      <w:r>
+        <w:t>solder</w:t>
+      </w:r>
+      <w:proofErr w:type="gramEnd"/>
+      <w:r>
+        <w:t xml:space="preserve"> in any of the other components in any of the other subsystems. </w:t>
       </w:r>
       <w:r>
         <w:t xml:space="preserve"> This lab document contains cursory coverage of the assembly process. You can find much more detail in the Assembly Guide posted on Canvas.</w:t>
@@ -9115,7 +9190,7 @@
         </w:rPr>
         <w:lastRenderedPageBreak/>
         <w:drawing>
-          <wp:inline distT="0" distB="0" distL="0" distR="0" wp14:anchorId="1E6A453F" wp14:editId="48368F7D">
+          <wp:inline distT="0" distB="0" distL="0" distR="0" wp14:anchorId="1E6A453F" wp14:editId="4483360D">
             <wp:extent cx="5400000" cy="4178894"/>
             <wp:effectExtent l="0" t="0" r="0" b="0"/>
             <wp:docPr id="50502654" name="Picture 1"/>
@@ -9172,27 +9247,14 @@
       <w:r>
         <w:t xml:space="preserve">Figure </w:t>
       </w:r>
-      <w:r>
-        <w:fldChar w:fldCharType="begin"/>
-      </w:r>
-      <w:r>
-        <w:instrText xml:space="preserve"> SEQ Figure \* ARABIC </w:instrText>
-      </w:r>
-      <w:r>
-        <w:fldChar w:fldCharType="separate"/>
-      </w:r>
-      <w:r>
-        <w:rPr>
-          <w:noProof/>
-        </w:rPr>
-        <w:t>8</w:t>
-      </w:r>
-      <w:r>
-        <w:rPr>
-          <w:noProof/>
-        </w:rPr>
-        <w:fldChar w:fldCharType="end"/>
-      </w:r>
+      <w:fldSimple w:instr=" SEQ Figure \* ARABIC ">
+        <w:r>
+          <w:rPr>
+            <w:noProof/>
+          </w:rPr>
+          <w:t>8</w:t>
+        </w:r>
+      </w:fldSimple>
       <w:bookmarkEnd w:id="24"/>
       <w:r>
         <w:t xml:space="preserve">: The schematic for the BJT curve tracer. </w:t>
@@ -9262,11 +9324,16 @@
         <w:t xml:space="preserve">enables </w:t>
       </w:r>
       <w:r>
-        <w:t>you to supply power to the BJT curve tracer board from either a</w:t>
+        <w:t xml:space="preserve">you to supply power to the BJT curve tracer board from either </w:t>
+      </w:r>
+      <w:proofErr w:type="gramStart"/>
+      <w:r>
+        <w:t>a</w:t>
       </w:r>
       <w:r>
         <w:t>n</w:t>
       </w:r>
+      <w:proofErr w:type="gramEnd"/>
       <w:r>
         <w:t xml:space="preserve"> </w:t>
       </w:r>
@@ -9292,10 +9359,26 @@
         <w:t xml:space="preserve"> terminals</w:t>
       </w:r>
       <w:r>
-        <w:t>.  A SPDT slide switch allows the user to turn the BJT curve tracer on or off while leaving the power input connected.  An indicator LED confirms the BJT curve tracer is powered on when it is illuminated.  A pair of capacitors smooths out the power delivered to the BJT curve tracer.</w:t>
-      </w:r>
-      <w:r>
-        <w:t xml:space="preserve">  Finally, a MOSFET disconnects the power input if you accidently reverse the positive and negative power leads.</w:t>
+        <w:t xml:space="preserve">.  A SPDT slide switch allows the user to turn the BJT curve tracer on or off while leaving the power input connected.  An indicator LED confirms the BJT curve tracer is powered on when it is illuminated.  A pair of capacitors </w:t>
+      </w:r>
+      <w:proofErr w:type="gramStart"/>
+      <w:r>
+        <w:t>smooths</w:t>
+      </w:r>
+      <w:proofErr w:type="gramEnd"/>
+      <w:r>
+        <w:t xml:space="preserve"> out the power delivered to the BJT curve tracer.</w:t>
+      </w:r>
+      <w:r>
+        <w:t xml:space="preserve">  Finally, a MOSFET disconnects the power input if you </w:t>
+      </w:r>
+      <w:proofErr w:type="gramStart"/>
+      <w:r>
+        <w:t>accidently</w:t>
+      </w:r>
+      <w:proofErr w:type="gramEnd"/>
+      <w:r>
+        <w:t xml:space="preserve"> reverse the positive and negative power leads.</w:t>
       </w:r>
       <w:r>
         <w:t xml:space="preserve">  You will learn more about this MOSFET in a later lab.</w:t>
@@ -9527,17 +9610,41 @@
     </w:p>
     <w:p>
       <w:r>
-        <w:t xml:space="preserve">Most of the parts you will solder into the PCB can be installed in more than one way.  Parts which must be installed in a correct orientation are called polarized.  </w:t>
-      </w:r>
-      <w:r>
-        <w:t xml:space="preserve">If you would like to </w:t>
+        <w:t xml:space="preserve">Most of the parts you will </w:t>
+      </w:r>
+      <w:proofErr w:type="gramStart"/>
+      <w:r>
+        <w:t>solder</w:t>
+      </w:r>
+      <w:proofErr w:type="gramEnd"/>
+      <w:r>
+        <w:t xml:space="preserve"> into the PCB can be installed in more than one way.  Parts which must be installed in a correct orientation are called polarized.  </w:t>
+      </w:r>
+      <w:r>
+        <w:t xml:space="preserve">If you would </w:t>
+      </w:r>
+      <w:proofErr w:type="gramStart"/>
+      <w:r>
+        <w:t>like to</w:t>
+      </w:r>
+      <w:proofErr w:type="gramEnd"/>
+      <w:r>
+        <w:t xml:space="preserve"> </w:t>
       </w:r>
       <w:r>
         <w:t xml:space="preserve">more </w:t>
       </w:r>
       <w:r>
         <w:lastRenderedPageBreak/>
-        <w:t>information about the polarized parts you will install in your board, please check the Assembly Guide.</w:t>
+        <w:t xml:space="preserve">information about the polarized parts you will install </w:t>
+      </w:r>
+      <w:proofErr w:type="gramStart"/>
+      <w:r>
+        <w:t>in</w:t>
+      </w:r>
+      <w:proofErr w:type="gramEnd"/>
+      <w:r>
+        <w:t xml:space="preserve"> your board, please check the Assembly Guide.</w:t>
       </w:r>
     </w:p>
     <w:p>
@@ -9577,10 +9684,18 @@
         <w:t xml:space="preserve"> that you will</w:t>
       </w:r>
       <w:r>
-        <w:t xml:space="preserve"> connect </w:t>
-      </w:r>
-      <w:r>
-        <w:t xml:space="preserve">together </w:t>
+        <w:t xml:space="preserve"> </w:t>
+      </w:r>
+      <w:proofErr w:type="gramStart"/>
+      <w:r>
+        <w:t xml:space="preserve">connect </w:t>
+      </w:r>
+      <w:r>
+        <w:t>together</w:t>
+      </w:r>
+      <w:proofErr w:type="gramEnd"/>
+      <w:r>
+        <w:t xml:space="preserve"> </w:t>
       </w:r>
       <w:r>
         <w:t>with a</w:t>
@@ -9616,7 +9731,15 @@
         <w:t xml:space="preserve">.  </w:t>
       </w:r>
       <w:r>
-        <w:t xml:space="preserve">These wire loops make it easy to connect oscilloscope probes and alligator clips to your to your circuit.  Consult </w:t>
+        <w:t xml:space="preserve">These wire loops make it easy to connect oscilloscope probes and alligator clips to </w:t>
+      </w:r>
+      <w:proofErr w:type="gramStart"/>
+      <w:r>
+        <w:t>your</w:t>
+      </w:r>
+      <w:proofErr w:type="gramEnd"/>
+      <w:r>
+        <w:t xml:space="preserve"> to your circuit.  Consult </w:t>
       </w:r>
       <w:r>
         <w:t xml:space="preserve">the Assembly Guide for a </w:t>
@@ -9646,7 +9769,23 @@
         <w:ind w:left="0" w:firstLine="0"/>
       </w:pPr>
       <w:r>
-        <w:t xml:space="preserve">The BJT Curve Tracer has many loose thru-hole resistors of different values.  It is worth your time to become familiar on how to interpret the resistors’ color bands.  We will use the handy table in </w:t>
+        <w:t xml:space="preserve">The BJT Curve Tracer has many loose </w:t>
+      </w:r>
+      <w:proofErr w:type="gramStart"/>
+      <w:r>
+        <w:t>thru</w:t>
+      </w:r>
+      <w:proofErr w:type="gramEnd"/>
+      <w:r>
+        <w:t xml:space="preserve">-hole resistors of different values.  It is worth your time to become familiar </w:t>
+      </w:r>
+      <w:proofErr w:type="gramStart"/>
+      <w:r>
+        <w:t>on</w:t>
+      </w:r>
+      <w:proofErr w:type="gramEnd"/>
+      <w:r>
+        <w:t xml:space="preserve"> how to interpret the resistors’ color bands.  We will use the handy table in </w:t>
       </w:r>
       <w:r>
         <w:fldChar w:fldCharType="begin"/>
@@ -9741,27 +9880,14 @@
       <w:r>
         <w:t xml:space="preserve">Figure </w:t>
       </w:r>
-      <w:r>
-        <w:fldChar w:fldCharType="begin"/>
-      </w:r>
-      <w:r>
-        <w:instrText xml:space="preserve"> SEQ Figure \* ARABIC </w:instrText>
-      </w:r>
-      <w:r>
-        <w:fldChar w:fldCharType="separate"/>
-      </w:r>
-      <w:r>
-        <w:rPr>
-          <w:noProof/>
-        </w:rPr>
-        <w:t>9</w:t>
-      </w:r>
-      <w:r>
-        <w:rPr>
-          <w:noProof/>
-        </w:rPr>
-        <w:fldChar w:fldCharType="end"/>
-      </w:r>
+      <w:fldSimple w:instr=" SEQ Figure \* ARABIC ">
+        <w:r>
+          <w:rPr>
+            <w:noProof/>
+          </w:rPr>
+          <w:t>9</w:t>
+        </w:r>
+      </w:fldSimple>
       <w:bookmarkEnd w:id="26"/>
       <w:r>
         <w:t>: The colored bands on resistors indicate their resistance value.</w:t>
@@ -9802,7 +9928,63 @@
         <w:t>±</w:t>
       </w:r>
       <w:r>
-        <w:t xml:space="preserve">5%   The first three bands are the resistance, in this case 22 kΩ.  The fourth band is the range of resistances you can expect the resistor to have.  This phrase means the actual resistance of the example resistor could be as low as 22 kΩ – 0.05*22 kΩ = 22 kΩ – 1.1 kΩ = 20.9 kΩ or as high as 23.1 kΩ. </w:t>
+        <w:t xml:space="preserve">5%   The first three bands are the resistance, in this case 22 </w:t>
+      </w:r>
+      <w:proofErr w:type="spellStart"/>
+      <w:r>
+        <w:t>kΩ</w:t>
+      </w:r>
+      <w:proofErr w:type="spellEnd"/>
+      <w:r>
+        <w:t xml:space="preserve">.  The fourth band is the range of resistances you can expect the resistor to have.  This phrase means the actual resistance of the example resistor could be as low as 22 </w:t>
+      </w:r>
+      <w:proofErr w:type="spellStart"/>
+      <w:r>
+        <w:t>kΩ</w:t>
+      </w:r>
+      <w:proofErr w:type="spellEnd"/>
+      <w:r>
+        <w:t xml:space="preserve"> – 0.05*22 </w:t>
+      </w:r>
+      <w:proofErr w:type="spellStart"/>
+      <w:r>
+        <w:t>kΩ</w:t>
+      </w:r>
+      <w:proofErr w:type="spellEnd"/>
+      <w:r>
+        <w:t xml:space="preserve"> = 22 </w:t>
+      </w:r>
+      <w:proofErr w:type="spellStart"/>
+      <w:r>
+        <w:t>kΩ</w:t>
+      </w:r>
+      <w:proofErr w:type="spellEnd"/>
+      <w:r>
+        <w:t xml:space="preserve"> – 1.1 </w:t>
+      </w:r>
+      <w:proofErr w:type="spellStart"/>
+      <w:r>
+        <w:t>kΩ</w:t>
+      </w:r>
+      <w:proofErr w:type="spellEnd"/>
+      <w:r>
+        <w:t xml:space="preserve"> = 20.9 </w:t>
+      </w:r>
+      <w:proofErr w:type="spellStart"/>
+      <w:r>
+        <w:t>kΩ</w:t>
+      </w:r>
+      <w:proofErr w:type="spellEnd"/>
+      <w:r>
+        <w:t xml:space="preserve"> or as high as 23.1 </w:t>
+      </w:r>
+      <w:proofErr w:type="spellStart"/>
+      <w:r>
+        <w:t>kΩ</w:t>
+      </w:r>
+      <w:proofErr w:type="spellEnd"/>
+      <w:r>
+        <w:t xml:space="preserve">. </w:t>
       </w:r>
       <w:r>
         <w:t>Check your understanding by filling in</w:t>
@@ -9852,27 +10034,14 @@
         <w:lastRenderedPageBreak/>
         <w:t xml:space="preserve">Table </w:t>
       </w:r>
-      <w:r>
-        <w:fldChar w:fldCharType="begin"/>
-      </w:r>
-      <w:r>
-        <w:instrText xml:space="preserve"> SEQ Table \* ARABIC </w:instrText>
-      </w:r>
-      <w:r>
-        <w:fldChar w:fldCharType="separate"/>
-      </w:r>
-      <w:r>
-        <w:rPr>
-          <w:noProof/>
-        </w:rPr>
-        <w:t>2</w:t>
-      </w:r>
-      <w:r>
-        <w:rPr>
-          <w:noProof/>
-        </w:rPr>
-        <w:fldChar w:fldCharType="end"/>
-      </w:r>
+      <w:fldSimple w:instr=" SEQ Table \* ARABIC ">
+        <w:r>
+          <w:rPr>
+            <w:noProof/>
+          </w:rPr>
+          <w:t>2</w:t>
+        </w:r>
+      </w:fldSimple>
       <w:bookmarkEnd w:id="27"/>
       <w:r>
         <w:t>: Complete the missing entries in the table of resistance color codes.</w:t>
@@ -11429,27 +11598,14 @@
       <w:r>
         <w:t xml:space="preserve">Table </w:t>
       </w:r>
-      <w:r>
-        <w:fldChar w:fldCharType="begin"/>
-      </w:r>
-      <w:r>
-        <w:instrText xml:space="preserve"> SEQ Table \* ARABIC </w:instrText>
-      </w:r>
-      <w:r>
-        <w:fldChar w:fldCharType="separate"/>
-      </w:r>
-      <w:r>
-        <w:rPr>
-          <w:noProof/>
-        </w:rPr>
-        <w:t>3</w:t>
-      </w:r>
-      <w:r>
-        <w:rPr>
-          <w:noProof/>
-        </w:rPr>
-        <w:fldChar w:fldCharType="end"/>
-      </w:r>
+      <w:fldSimple w:instr=" SEQ Table \* ARABIC ">
+        <w:r>
+          <w:rPr>
+            <w:noProof/>
+          </w:rPr>
+          <w:t>3</w:t>
+        </w:r>
+      </w:fldSimple>
       <w:bookmarkEnd w:id="28"/>
       <w:r>
         <w:t>: Match the schematic symbol with the corresponding part.</w:t>
@@ -12505,10 +12661,10 @@
                   <v:path o:extrusionok="f" gradientshapeok="t" o:connecttype="rect"/>
                   <o:lock v:ext="edit" aspectratio="t"/>
                 </v:shapetype>
-                <v:shape id="_x0000_i1025" type="#_x0000_t75" style="width:53.65pt;height:54.35pt" o:ole="">
+                <v:shape id="_x0000_i1025" type="#_x0000_t75" style="width:54pt;height:54pt" o:ole="">
                   <v:imagedata r:id="rId30" o:title=""/>
                 </v:shape>
-                <o:OLEObject Type="Embed" ProgID="PBrush" ShapeID="_x0000_i1025" DrawAspect="Content" ObjectID="_1842345670" r:id="rId31"/>
+                <o:OLEObject Type="Embed" ProgID="PBrush" ShapeID="_x0000_i1025" DrawAspect="Content" ObjectID="_1842715672" r:id="rId31"/>
               </w:object>
             </w:r>
           </w:p>
@@ -12762,10 +12918,10 @@
             </w:r>
             <w:r>
               <w:object w:dxaOrig="3696" w:dyaOrig="5040" w14:anchorId="24D8BBC0">
-                <v:shape id="_x0000_i1026" type="#_x0000_t75" style="width:42.1pt;height:53.65pt" o:ole="">
+                <v:shape id="_x0000_i1026" type="#_x0000_t75" style="width:42pt;height:54pt" o:ole="">
                   <v:imagedata r:id="rId35" o:title=""/>
                 </v:shape>
-                <o:OLEObject Type="Embed" ProgID="PBrush" ShapeID="_x0000_i1026" DrawAspect="Content" ObjectID="_1842345671" r:id="rId36"/>
+                <o:OLEObject Type="Embed" ProgID="PBrush" ShapeID="_x0000_i1026" DrawAspect="Content" ObjectID="_1842715673" r:id="rId36"/>
               </w:object>
             </w:r>
           </w:p>
@@ -13041,7 +13197,15 @@
     </w:p>
     <w:p>
       <w:r>
-        <w:t>You should take care and align the resistors so their gold tolerance bands all fac</w:t>
+        <w:t xml:space="preserve">You should take care and align the </w:t>
+      </w:r>
+      <w:proofErr w:type="gramStart"/>
+      <w:r>
+        <w:t>resistors</w:t>
+      </w:r>
+      <w:proofErr w:type="gramEnd"/>
+      <w:r>
+        <w:t xml:space="preserve"> so their gold tolerance bands all fac</w:t>
       </w:r>
       <w:r>
         <w:t>ing</w:t>
@@ -13156,8 +13320,17 @@
                 <w:b w:val="0"/>
                 <w:bCs w:val="0"/>
               </w:rPr>
-              <w:t>555PULSE testpoint</w:t>
+              <w:t xml:space="preserve">555PULSE </w:t>
             </w:r>
+            <w:proofErr w:type="spellStart"/>
+            <w:r>
+              <w:rPr>
+                <w:b w:val="0"/>
+                <w:bCs w:val="0"/>
+              </w:rPr>
+              <w:t>testpoint</w:t>
+            </w:r>
+            <w:proofErr w:type="spellEnd"/>
           </w:p>
         </w:tc>
       </w:tr>
@@ -13588,9 +13761,11 @@
       <w:r>
         <w:t xml:space="preserve">Set the GND reference of Ch 1 and Ch 2 to the lowest visible reticule. The waveforms will overlap the same as they did in the </w:t>
       </w:r>
+      <w:proofErr w:type="spellStart"/>
       <w:r>
         <w:t>LTspice</w:t>
       </w:r>
+      <w:proofErr w:type="spellEnd"/>
       <w:r>
         <w:t xml:space="preserve"> simulation.  The TRI pin of the 555 Timer is available by </w:t>
       </w:r>
@@ -13760,27 +13935,14 @@
       <w:r>
         <w:t xml:space="preserve">Figure </w:t>
       </w:r>
-      <w:r>
-        <w:fldChar w:fldCharType="begin"/>
-      </w:r>
-      <w:r>
-        <w:instrText xml:space="preserve"> SEQ Figure \* ARABIC </w:instrText>
-      </w:r>
-      <w:r>
-        <w:fldChar w:fldCharType="separate"/>
-      </w:r>
-      <w:r>
-        <w:rPr>
-          <w:noProof/>
-        </w:rPr>
-        <w:t>10</w:t>
-      </w:r>
-      <w:r>
-        <w:rPr>
-          <w:noProof/>
-        </w:rPr>
-        <w:fldChar w:fldCharType="end"/>
-      </w:r>
+      <w:fldSimple w:instr=" SEQ Figure \* ARABIC ">
+        <w:r>
+          <w:rPr>
+            <w:noProof/>
+          </w:rPr>
+          <w:t>10</w:t>
+        </w:r>
+      </w:fldSimple>
       <w:bookmarkEnd w:id="30"/>
       <w:r>
         <w:t xml:space="preserve">: </w:t>
@@ -13805,10 +13967,26 @@
         <w:t xml:space="preserve"> oscilloscope trace </w:t>
       </w:r>
       <w:r>
-        <w:t xml:space="preserve">showing the two output you need to capture.  Note that this image </w:t>
-      </w:r>
-      <w:r>
-        <w:t>was captured on a Rhode&amp;Schwarz HMO724.</w:t>
+        <w:t xml:space="preserve">showing the two </w:t>
+      </w:r>
+      <w:proofErr w:type="gramStart"/>
+      <w:r>
+        <w:t>output</w:t>
+      </w:r>
+      <w:proofErr w:type="gramEnd"/>
+      <w:r>
+        <w:t xml:space="preserve"> you need to capture.  Note that this image </w:t>
+      </w:r>
+      <w:r>
+        <w:t xml:space="preserve">was captured on a </w:t>
+      </w:r>
+      <w:proofErr w:type="spellStart"/>
+      <w:r>
+        <w:t>Rhode&amp;Schwarz</w:t>
+      </w:r>
+      <w:proofErr w:type="spellEnd"/>
+      <w:r>
+        <w:t xml:space="preserve"> HMO724.</w:t>
       </w:r>
       <w:bookmarkEnd w:id="31"/>
     </w:p>
@@ -14072,27 +14250,14 @@
       <w:r>
         <w:t xml:space="preserve">Table </w:t>
       </w:r>
-      <w:r>
-        <w:fldChar w:fldCharType="begin"/>
-      </w:r>
-      <w:r>
-        <w:instrText xml:space="preserve"> SEQ Table \* ARABIC </w:instrText>
-      </w:r>
-      <w:r>
-        <w:fldChar w:fldCharType="separate"/>
-      </w:r>
-      <w:r>
-        <w:rPr>
-          <w:noProof/>
-        </w:rPr>
-        <w:t>4</w:t>
-      </w:r>
-      <w:r>
-        <w:rPr>
-          <w:noProof/>
-        </w:rPr>
-        <w:fldChar w:fldCharType="end"/>
-      </w:r>
+      <w:fldSimple w:instr=" SEQ Table \* ARABIC ">
+        <w:r>
+          <w:rPr>
+            <w:noProof/>
+          </w:rPr>
+          <w:t>4</w:t>
+        </w:r>
+      </w:fldSimple>
       <w:bookmarkEnd w:id="37"/>
       <w:r>
         <w:t>: Comparison of the timer output from analysis, simulation and the actual circuit.</w:t>
@@ -14717,7 +14882,15 @@
       </w:pPr>
       <w:r>
         <w:lastRenderedPageBreak/>
-        <w:t>Hint, use Ctrl+click to follow links.  This also works for all the Figures and Tables in these labs.</w:t>
+        <w:t xml:space="preserve">Hint, use </w:t>
+      </w:r>
+      <w:proofErr w:type="spellStart"/>
+      <w:r>
+        <w:t>Ctrl+click</w:t>
+      </w:r>
+      <w:proofErr w:type="spellEnd"/>
+      <w:r>
+        <w:t xml:space="preserve"> to follow links.  This also works for all the Figures and Tables in these labs.</w:t>
       </w:r>
     </w:p>
     <w:p>
@@ -14847,6 +15020,7 @@
         </w:rPr>
         <w:tab/>
       </w:r>
+      <w:proofErr w:type="gramStart"/>
       <w:r>
         <w:rPr>
           <w:bCs/>
@@ -14882,7 +15056,14 @@
         <w:rPr>
           <w:bCs/>
         </w:rPr>
-        <w:t>vs. TRI state</w:t>
+        <w:t>vs.</w:t>
+      </w:r>
+      <w:proofErr w:type="gramEnd"/>
+      <w:r>
+        <w:rPr>
+          <w:bCs/>
+        </w:rPr>
+        <w:t xml:space="preserve"> TRI state</w:t>
       </w:r>
     </w:p>
     <w:p>

--- a/Labs/lab10 curveTracer 555timer/curveTracer 555timer Document.docx
+++ b/Labs/lab10 curveTracer 555timer/curveTracer 555timer Document.docx
@@ -3786,7 +3786,7 @@
           <w:noProof/>
         </w:rPr>
         <w:drawing>
-          <wp:inline distT="0" distB="0" distL="0" distR="0" wp14:anchorId="391330D9" wp14:editId="78BD5760">
+          <wp:inline distT="0" distB="0" distL="0" distR="0" wp14:anchorId="391330D9" wp14:editId="6347C44E">
             <wp:extent cx="3032702" cy="1553952"/>
             <wp:effectExtent l="0" t="0" r="0" b="8255"/>
             <wp:docPr id="20" name="Picture 20"/>
@@ -8309,6 +8309,112 @@
         <w:t xml:space="preserve">using the information listed in the table below.  </w:t>
       </w:r>
     </w:p>
+    <w:tbl>
+      <w:tblPr>
+        <w:tblStyle w:val="TableGrid"/>
+        <w:tblW w:w="0" w:type="auto"/>
+        <w:tblLook w:val="04A0" w:firstRow="1" w:lastRow="0" w:firstColumn="1" w:lastColumn="0" w:noHBand="0" w:noVBand="1"/>
+      </w:tblPr>
+      <w:tblGrid>
+        <w:gridCol w:w="2515"/>
+        <w:gridCol w:w="6839"/>
+      </w:tblGrid>
+      <w:tr>
+        <w:tc>
+          <w:tcPr>
+            <w:tcW w:w="2515" w:type="dxa"/>
+          </w:tcPr>
+          <w:p>
+            <w:pPr>
+              <w:spacing w:before="100" w:beforeAutospacing="1" w:after="0" w:line="240" w:lineRule="auto"/>
+              <w:ind w:left="0" w:firstLine="0"/>
+            </w:pPr>
+            <w:r>
+              <w:t>Labeled Signals</w:t>
+            </w:r>
+          </w:p>
+        </w:tc>
+        <w:tc>
+          <w:tcPr>
+            <w:tcW w:w="6839" w:type="dxa"/>
+          </w:tcPr>
+          <w:p>
+            <w:pPr>
+              <w:spacing w:before="100" w:beforeAutospacing="1" w:after="0" w:line="240" w:lineRule="auto"/>
+              <w:ind w:left="0" w:firstLine="0"/>
+            </w:pPr>
+            <w:r>
+              <w:t xml:space="preserve">TRIG, OUT, RST, THRS and </w:t>
+            </w:r>
+            <w:proofErr w:type="spellStart"/>
+            <w:r>
+              <w:t>Vcc</w:t>
+            </w:r>
+            <w:proofErr w:type="spellEnd"/>
+          </w:p>
+        </w:tc>
+      </w:tr>
+      <w:tr>
+        <w:tc>
+          <w:tcPr>
+            <w:tcW w:w="2515" w:type="dxa"/>
+          </w:tcPr>
+          <w:p>
+            <w:pPr>
+              <w:spacing w:before="100" w:beforeAutospacing="1" w:after="0" w:line="240" w:lineRule="auto"/>
+              <w:ind w:left="0" w:firstLine="0"/>
+            </w:pPr>
+            <w:r>
+              <w:t>Configure Analysis</w:t>
+            </w:r>
+          </w:p>
+        </w:tc>
+        <w:tc>
+          <w:tcPr>
+            <w:tcW w:w="6839" w:type="dxa"/>
+          </w:tcPr>
+          <w:p>
+            <w:pPr>
+              <w:spacing w:before="100" w:beforeAutospacing="1" w:after="0" w:line="240" w:lineRule="auto"/>
+              <w:ind w:left="0" w:firstLine="0"/>
+            </w:pPr>
+            <w:r>
+              <w:t>Transient, Stop Time 5ms</w:t>
+            </w:r>
+          </w:p>
+        </w:tc>
+      </w:tr>
+      <w:tr>
+        <w:tc>
+          <w:tcPr>
+            <w:tcW w:w="2515" w:type="dxa"/>
+          </w:tcPr>
+          <w:p>
+            <w:pPr>
+              <w:spacing w:before="100" w:beforeAutospacing="1" w:after="0" w:line="240" w:lineRule="auto"/>
+              <w:ind w:left="0" w:firstLine="0"/>
+            </w:pPr>
+            <w:r>
+              <w:t>Special Components</w:t>
+            </w:r>
+          </w:p>
+        </w:tc>
+        <w:tc>
+          <w:tcPr>
+            <w:tcW w:w="6839" w:type="dxa"/>
+          </w:tcPr>
+          <w:p>
+            <w:pPr>
+              <w:spacing w:before="100" w:beforeAutospacing="1" w:after="0" w:line="240" w:lineRule="auto"/>
+              <w:ind w:left="0" w:firstLine="0"/>
+            </w:pPr>
+            <w:r>
+              <w:t>NE555</w:t>
+            </w:r>
+          </w:p>
+        </w:tc>
+      </w:tr>
+    </w:tbl>
     <w:p>
       <w:pPr>
         <w:pStyle w:val="ListParagraph"/>
@@ -8659,6 +8765,7 @@
         </w:numPr>
       </w:pPr>
       <w:r>
+        <w:lastRenderedPageBreak/>
         <w:t>Do the same for the</w:t>
       </w:r>
       <w:r>
@@ -8717,7 +8824,6 @@
         <w:spacing w:before="100" w:beforeAutospacing="1" w:after="100" w:afterAutospacing="1" w:line="240" w:lineRule="auto"/>
       </w:pPr>
       <w:r>
-        <w:lastRenderedPageBreak/>
         <w:t>Select the waveform window</w:t>
       </w:r>
     </w:p>
@@ -9190,7 +9296,7 @@
         </w:rPr>
         <w:lastRenderedPageBreak/>
         <w:drawing>
-          <wp:inline distT="0" distB="0" distL="0" distR="0" wp14:anchorId="1E6A453F" wp14:editId="4483360D">
+          <wp:inline distT="0" distB="0" distL="0" distR="0" wp14:anchorId="1E6A453F" wp14:editId="5328E78C">
             <wp:extent cx="5400000" cy="4178894"/>
             <wp:effectExtent l="0" t="0" r="0" b="0"/>
             <wp:docPr id="50502654" name="Picture 1"/>
@@ -12664,7 +12770,7 @@
                 <v:shape id="_x0000_i1025" type="#_x0000_t75" style="width:54pt;height:54pt" o:ole="">
                   <v:imagedata r:id="rId30" o:title=""/>
                 </v:shape>
-                <o:OLEObject Type="Embed" ProgID="PBrush" ShapeID="_x0000_i1025" DrawAspect="Content" ObjectID="_1842715672" r:id="rId31"/>
+                <o:OLEObject Type="Embed" ProgID="PBrush" ShapeID="_x0000_i1025" DrawAspect="Content" ObjectID="_1843805015" r:id="rId31"/>
               </w:object>
             </w:r>
           </w:p>
@@ -12921,7 +13027,7 @@
                 <v:shape id="_x0000_i1026" type="#_x0000_t75" style="width:42pt;height:54pt" o:ole="">
                   <v:imagedata r:id="rId35" o:title=""/>
                 </v:shape>
-                <o:OLEObject Type="Embed" ProgID="PBrush" ShapeID="_x0000_i1026" DrawAspect="Content" ObjectID="_1842715673" r:id="rId36"/>
+                <o:OLEObject Type="Embed" ProgID="PBrush" ShapeID="_x0000_i1026" DrawAspect="Content" ObjectID="_1843805016" r:id="rId36"/>
               </w:object>
             </w:r>
           </w:p>

--- a/Labs/lab10 curveTracer 555timer/curveTracer 555timer Document.docx
+++ b/Labs/lab10 curveTracer 555timer/curveTracer 555timer Document.docx
@@ -1044,7 +1044,158 @@
         </w:rPr>
         <w:t>s.</w:t>
       </w:r>
+      <w:r>
+        <w:rPr>
+          <w:iCs/>
+        </w:rPr>
+        <w:t xml:space="preserve">  </w:t>
+      </w:r>
     </w:p>
+    <w:tbl>
+      <w:tblPr>
+        <w:tblStyle w:val="TableGrid"/>
+        <w:tblpPr w:leftFromText="180" w:rightFromText="180" w:vertAnchor="text" w:horzAnchor="page" w:tblpX="6094" w:tblpY="1123"/>
+        <w:tblW w:w="0" w:type="auto"/>
+        <w:tblLook w:val="04A0" w:firstRow="1" w:lastRow="0" w:firstColumn="1" w:lastColumn="0" w:noHBand="0" w:noVBand="1"/>
+      </w:tblPr>
+      <w:tblGrid>
+        <w:gridCol w:w="2515"/>
+        <w:gridCol w:w="2700"/>
+      </w:tblGrid>
+      <w:tr>
+        <w:tc>
+          <w:tcPr>
+            <w:tcW w:w="2515" w:type="dxa"/>
+          </w:tcPr>
+          <w:p>
+            <w:pPr>
+              <w:spacing w:before="100" w:beforeAutospacing="1" w:after="0" w:line="240" w:lineRule="auto"/>
+              <w:ind w:left="0" w:firstLine="0"/>
+            </w:pPr>
+            <w:r>
+              <w:t>Net Names</w:t>
+            </w:r>
+          </w:p>
+        </w:tc>
+        <w:tc>
+          <w:tcPr>
+            <w:tcW w:w="2700" w:type="dxa"/>
+          </w:tcPr>
+          <w:p>
+            <w:pPr>
+              <w:spacing w:before="100" w:beforeAutospacing="1" w:after="0" w:line="240" w:lineRule="auto"/>
+              <w:ind w:left="0" w:firstLine="0"/>
+            </w:pPr>
+            <w:r>
+              <w:t xml:space="preserve">trig, out, </w:t>
+            </w:r>
+            <w:proofErr w:type="spellStart"/>
+            <w:r>
+              <w:t>Vcc</w:t>
+            </w:r>
+            <w:proofErr w:type="spellEnd"/>
+            <w:r>
+              <w:t xml:space="preserve">, </w:t>
+            </w:r>
+          </w:p>
+        </w:tc>
+      </w:tr>
+      <w:tr>
+        <w:tc>
+          <w:tcPr>
+            <w:tcW w:w="2515" w:type="dxa"/>
+          </w:tcPr>
+          <w:p>
+            <w:pPr>
+              <w:spacing w:before="100" w:beforeAutospacing="1" w:after="0" w:line="240" w:lineRule="auto"/>
+              <w:ind w:left="0" w:firstLine="0"/>
+            </w:pPr>
+            <w:r>
+              <w:t>Component</w:t>
+            </w:r>
+          </w:p>
+        </w:tc>
+        <w:tc>
+          <w:tcPr>
+            <w:tcW w:w="2700" w:type="dxa"/>
+          </w:tcPr>
+          <w:p>
+            <w:pPr>
+              <w:spacing w:before="100" w:beforeAutospacing="1" w:after="0" w:line="240" w:lineRule="auto"/>
+              <w:ind w:left="0" w:firstLine="0"/>
+            </w:pPr>
+            <w:r>
+              <w:t>NE555</w:t>
+            </w:r>
+          </w:p>
+        </w:tc>
+      </w:tr>
+      <w:tr>
+        <w:tc>
+          <w:tcPr>
+            <w:tcW w:w="2515" w:type="dxa"/>
+          </w:tcPr>
+          <w:p>
+            <w:pPr>
+              <w:spacing w:before="100" w:beforeAutospacing="1" w:after="0" w:line="240" w:lineRule="auto"/>
+              <w:ind w:left="0" w:firstLine="0"/>
+            </w:pPr>
+            <w:r>
+              <w:t>Waveform Nets</w:t>
+            </w:r>
+          </w:p>
+        </w:tc>
+        <w:tc>
+          <w:tcPr>
+            <w:tcW w:w="2700" w:type="dxa"/>
+          </w:tcPr>
+          <w:p>
+            <w:pPr>
+              <w:spacing w:before="100" w:beforeAutospacing="1" w:after="0" w:line="240" w:lineRule="auto"/>
+              <w:ind w:left="0" w:firstLine="0"/>
+            </w:pPr>
+            <w:proofErr w:type="gramStart"/>
+            <w:r>
+              <w:t>trig</w:t>
+            </w:r>
+            <w:proofErr w:type="gramEnd"/>
+            <w:r>
+              <w:t>, out</w:t>
+            </w:r>
+          </w:p>
+        </w:tc>
+      </w:tr>
+      <w:tr>
+        <w:tc>
+          <w:tcPr>
+            <w:tcW w:w="2515" w:type="dxa"/>
+          </w:tcPr>
+          <w:p>
+            <w:pPr>
+              <w:spacing w:before="100" w:beforeAutospacing="1" w:after="0" w:line="240" w:lineRule="auto"/>
+              <w:ind w:left="0" w:firstLine="0"/>
+            </w:pPr>
+            <w:r>
+              <w:t>Configure Analysis</w:t>
+            </w:r>
+          </w:p>
+        </w:tc>
+        <w:tc>
+          <w:tcPr>
+            <w:tcW w:w="2700" w:type="dxa"/>
+          </w:tcPr>
+          <w:p>
+            <w:pPr>
+              <w:spacing w:before="100" w:beforeAutospacing="1" w:after="0" w:line="240" w:lineRule="auto"/>
+              <w:ind w:left="0" w:firstLine="0"/>
+            </w:pPr>
+            <w:r>
+              <w:t>Transient, Stop Time 5ms</w:t>
+            </w:r>
+          </w:p>
+        </w:tc>
+      </w:tr>
+    </w:tbl>
     <w:p>
       <w:pPr>
         <w:keepNext/>
@@ -1055,10 +1206,10 @@
           <w:noProof/>
         </w:rPr>
         <w:drawing>
-          <wp:inline distT="0" distB="0" distL="0" distR="0" wp14:anchorId="5AAB5ED8" wp14:editId="22A25228">
-            <wp:extent cx="2737353" cy="2286000"/>
-            <wp:effectExtent l="0" t="0" r="6350" b="0"/>
-            <wp:docPr id="28655524" name="Picture 1"/>
+          <wp:inline distT="0" distB="0" distL="0" distR="0" wp14:anchorId="553A6277" wp14:editId="3D59F4E0">
+            <wp:extent cx="2743200" cy="1946324"/>
+            <wp:effectExtent l="0" t="0" r="0" b="0"/>
+            <wp:docPr id="1180852106" name="Picture 13"/>
             <wp:cNvGraphicFramePr>
               <a:graphicFrameLocks xmlns:a="http://schemas.openxmlformats.org/drawingml/2006/main" noChangeAspect="1"/>
             </wp:cNvGraphicFramePr>
@@ -1066,23 +1217,36 @@
               <a:graphicData uri="http://schemas.openxmlformats.org/drawingml/2006/picture">
                 <pic:pic xmlns:pic="http://schemas.openxmlformats.org/drawingml/2006/picture">
                   <pic:nvPicPr>
-                    <pic:cNvPr id="28655524" name=""/>
-                    <pic:cNvPicPr/>
+                    <pic:cNvPr id="0" name="Picture 3"/>
+                    <pic:cNvPicPr>
+                      <a:picLocks noChangeAspect="1" noChangeArrowheads="1"/>
+                    </pic:cNvPicPr>
                   </pic:nvPicPr>
                   <pic:blipFill>
-                    <a:blip r:embed="rId8"/>
+                    <a:blip r:embed="rId8" cstate="print">
+                      <a:extLst>
+                        <a:ext uri="{28A0092B-C50C-407E-A947-70E740481C1C}">
+                          <a14:useLocalDpi xmlns:a14="http://schemas.microsoft.com/office/drawing/2010/main" val="0"/>
+                        </a:ext>
+                      </a:extLst>
+                    </a:blip>
+                    <a:srcRect/>
                     <a:stretch>
                       <a:fillRect/>
                     </a:stretch>
                   </pic:blipFill>
-                  <pic:spPr>
+                  <pic:spPr bwMode="auto">
                     <a:xfrm>
                       <a:off x="0" y="0"/>
-                      <a:ext cx="2737353" cy="2286000"/>
+                      <a:ext cx="2743200" cy="1946324"/>
                     </a:xfrm>
                     <a:prstGeom prst="rect">
                       <a:avLst/>
                     </a:prstGeom>
+                    <a:noFill/>
+                    <a:ln>
+                      <a:noFill/>
+                    </a:ln>
                   </pic:spPr>
                 </pic:pic>
               </a:graphicData>
@@ -1396,14 +1560,7 @@
         <w:rPr>
           <w:iCs/>
         </w:rPr>
-        <w:t xml:space="preserve">, so to simplify the explanation, they are omitted.  </w:t>
-      </w:r>
-      <w:r>
-        <w:rPr>
-          <w:iCs/>
-        </w:rPr>
-        <w:lastRenderedPageBreak/>
-        <w:t xml:space="preserve">Finally, note that VCC is the system voltage in </w:t>
+        <w:t xml:space="preserve">, so to simplify the explanation, they are omitted.  Finally, note that VCC is the system voltage in </w:t>
       </w:r>
       <w:r>
         <w:rPr>
@@ -1470,6 +1627,7 @@
         <w:rPr>
           <w:noProof/>
         </w:rPr>
+        <w:lastRenderedPageBreak/>
         <w:drawing>
           <wp:inline distT="0" distB="0" distL="0" distR="0" wp14:anchorId="2AACBF18" wp14:editId="0479DABD">
             <wp:extent cx="3630168" cy="1533125"/>
@@ -2915,7 +3073,6 @@
         <w:rPr>
           <w:iCs/>
         </w:rPr>
-        <w:lastRenderedPageBreak/>
         <w:t xml:space="preserve">The last element of </w:t>
       </w:r>
       <w:r>
@@ -3142,7 +3299,14 @@
         <w:rPr>
           <w:iCs/>
         </w:rPr>
-        <w:t xml:space="preserve"> the switch is open, leaving the DIS pin “floating”, not connected to any voltage.</w:t>
+        <w:t xml:space="preserve"> the switch is open, </w:t>
+      </w:r>
+      <w:r>
+        <w:rPr>
+          <w:iCs/>
+        </w:rPr>
+        <w:lastRenderedPageBreak/>
+        <w:t>leaving the DIS pin “floating”, not connected to any voltage.</w:t>
       </w:r>
       <w:r>
         <w:rPr>
@@ -3786,7 +3950,7 @@
           <w:noProof/>
         </w:rPr>
         <w:drawing>
-          <wp:inline distT="0" distB="0" distL="0" distR="0" wp14:anchorId="391330D9" wp14:editId="6347C44E">
+          <wp:inline distT="0" distB="0" distL="0" distR="0" wp14:anchorId="391330D9" wp14:editId="3D9D5B44">
             <wp:extent cx="3032702" cy="1553952"/>
             <wp:effectExtent l="0" t="0" r="0" b="8255"/>
             <wp:docPr id="20" name="Picture 20"/>
@@ -8134,6 +8298,9 @@
       <w:pPr>
         <w:spacing w:before="100" w:beforeAutospacing="1" w:after="100" w:afterAutospacing="1" w:line="240" w:lineRule="auto"/>
         <w:ind w:left="0" w:firstLine="0"/>
+        <w:rPr>
+          <w:vanish/>
+        </w:rPr>
       </w:pPr>
       <w:r>
         <w:t xml:space="preserve">Use the skills learned in Lab 0 to </w:t>
@@ -8148,21 +8315,32 @@
         <w:t xml:space="preserve"> </w:t>
       </w:r>
       <w:r>
-        <w:t>circuit analyzed in the previous section</w:t>
-      </w:r>
-      <w:r>
-        <w:t xml:space="preserve"> to build the circuit shown</w:t>
-      </w:r>
-      <w:r>
-        <w:t xml:space="preserve"> in </w:t>
-      </w:r>
-      <w:r>
+        <w:t xml:space="preserve">circuit </w:t>
+      </w:r>
+      <w:r>
+        <w:t xml:space="preserve">shown in </w:t>
+      </w:r>
+      <w:r>
+        <w:rPr>
+          <w:iCs/>
+        </w:rPr>
         <w:fldChar w:fldCharType="begin"/>
       </w:r>
       <w:r>
-        <w:instrText xml:space="preserve"> REF _Ref93329208 \h </w:instrText>
-      </w:r>
-      <w:r>
+        <w:rPr>
+          <w:iCs/>
+        </w:rPr>
+        <w:instrText xml:space="preserve"> REF _Ref80215322 \h </w:instrText>
+      </w:r>
+      <w:r>
+        <w:rPr>
+          <w:iCs/>
+        </w:rPr>
+      </w:r>
+      <w:r>
+        <w:rPr>
+          <w:iCs/>
+        </w:rPr>
         <w:fldChar w:fldCharType="separate"/>
       </w:r>
       <w:r>
@@ -8172,1121 +8350,164 @@
         <w:rPr>
           <w:noProof/>
         </w:rPr>
-        <w:t>7</w:t>
-      </w:r>
-      <w:r>
+        <w:t>1</w:t>
+      </w:r>
+      <w:r>
+        <w:rPr>
+          <w:iCs/>
+        </w:rPr>
         <w:fldChar w:fldCharType="end"/>
       </w:r>
       <w:r>
-        <w:t xml:space="preserve"> in </w:t>
-      </w:r>
-      <w:proofErr w:type="spellStart"/>
-      <w:r>
-        <w:t>LTspice</w:t>
-      </w:r>
-      <w:proofErr w:type="spellEnd"/>
-      <w:r>
-        <w:t>.</w:t>
+        <w:rPr>
+          <w:iCs/>
+        </w:rPr>
+        <w:t xml:space="preserve">.  After you setup the simulation, use the cursors to measure the simulation values asked for in the Simulation column of </w:t>
       </w:r>
     </w:p>
     <w:p>
       <w:pPr>
-        <w:keepNext/>
         <w:spacing w:before="100" w:beforeAutospacing="1" w:after="100" w:afterAutospacing="1" w:line="240" w:lineRule="auto"/>
         <w:ind w:left="0" w:firstLine="0"/>
-        <w:jc w:val="right"/>
-      </w:pPr>
+      </w:pPr>
+      <w:r>
+        <w:fldChar w:fldCharType="begin"/>
+      </w:r>
+      <w:r>
+        <w:instrText xml:space="preserve"> REF _Ref183891900 \h </w:instrText>
+      </w:r>
+      <w:r>
+        <w:fldChar w:fldCharType="separate"/>
+      </w:r>
+      <w:r>
+        <w:t xml:space="preserve">Table </w:t>
+      </w:r>
       <w:r>
         <w:rPr>
           <w:noProof/>
         </w:rPr>
-        <w:lastRenderedPageBreak/>
-        <w:drawing>
-          <wp:inline distT="0" distB="0" distL="0" distR="0" wp14:anchorId="70CB4550" wp14:editId="13283B00">
-            <wp:extent cx="4670423" cy="2743200"/>
-            <wp:effectExtent l="0" t="0" r="0" b="0"/>
-            <wp:docPr id="142003587" name="Picture 1"/>
-            <wp:cNvGraphicFramePr>
-              <a:graphicFrameLocks xmlns:a="http://schemas.openxmlformats.org/drawingml/2006/main" noChangeAspect="1"/>
-            </wp:cNvGraphicFramePr>
-            <a:graphic xmlns:a="http://schemas.openxmlformats.org/drawingml/2006/main">
-              <a:graphicData uri="http://schemas.openxmlformats.org/drawingml/2006/picture">
-                <pic:pic xmlns:pic="http://schemas.openxmlformats.org/drawingml/2006/picture">
-                  <pic:nvPicPr>
-                    <pic:cNvPr id="142003587" name=""/>
-                    <pic:cNvPicPr/>
-                  </pic:nvPicPr>
-                  <pic:blipFill>
-                    <a:blip r:embed="rId15"/>
-                    <a:stretch>
-                      <a:fillRect/>
-                    </a:stretch>
-                  </pic:blipFill>
-                  <pic:spPr>
-                    <a:xfrm>
-                      <a:off x="0" y="0"/>
-                      <a:ext cx="4670423" cy="2743200"/>
-                    </a:xfrm>
-                    <a:prstGeom prst="rect">
-                      <a:avLst/>
-                    </a:prstGeom>
-                  </pic:spPr>
-                </pic:pic>
-              </a:graphicData>
-            </a:graphic>
-          </wp:inline>
-        </w:drawing>
+        <w:t>4</w:t>
+      </w:r>
+      <w:r>
+        <w:fldChar w:fldCharType="end"/>
+      </w:r>
+      <w:r>
+        <w:t>.</w:t>
       </w:r>
     </w:p>
     <w:p>
       <w:pPr>
-        <w:pStyle w:val="Caption"/>
-        <w:rPr>
-          <w:b/>
-          <w:bCs/>
-        </w:rPr>
-      </w:pPr>
-      <w:bookmarkStart w:id="19" w:name="_Ref93329208"/>
-      <w:r>
-        <w:t xml:space="preserve">Figure </w:t>
-      </w:r>
-      <w:fldSimple w:instr=" SEQ Figure \* ARABIC ">
-        <w:r>
-          <w:rPr>
-            <w:noProof/>
-          </w:rPr>
-          <w:t>7</w:t>
-        </w:r>
-      </w:fldSimple>
-      <w:bookmarkEnd w:id="19"/>
-      <w:r>
-        <w:t>: 555</w:t>
-      </w:r>
-      <w:r>
-        <w:t xml:space="preserve"> Timer</w:t>
-      </w:r>
-      <w:r>
-        <w:t xml:space="preserve"> circuit </w:t>
-      </w:r>
-      <w:r>
-        <w:t>to</w:t>
-      </w:r>
-      <w:r>
-        <w:t xml:space="preserve"> construct in </w:t>
-      </w:r>
-      <w:proofErr w:type="spellStart"/>
-      <w:r>
-        <w:t>LTspice</w:t>
-      </w:r>
-      <w:proofErr w:type="spellEnd"/>
-      <w:r>
-        <w:t>.</w:t>
+        <w:pStyle w:val="Heading1"/>
+      </w:pPr>
+      <w:r>
+        <w:t>Empirical</w:t>
+      </w:r>
+      <w:r>
+        <w:t>:</w:t>
+      </w:r>
+      <w:r>
+        <w:t xml:space="preserve"> 555 Timer </w:t>
       </w:r>
     </w:p>
     <w:p>
-      <w:pPr>
-        <w:spacing w:before="100" w:beforeAutospacing="1" w:after="0" w:line="240" w:lineRule="auto"/>
-        <w:ind w:left="0" w:firstLine="0"/>
-      </w:pPr>
-      <w:r>
-        <w:t xml:space="preserve">You </w:t>
-      </w:r>
-      <w:r>
-        <w:t xml:space="preserve">will find the components </w:t>
-      </w:r>
-      <w:r>
-        <w:t xml:space="preserve">to build the </w:t>
-      </w:r>
-      <w:proofErr w:type="spellStart"/>
-      <w:r>
-        <w:t>LTspice</w:t>
-      </w:r>
-      <w:proofErr w:type="spellEnd"/>
-      <w:r>
-        <w:t xml:space="preserve"> simulation </w:t>
-      </w:r>
-      <w:r>
-        <w:t xml:space="preserve">using the information listed in the table below.  </w:t>
-      </w:r>
-    </w:p>
-    <w:tbl>
-      <w:tblPr>
-        <w:tblStyle w:val="TableGrid"/>
-        <w:tblW w:w="0" w:type="auto"/>
-        <w:tblLook w:val="04A0" w:firstRow="1" w:lastRow="0" w:firstColumn="1" w:lastColumn="0" w:noHBand="0" w:noVBand="1"/>
-      </w:tblPr>
-      <w:tblGrid>
-        <w:gridCol w:w="2515"/>
-        <w:gridCol w:w="6839"/>
-      </w:tblGrid>
-      <w:tr>
-        <w:tc>
-          <w:tcPr>
-            <w:tcW w:w="2515" w:type="dxa"/>
-          </w:tcPr>
-          <w:p>
-            <w:pPr>
-              <w:spacing w:before="100" w:beforeAutospacing="1" w:after="0" w:line="240" w:lineRule="auto"/>
-              <w:ind w:left="0" w:firstLine="0"/>
-            </w:pPr>
-            <w:r>
-              <w:t>Labeled Signals</w:t>
-            </w:r>
-          </w:p>
-        </w:tc>
-        <w:tc>
-          <w:tcPr>
-            <w:tcW w:w="6839" w:type="dxa"/>
-          </w:tcPr>
-          <w:p>
-            <w:pPr>
-              <w:spacing w:before="100" w:beforeAutospacing="1" w:after="0" w:line="240" w:lineRule="auto"/>
-              <w:ind w:left="0" w:firstLine="0"/>
-            </w:pPr>
-            <w:r>
-              <w:t xml:space="preserve">TRIG, OUT, RST, THRS and </w:t>
-            </w:r>
-            <w:proofErr w:type="spellStart"/>
-            <w:r>
-              <w:t>Vcc</w:t>
-            </w:r>
-            <w:proofErr w:type="spellEnd"/>
-          </w:p>
-        </w:tc>
-      </w:tr>
-      <w:tr>
-        <w:tc>
-          <w:tcPr>
-            <w:tcW w:w="2515" w:type="dxa"/>
-          </w:tcPr>
-          <w:p>
-            <w:pPr>
-              <w:spacing w:before="100" w:beforeAutospacing="1" w:after="0" w:line="240" w:lineRule="auto"/>
-              <w:ind w:left="0" w:firstLine="0"/>
-            </w:pPr>
-            <w:r>
-              <w:t>Configure Analysis</w:t>
-            </w:r>
-          </w:p>
-        </w:tc>
-        <w:tc>
-          <w:tcPr>
-            <w:tcW w:w="6839" w:type="dxa"/>
-          </w:tcPr>
-          <w:p>
-            <w:pPr>
-              <w:spacing w:before="100" w:beforeAutospacing="1" w:after="0" w:line="240" w:lineRule="auto"/>
-              <w:ind w:left="0" w:firstLine="0"/>
-            </w:pPr>
-            <w:r>
-              <w:t>Transient, Stop Time 5ms</w:t>
-            </w:r>
-          </w:p>
-        </w:tc>
-      </w:tr>
-      <w:tr>
-        <w:tc>
-          <w:tcPr>
-            <w:tcW w:w="2515" w:type="dxa"/>
-          </w:tcPr>
-          <w:p>
-            <w:pPr>
-              <w:spacing w:before="100" w:beforeAutospacing="1" w:after="0" w:line="240" w:lineRule="auto"/>
-              <w:ind w:left="0" w:firstLine="0"/>
-            </w:pPr>
-            <w:r>
-              <w:t>Special Components</w:t>
-            </w:r>
-          </w:p>
-        </w:tc>
-        <w:tc>
-          <w:tcPr>
-            <w:tcW w:w="6839" w:type="dxa"/>
-          </w:tcPr>
-          <w:p>
-            <w:pPr>
-              <w:spacing w:before="100" w:beforeAutospacing="1" w:after="0" w:line="240" w:lineRule="auto"/>
-              <w:ind w:left="0" w:firstLine="0"/>
-            </w:pPr>
-            <w:r>
-              <w:t>NE555</w:t>
-            </w:r>
-          </w:p>
-        </w:tc>
-      </w:tr>
-    </w:tbl>
-    <w:p>
-      <w:pPr>
-        <w:pStyle w:val="ListParagraph"/>
-        <w:numPr>
-          <w:ilvl w:val="0"/>
-          <w:numId w:val="24"/>
-        </w:numPr>
-        <w:spacing w:before="100" w:beforeAutospacing="1" w:after="100" w:afterAutospacing="1" w:line="240" w:lineRule="auto"/>
-      </w:pPr>
-      <w:r>
-        <w:t>M</w:t>
-      </w:r>
-      <w:r>
-        <w:t>ake sure to give the resistors</w:t>
-      </w:r>
-      <w:r>
-        <w:t xml:space="preserve">, </w:t>
-      </w:r>
-      <w:r>
-        <w:t>capacitors</w:t>
-      </w:r>
-      <w:r>
-        <w:t xml:space="preserve"> and voltage supply</w:t>
-      </w:r>
-      <w:r>
-        <w:t xml:space="preserve"> the correct values.</w:t>
+      <w:bookmarkStart w:id="19" w:name="_Hlk93766600"/>
+      <w:r>
+        <w:t>This week, you</w:t>
+      </w:r>
+      <w:r>
+        <w:t xml:space="preserve"> will be soldering </w:t>
+      </w:r>
+      <w:r>
+        <w:t xml:space="preserve">in the components associated with </w:t>
+      </w:r>
+      <w:r>
+        <w:t xml:space="preserve">the </w:t>
+      </w:r>
+      <w:r>
+        <w:t>POWER INPUT, 5</w:t>
+      </w:r>
+      <w:r>
+        <w:t>55</w:t>
+      </w:r>
+      <w:r>
+        <w:t xml:space="preserve"> TIMER </w:t>
+      </w:r>
+      <w:r>
+        <w:t>subsystems</w:t>
+      </w:r>
+      <w:r>
+        <w:t xml:space="preserve"> shown in the </w:t>
+      </w:r>
+      <w:r>
+        <w:rPr>
+          <w:b/>
+        </w:rPr>
+        <w:fldChar w:fldCharType="begin"/>
+      </w:r>
+      <w:r>
+        <w:instrText xml:space="preserve"> REF _Ref81486189 \h  \* MERGEFORMAT </w:instrText>
+      </w:r>
+      <w:r>
+        <w:rPr>
+          <w:b/>
+        </w:rPr>
+      </w:r>
+      <w:r>
+        <w:rPr>
+          <w:b/>
+        </w:rPr>
+        <w:fldChar w:fldCharType="separate"/>
+      </w:r>
+      <w:r>
+        <w:t xml:space="preserve">Figure </w:t>
+      </w:r>
+      <w:r>
+        <w:rPr>
+          <w:noProof/>
+        </w:rPr>
+        <w:t>7</w:t>
+      </w:r>
+      <w:r>
+        <w:rPr>
+          <w:b/>
+        </w:rPr>
+        <w:fldChar w:fldCharType="end"/>
+      </w:r>
+      <w:r>
+        <w:rPr>
+          <w:b/>
+        </w:rPr>
+        <w:t xml:space="preserve"> </w:t>
+      </w:r>
+      <w:r>
+        <w:t>schematic.</w:t>
+      </w:r>
+      <w:r>
+        <w:t xml:space="preserve"> </w:t>
+      </w:r>
+      <w:r>
+        <w:t xml:space="preserve">It is important you </w:t>
+      </w:r>
+      <w:r>
+        <w:t>do not</w:t>
+      </w:r>
+      <w:r>
+        <w:t xml:space="preserve"> </w:t>
+      </w:r>
+      <w:proofErr w:type="gramStart"/>
+      <w:r>
+        <w:t>solder</w:t>
+      </w:r>
+      <w:proofErr w:type="gramEnd"/>
+      <w:r>
+        <w:t xml:space="preserve"> in any of the other components in any of the other subsystems. </w:t>
+      </w:r>
+      <w:r>
+        <w:t xml:space="preserve"> This lab document contains cursory coverage of the assembly process. You can find much more detail in the Assembly Guide posted on Canvas.</w:t>
       </w:r>
     </w:p>
     <w:p>
       <w:pPr>
-        <w:pStyle w:val="ListParagraph"/>
-        <w:numPr>
-          <w:ilvl w:val="0"/>
-          <w:numId w:val="24"/>
-        </w:numPr>
-        <w:spacing w:before="100" w:beforeAutospacing="1" w:after="100" w:afterAutospacing="1" w:line="240" w:lineRule="auto"/>
-      </w:pPr>
-      <w:r>
-        <w:t xml:space="preserve">You can find the NE555 by </w:t>
-      </w:r>
-      <w:r>
-        <w:t>selecting the component icon at the top of the window then searching for “NE555”</w:t>
-      </w:r>
-    </w:p>
-    <w:p>
-      <w:pPr>
-        <w:pStyle w:val="ListParagraph"/>
-        <w:numPr>
-          <w:ilvl w:val="0"/>
-          <w:numId w:val="24"/>
-        </w:numPr>
-        <w:spacing w:before="100" w:beforeAutospacing="1" w:after="100" w:afterAutospacing="1" w:line="240" w:lineRule="auto"/>
-      </w:pPr>
-      <w:r>
-        <w:t xml:space="preserve">Use the components at the top of the </w:t>
-      </w:r>
-      <w:proofErr w:type="spellStart"/>
-      <w:r>
-        <w:t>LTspice</w:t>
-      </w:r>
-      <w:proofErr w:type="spellEnd"/>
-      <w:r>
-        <w:t xml:space="preserve"> window</w:t>
-      </w:r>
-      <w:r>
-        <w:t xml:space="preserve"> for resistors, capacitors, </w:t>
-      </w:r>
-      <w:proofErr w:type="gramStart"/>
-      <w:r>
-        <w:t>etc..</w:t>
-      </w:r>
-      <w:proofErr w:type="gramEnd"/>
-    </w:p>
-    <w:p>
-      <w:pPr>
-        <w:pStyle w:val="ListParagraph"/>
-        <w:numPr>
-          <w:ilvl w:val="0"/>
-          <w:numId w:val="24"/>
-        </w:numPr>
-        <w:spacing w:before="100" w:beforeAutospacing="1" w:after="100" w:afterAutospacing="1" w:line="240" w:lineRule="auto"/>
-      </w:pPr>
-      <w:r>
-        <w:t xml:space="preserve">Make sure to use the Label Net </w:t>
-      </w:r>
-      <w:proofErr w:type="gramStart"/>
-      <w:r>
-        <w:t>tool  to</w:t>
-      </w:r>
-      <w:proofErr w:type="gramEnd"/>
-      <w:r>
-        <w:t xml:space="preserve"> label the TRIG, OUT, RST, THRS and </w:t>
-      </w:r>
-      <w:proofErr w:type="spellStart"/>
-      <w:r>
-        <w:t>Vcc</w:t>
-      </w:r>
-      <w:proofErr w:type="spellEnd"/>
-      <w:r>
-        <w:t xml:space="preserve"> </w:t>
-      </w:r>
-      <w:r>
-        <w:t>nets.</w:t>
-      </w:r>
-    </w:p>
-    <w:p>
-      <w:pPr>
-        <w:pStyle w:val="ListParagraph"/>
-        <w:spacing w:before="100" w:beforeAutospacing="1" w:after="100" w:afterAutospacing="1" w:line="240" w:lineRule="auto"/>
-        <w:ind w:firstLine="0"/>
-      </w:pPr>
-    </w:p>
-    <w:p>
-      <w:pPr>
-        <w:pStyle w:val="ListParagraph"/>
-        <w:numPr>
-          <w:ilvl w:val="0"/>
-          <w:numId w:val="18"/>
-        </w:numPr>
-      </w:pPr>
-      <w:bookmarkStart w:id="20" w:name="simulation_Q2"/>
-      <w:r>
-        <w:t xml:space="preserve">Simulate </w:t>
-      </w:r>
-      <w:bookmarkEnd w:id="20"/>
-      <w:r>
-        <w:t xml:space="preserve">your </w:t>
-      </w:r>
-      <w:r>
-        <w:t>circuit</w:t>
-      </w:r>
-      <w:r>
-        <w:t xml:space="preserve"> for </w:t>
-      </w:r>
-      <w:r>
-        <w:t>5</w:t>
-      </w:r>
-      <w:r>
-        <w:t xml:space="preserve"> </w:t>
-      </w:r>
-      <w:proofErr w:type="spellStart"/>
-      <w:r>
-        <w:t>ms</w:t>
-      </w:r>
-      <w:proofErr w:type="spellEnd"/>
-      <w:r>
-        <w:t xml:space="preserve"> and while probing OUT and TRIG</w:t>
-      </w:r>
-    </w:p>
-    <w:p>
-      <w:pPr>
-        <w:pStyle w:val="ListParagraph"/>
-        <w:numPr>
-          <w:ilvl w:val="1"/>
-          <w:numId w:val="18"/>
-        </w:numPr>
-      </w:pPr>
-      <w:r>
-        <w:t>Click the green play icon at the top of the window</w:t>
-      </w:r>
-    </w:p>
-    <w:p>
-      <w:pPr>
-        <w:pStyle w:val="ListParagraph"/>
-        <w:numPr>
-          <w:ilvl w:val="1"/>
-          <w:numId w:val="18"/>
-        </w:numPr>
-      </w:pPr>
-      <w:r>
-        <w:t>In the Configure Analysis pop-up</w:t>
-      </w:r>
-    </w:p>
-    <w:p>
-      <w:pPr>
-        <w:pStyle w:val="ListParagraph"/>
-        <w:numPr>
-          <w:ilvl w:val="2"/>
-          <w:numId w:val="18"/>
-        </w:numPr>
-      </w:pPr>
-      <w:r>
-        <w:t>Select the Transient tab</w:t>
-      </w:r>
-    </w:p>
-    <w:p>
-      <w:pPr>
-        <w:pStyle w:val="ListParagraph"/>
-        <w:numPr>
-          <w:ilvl w:val="2"/>
-          <w:numId w:val="18"/>
-        </w:numPr>
-      </w:pPr>
-      <w:r>
-        <w:t>Enter “5m” in the Stop time text box</w:t>
-      </w:r>
-    </w:p>
-    <w:p>
-      <w:pPr>
-        <w:pStyle w:val="ListParagraph"/>
-        <w:numPr>
-          <w:ilvl w:val="2"/>
-          <w:numId w:val="18"/>
-        </w:numPr>
-      </w:pPr>
-      <w:r>
-        <w:t>Click OK</w:t>
-      </w:r>
-    </w:p>
-    <w:p>
-      <w:pPr>
-        <w:pStyle w:val="ListParagraph"/>
-        <w:ind w:left="2160" w:firstLine="0"/>
-      </w:pPr>
-      <w:r>
-        <w:t>You should see an empty waveform appear on the screen</w:t>
-      </w:r>
-    </w:p>
-    <w:p>
-      <w:pPr>
-        <w:pStyle w:val="ListParagraph"/>
-        <w:numPr>
-          <w:ilvl w:val="1"/>
-          <w:numId w:val="18"/>
-        </w:numPr>
-      </w:pPr>
-      <w:r>
-        <w:t>Add probes</w:t>
-      </w:r>
-      <w:r>
-        <w:t xml:space="preserve"> to your schematic</w:t>
-      </w:r>
-    </w:p>
-    <w:p>
-      <w:pPr>
-        <w:pStyle w:val="ListParagraph"/>
-        <w:numPr>
-          <w:ilvl w:val="2"/>
-          <w:numId w:val="18"/>
-        </w:numPr>
-      </w:pPr>
-      <w:r>
-        <w:t>Select the schematic window</w:t>
-      </w:r>
-    </w:p>
-    <w:p>
-      <w:pPr>
-        <w:pStyle w:val="ListParagraph"/>
-        <w:numPr>
-          <w:ilvl w:val="2"/>
-          <w:numId w:val="18"/>
-        </w:numPr>
-      </w:pPr>
-      <w:r>
-        <w:t>Move the cursor to the OUT pin – it will transform into a red probe icon</w:t>
-      </w:r>
-    </w:p>
-    <w:p>
-      <w:pPr>
-        <w:pStyle w:val="ListParagraph"/>
-        <w:numPr>
-          <w:ilvl w:val="2"/>
-          <w:numId w:val="18"/>
-        </w:numPr>
-      </w:pPr>
-      <w:r>
-        <w:t xml:space="preserve">While the cursor looks like a probe icon </w:t>
-      </w:r>
-      <w:r>
-        <w:t>left mouse click</w:t>
-      </w:r>
-    </w:p>
-    <w:p>
-      <w:pPr>
-        <w:pStyle w:val="ListParagraph"/>
-        <w:ind w:left="2160" w:firstLine="0"/>
-      </w:pPr>
-      <w:r>
-        <w:t>You should see the OUT wave appear in the waveform window</w:t>
-      </w:r>
-    </w:p>
-    <w:p>
-      <w:pPr>
-        <w:pStyle w:val="ListParagraph"/>
-        <w:numPr>
-          <w:ilvl w:val="2"/>
-          <w:numId w:val="18"/>
-        </w:numPr>
-      </w:pPr>
-      <w:r>
-        <w:t>Add a probe to the TRIG net</w:t>
-      </w:r>
-    </w:p>
-    <w:p>
-      <w:pPr>
-        <w:pStyle w:val="ListParagraph"/>
-        <w:numPr>
-          <w:ilvl w:val="0"/>
-          <w:numId w:val="18"/>
-        </w:numPr>
-      </w:pPr>
-      <w:r>
-        <w:t>Capture the schematic and waveforms for your report</w:t>
-      </w:r>
-    </w:p>
-    <w:p>
-      <w:pPr>
-        <w:pStyle w:val="ListParagraph"/>
-        <w:numPr>
-          <w:ilvl w:val="1"/>
-          <w:numId w:val="18"/>
-        </w:numPr>
-      </w:pPr>
-      <w:r>
-        <w:t>Select the schematic</w:t>
-      </w:r>
-    </w:p>
-    <w:p>
-      <w:pPr>
-        <w:pStyle w:val="ListParagraph"/>
-        <w:numPr>
-          <w:ilvl w:val="1"/>
-          <w:numId w:val="18"/>
-        </w:numPr>
-      </w:pPr>
-      <w:r>
-        <w:t>Click on the Zoom to Fit icon at the top of the window</w:t>
-      </w:r>
-    </w:p>
-    <w:p>
-      <w:pPr>
-        <w:pStyle w:val="ListParagraph"/>
-        <w:numPr>
-          <w:ilvl w:val="1"/>
-          <w:numId w:val="18"/>
-        </w:numPr>
-      </w:pPr>
-      <w:r>
-        <w:t>Tools -&gt; Copy bitmap to Clipboard</w:t>
-      </w:r>
-    </w:p>
-    <w:p>
-      <w:pPr>
-        <w:pStyle w:val="ListParagraph"/>
-        <w:numPr>
-          <w:ilvl w:val="1"/>
-          <w:numId w:val="18"/>
-        </w:numPr>
-      </w:pPr>
-      <w:r>
-        <w:lastRenderedPageBreak/>
-        <w:t>Do the same for the</w:t>
-      </w:r>
-      <w:r>
-        <w:t xml:space="preserve"> TRIG</w:t>
-      </w:r>
-      <w:r>
-        <w:t xml:space="preserve"> waveform</w:t>
-      </w:r>
-    </w:p>
-    <w:p>
-      <w:pPr>
-        <w:pStyle w:val="ListParagraph"/>
-        <w:numPr>
-          <w:ilvl w:val="0"/>
-          <w:numId w:val="18"/>
-        </w:numPr>
-        <w:spacing w:before="100" w:beforeAutospacing="1" w:after="100" w:afterAutospacing="1" w:line="240" w:lineRule="auto"/>
-        <w:rPr>
-          <w:vanish/>
-        </w:rPr>
-      </w:pPr>
-      <w:bookmarkStart w:id="21" w:name="simulation_Q3"/>
-      <w:r>
-        <w:t xml:space="preserve">Use </w:t>
-      </w:r>
-      <w:bookmarkEnd w:id="21"/>
-      <w:r>
-        <w:t xml:space="preserve">the timing diagram to measure the </w:t>
-      </w:r>
-      <w:r>
-        <w:t>t</w:t>
-      </w:r>
-      <w:r>
-        <w:t>ime high, time low, period, frequency</w:t>
-      </w:r>
-      <w:r>
-        <w:t>,</w:t>
-      </w:r>
-      <w:r>
-        <w:t xml:space="preserve"> and duty cycle of the waveform on the OUT pin.</w:t>
-      </w:r>
-    </w:p>
-    <w:p>
-      <w:pPr>
-        <w:spacing w:before="100" w:beforeAutospacing="1" w:after="100" w:afterAutospacing="1" w:line="240" w:lineRule="auto"/>
-        <w:ind w:left="0" w:firstLine="0"/>
-      </w:pPr>
-    </w:p>
-    <w:p>
-      <w:pPr>
-        <w:pStyle w:val="ListParagraph"/>
-        <w:numPr>
-          <w:ilvl w:val="1"/>
-          <w:numId w:val="18"/>
-        </w:numPr>
-        <w:spacing w:before="100" w:beforeAutospacing="1" w:after="100" w:afterAutospacing="1" w:line="240" w:lineRule="auto"/>
-      </w:pPr>
-      <w:r>
-        <w:t>Select the waveform window</w:t>
-      </w:r>
-    </w:p>
-    <w:p>
-      <w:pPr>
-        <w:pStyle w:val="ListParagraph"/>
-        <w:numPr>
-          <w:ilvl w:val="1"/>
-          <w:numId w:val="18"/>
-        </w:numPr>
-        <w:spacing w:before="100" w:beforeAutospacing="1" w:after="100" w:afterAutospacing="1" w:line="240" w:lineRule="auto"/>
-      </w:pPr>
-      <w:r>
-        <w:t xml:space="preserve">Left click on </w:t>
-      </w:r>
-      <w:r>
-        <w:t>“V(out)” at the top of the waveform window</w:t>
-      </w:r>
-    </w:p>
-    <w:p>
-      <w:pPr>
-        <w:pStyle w:val="ListParagraph"/>
-        <w:spacing w:before="100" w:beforeAutospacing="1" w:after="100" w:afterAutospacing="1" w:line="240" w:lineRule="auto"/>
-        <w:ind w:left="1440" w:firstLine="0"/>
-      </w:pPr>
-      <w:r>
-        <w:t>You should see white cursors appear in the waveform window along with a pop-up containing numerical data.</w:t>
-      </w:r>
-    </w:p>
-    <w:p>
-      <w:pPr>
-        <w:pStyle w:val="ListParagraph"/>
-        <w:numPr>
-          <w:ilvl w:val="1"/>
-          <w:numId w:val="18"/>
-        </w:numPr>
-        <w:spacing w:before="100" w:beforeAutospacing="1" w:after="100" w:afterAutospacing="1" w:line="240" w:lineRule="auto"/>
-      </w:pPr>
-      <w:r>
-        <w:t>Move the vertical cursor to the positive edge of the OUT wave</w:t>
-      </w:r>
-    </w:p>
-    <w:p>
-      <w:pPr>
-        <w:pStyle w:val="ListParagraph"/>
-        <w:numPr>
-          <w:ilvl w:val="1"/>
-          <w:numId w:val="18"/>
-        </w:numPr>
-        <w:spacing w:before="100" w:beforeAutospacing="1" w:after="100" w:afterAutospacing="1" w:line="240" w:lineRule="auto"/>
-      </w:pPr>
-      <w:r>
-        <w:t xml:space="preserve">Right </w:t>
-      </w:r>
-      <w:proofErr w:type="gramStart"/>
-      <w:r>
-        <w:t>mouse</w:t>
-      </w:r>
-      <w:proofErr w:type="gramEnd"/>
-      <w:r>
-        <w:t xml:space="preserve"> click in the waveform window and select Place Cursor on Active Trace.</w:t>
-      </w:r>
-    </w:p>
-    <w:p>
-      <w:pPr>
-        <w:pStyle w:val="ListParagraph"/>
-        <w:spacing w:before="100" w:beforeAutospacing="1" w:after="100" w:afterAutospacing="1" w:line="240" w:lineRule="auto"/>
-        <w:ind w:left="1440" w:firstLine="0"/>
-      </w:pPr>
-      <w:r>
-        <w:t>A second white cursor should appear along with additional data in the pop-up</w:t>
-      </w:r>
-    </w:p>
-    <w:p>
-      <w:pPr>
-        <w:pStyle w:val="ListParagraph"/>
-        <w:numPr>
-          <w:ilvl w:val="1"/>
-          <w:numId w:val="18"/>
-        </w:numPr>
-        <w:spacing w:before="100" w:beforeAutospacing="1" w:after="100" w:afterAutospacing="1" w:line="240" w:lineRule="auto"/>
-      </w:pPr>
-      <w:r>
-        <w:t>Position the second cursor on the negative edge just after the cursor you just placed</w:t>
-      </w:r>
-    </w:p>
-    <w:p>
-      <w:pPr>
-        <w:pStyle w:val="ListParagraph"/>
-        <w:numPr>
-          <w:ilvl w:val="1"/>
-          <w:numId w:val="18"/>
-        </w:numPr>
-        <w:spacing w:before="100" w:beforeAutospacing="1" w:after="100" w:afterAutospacing="1" w:line="240" w:lineRule="auto"/>
-      </w:pPr>
-      <w:r>
-        <w:t xml:space="preserve">Record the values into the time high of the waveform into </w:t>
-      </w:r>
-      <w:r>
-        <w:fldChar w:fldCharType="begin"/>
-      </w:r>
-      <w:r>
-        <w:instrText xml:space="preserve"> REF _Ref183891900 \h </w:instrText>
-      </w:r>
-      <w:r>
-        <w:fldChar w:fldCharType="separate"/>
-      </w:r>
-      <w:r>
-        <w:t xml:space="preserve">Table </w:t>
-      </w:r>
-      <w:r>
-        <w:rPr>
-          <w:noProof/>
-        </w:rPr>
-        <w:t>4</w:t>
-      </w:r>
-      <w:r>
-        <w:fldChar w:fldCharType="end"/>
-      </w:r>
-      <w:r>
-        <w:t>.</w:t>
-      </w:r>
-    </w:p>
-    <w:p>
-      <w:pPr>
-        <w:pStyle w:val="ListParagraph"/>
-        <w:numPr>
-          <w:ilvl w:val="1"/>
-          <w:numId w:val="18"/>
-        </w:numPr>
-        <w:spacing w:before="100" w:beforeAutospacing="1" w:after="100" w:afterAutospacing="1" w:line="240" w:lineRule="auto"/>
-      </w:pPr>
-      <w:r>
-        <w:t xml:space="preserve">Manipulate the cursor to get the other values in </w:t>
-      </w:r>
-      <w:r>
-        <w:fldChar w:fldCharType="begin"/>
-      </w:r>
-      <w:r>
-        <w:instrText xml:space="preserve"> REF _Ref183891900 \h </w:instrText>
-      </w:r>
-      <w:r>
-        <w:fldChar w:fldCharType="separate"/>
-      </w:r>
-      <w:r>
-        <w:t xml:space="preserve">Table </w:t>
-      </w:r>
-      <w:r>
-        <w:rPr>
-          <w:noProof/>
-        </w:rPr>
-        <w:t>4</w:t>
-      </w:r>
-      <w:r>
-        <w:fldChar w:fldCharType="end"/>
-      </w:r>
-      <w:r>
-        <w:t>.</w:t>
-      </w:r>
-    </w:p>
-    <w:p>
-      <w:pPr>
-        <w:pStyle w:val="ListParagraph"/>
-        <w:numPr>
-          <w:ilvl w:val="0"/>
-          <w:numId w:val="18"/>
-        </w:numPr>
-        <w:spacing w:before="100" w:beforeAutospacing="1" w:after="100" w:afterAutospacing="1" w:line="240" w:lineRule="auto"/>
-        <w:rPr>
-          <w:b/>
-          <w:bCs/>
-        </w:rPr>
-      </w:pPr>
-      <w:bookmarkStart w:id="22" w:name="simulation_Q4"/>
-      <w:r>
-        <w:t>U</w:t>
-      </w:r>
-      <w:r>
-        <w:t>se</w:t>
-      </w:r>
-      <w:r>
-        <w:t xml:space="preserve"> </w:t>
-      </w:r>
-      <w:bookmarkEnd w:id="22"/>
-      <w:r>
-        <w:t xml:space="preserve">the timing diagram to measure the </w:t>
-      </w:r>
-      <w:r>
-        <w:t>high and low voltages of the TRI</w:t>
-      </w:r>
-      <w:r>
-        <w:t>G</w:t>
-      </w:r>
-      <w:r>
-        <w:t xml:space="preserve"> pin.</w:t>
-      </w:r>
-      <w:r>
-        <w:t xml:space="preserve"> </w:t>
-      </w:r>
-    </w:p>
-    <w:p>
-      <w:pPr>
-        <w:pStyle w:val="ListParagraph"/>
-        <w:numPr>
-          <w:ilvl w:val="1"/>
-          <w:numId w:val="18"/>
-        </w:numPr>
-        <w:spacing w:before="100" w:beforeAutospacing="1" w:after="100" w:afterAutospacing="1" w:line="240" w:lineRule="auto"/>
-        <w:rPr>
-          <w:b/>
-          <w:bCs/>
-        </w:rPr>
-      </w:pPr>
-      <w:r>
-        <w:t>Remove the V(out) cursors by right clicking in the waveform window and selecting Clear All Cursors</w:t>
-      </w:r>
-    </w:p>
-    <w:p>
-      <w:pPr>
-        <w:pStyle w:val="ListParagraph"/>
-        <w:numPr>
-          <w:ilvl w:val="1"/>
-          <w:numId w:val="18"/>
-        </w:numPr>
-        <w:spacing w:before="100" w:beforeAutospacing="1" w:after="100" w:afterAutospacing="1" w:line="240" w:lineRule="auto"/>
-        <w:rPr>
-          <w:b/>
-          <w:bCs/>
-        </w:rPr>
-      </w:pPr>
-      <w:r>
-        <w:t>Click on V(</w:t>
-      </w:r>
-      <w:proofErr w:type="gramStart"/>
-      <w:r>
-        <w:t>trig</w:t>
-      </w:r>
-      <w:proofErr w:type="gramEnd"/>
-      <w:r>
-        <w:t>) at the top of the waveform window.</w:t>
-      </w:r>
-    </w:p>
-    <w:p>
-      <w:pPr>
-        <w:pStyle w:val="ListParagraph"/>
-        <w:numPr>
-          <w:ilvl w:val="1"/>
-          <w:numId w:val="18"/>
-        </w:numPr>
-        <w:spacing w:before="100" w:beforeAutospacing="1" w:after="100" w:afterAutospacing="1" w:line="240" w:lineRule="auto"/>
-        <w:rPr>
-          <w:b/>
-          <w:bCs/>
-        </w:rPr>
-      </w:pPr>
-      <w:r>
-        <w:t xml:space="preserve">Repeat cursor steps </w:t>
-      </w:r>
-      <w:proofErr w:type="gramStart"/>
-      <w:r>
-        <w:t>used</w:t>
-      </w:r>
-      <w:proofErr w:type="gramEnd"/>
-      <w:r>
-        <w:t xml:space="preserve"> to measure OUT waveform and record your values in </w:t>
-      </w:r>
-      <w:r>
-        <w:fldChar w:fldCharType="begin"/>
-      </w:r>
-      <w:r>
-        <w:instrText xml:space="preserve"> REF _Ref183891900 \h </w:instrText>
-      </w:r>
-      <w:r>
-        <w:fldChar w:fldCharType="separate"/>
-      </w:r>
-      <w:r>
-        <w:t xml:space="preserve">Table </w:t>
-      </w:r>
-      <w:r>
-        <w:rPr>
-          <w:noProof/>
-        </w:rPr>
-        <w:t>4</w:t>
-      </w:r>
-      <w:r>
-        <w:fldChar w:fldCharType="end"/>
-      </w:r>
-      <w:r>
-        <w:t>.</w:t>
-      </w:r>
-      <w:r>
-        <w:rPr>
-          <w:b/>
-          <w:bCs/>
-          <w:vanish/>
-        </w:rPr>
-        <w:t>High = 6.</w:t>
-      </w:r>
-      <w:r>
-        <w:rPr>
-          <w:b/>
-          <w:bCs/>
-          <w:vanish/>
-        </w:rPr>
-        <w:t>0</w:t>
-      </w:r>
-      <w:r>
-        <w:rPr>
-          <w:b/>
-          <w:bCs/>
-          <w:vanish/>
-        </w:rPr>
-        <w:t>V</w:t>
-      </w:r>
-      <w:r>
-        <w:rPr>
-          <w:b/>
-          <w:bCs/>
-          <w:vanish/>
-        </w:rPr>
-        <w:tab/>
-      </w:r>
-      <w:r>
-        <w:rPr>
-          <w:b/>
-          <w:bCs/>
-          <w:vanish/>
-        </w:rPr>
-        <w:tab/>
-      </w:r>
-      <w:r>
-        <w:rPr>
-          <w:b/>
-          <w:bCs/>
-          <w:vanish/>
-        </w:rPr>
-        <w:t>Low = 3.0V</w:t>
-      </w:r>
-    </w:p>
-    <w:p>
-      <w:pPr>
-        <w:spacing w:after="160" w:line="259" w:lineRule="auto"/>
-        <w:ind w:left="0" w:firstLine="0"/>
-        <w:rPr>
-          <w:b/>
-          <w:sz w:val="36"/>
-          <w:szCs w:val="36"/>
-        </w:rPr>
-      </w:pPr>
-    </w:p>
-    <w:p>
-      <w:pPr>
-        <w:pStyle w:val="Heading1"/>
-      </w:pPr>
-      <w:r>
-        <w:t>Empirical</w:t>
-      </w:r>
-      <w:r>
-        <w:t>:</w:t>
-      </w:r>
-      <w:r>
-        <w:t xml:space="preserve"> 555 Timer </w:t>
-      </w:r>
-    </w:p>
-    <w:p>
-      <w:bookmarkStart w:id="23" w:name="_Hlk93766600"/>
-      <w:r>
-        <w:t>This week, you</w:t>
-      </w:r>
-      <w:r>
-        <w:t xml:space="preserve"> will be soldering </w:t>
-      </w:r>
-      <w:r>
-        <w:t xml:space="preserve">in the components associated with </w:t>
-      </w:r>
-      <w:r>
-        <w:t xml:space="preserve">the </w:t>
-      </w:r>
-      <w:r>
-        <w:t>POWER INPUT, 5</w:t>
-      </w:r>
-      <w:r>
-        <w:t>55</w:t>
-      </w:r>
-      <w:r>
-        <w:t xml:space="preserve"> TIMER </w:t>
-      </w:r>
-      <w:r>
-        <w:t>subsystems</w:t>
-      </w:r>
-      <w:r>
-        <w:t xml:space="preserve"> shown in the </w:t>
-      </w:r>
-      <w:r>
-        <w:rPr>
-          <w:b/>
-        </w:rPr>
-        <w:fldChar w:fldCharType="begin"/>
-      </w:r>
-      <w:r>
-        <w:instrText xml:space="preserve"> REF _Ref81486189 \h  \* MERGEFORMAT </w:instrText>
-      </w:r>
-      <w:r>
-        <w:rPr>
-          <w:b/>
-        </w:rPr>
-      </w:r>
-      <w:r>
-        <w:rPr>
-          <w:b/>
-        </w:rPr>
-        <w:fldChar w:fldCharType="separate"/>
-      </w:r>
-      <w:r>
-        <w:t xml:space="preserve">Figure </w:t>
-      </w:r>
-      <w:r>
-        <w:rPr>
-          <w:noProof/>
-        </w:rPr>
-        <w:t>8</w:t>
-      </w:r>
-      <w:r>
-        <w:rPr>
-          <w:b/>
-        </w:rPr>
-        <w:fldChar w:fldCharType="end"/>
-      </w:r>
-      <w:r>
-        <w:rPr>
-          <w:b/>
-        </w:rPr>
-        <w:t xml:space="preserve"> </w:t>
-      </w:r>
-      <w:r>
-        <w:t>schematic.</w:t>
-      </w:r>
-      <w:r>
-        <w:t xml:space="preserve"> </w:t>
-      </w:r>
-      <w:r>
-        <w:t xml:space="preserve">It is important you </w:t>
-      </w:r>
-      <w:r>
-        <w:t>do not</w:t>
-      </w:r>
-      <w:r>
-        <w:t xml:space="preserve"> </w:t>
-      </w:r>
-      <w:proofErr w:type="gramStart"/>
-      <w:r>
-        <w:t>solder</w:t>
-      </w:r>
-      <w:proofErr w:type="gramEnd"/>
-      <w:r>
-        <w:t xml:space="preserve"> in any of the other components in any of the other subsystems. </w:t>
-      </w:r>
-      <w:r>
-        <w:t xml:space="preserve"> This lab document contains cursory coverage of the assembly process. You can find much more detail in the Assembly Guide posted on Canvas.</w:t>
-      </w:r>
-    </w:p>
-    <w:p>
-      <w:pPr>
         <w:keepNext/>
         <w:ind w:left="0" w:firstLine="0"/>
       </w:pPr>
@@ -9294,9 +8515,8 @@
         <w:rPr>
           <w:noProof/>
         </w:rPr>
-        <w:lastRenderedPageBreak/>
         <w:drawing>
-          <wp:inline distT="0" distB="0" distL="0" distR="0" wp14:anchorId="1E6A453F" wp14:editId="5328E78C">
+          <wp:inline distT="0" distB="0" distL="0" distR="0" wp14:anchorId="1E6A453F" wp14:editId="0D8B8C98">
             <wp:extent cx="5400000" cy="4178894"/>
             <wp:effectExtent l="0" t="0" r="0" b="0"/>
             <wp:docPr id="50502654" name="Picture 1"/>
@@ -9313,7 +8533,7 @@
                     </pic:cNvPicPr>
                   </pic:nvPicPr>
                   <pic:blipFill>
-                    <a:blip r:embed="rId16" cstate="print">
+                    <a:blip r:embed="rId15" cstate="print">
                       <a:extLst>
                         <a:ext uri="{28A0092B-C50C-407E-A947-70E740481C1C}">
                           <a14:useLocalDpi xmlns:a14="http://schemas.microsoft.com/office/drawing/2010/main" val="0"/>
@@ -9349,7 +8569,7 @@
       <w:pPr>
         <w:pStyle w:val="Caption"/>
       </w:pPr>
-      <w:bookmarkStart w:id="24" w:name="_Ref81486189"/>
+      <w:bookmarkStart w:id="20" w:name="_Ref81486189"/>
       <w:r>
         <w:t xml:space="preserve">Figure </w:t>
       </w:r>
@@ -9358,15 +8578,15 @@
           <w:rPr>
             <w:noProof/>
           </w:rPr>
-          <w:t>8</w:t>
+          <w:t>7</w:t>
         </w:r>
       </w:fldSimple>
-      <w:bookmarkEnd w:id="24"/>
+      <w:bookmarkEnd w:id="20"/>
       <w:r>
         <w:t xml:space="preserve">: The schematic for the BJT curve tracer. </w:t>
       </w:r>
     </w:p>
-    <w:bookmarkEnd w:id="23"/>
+    <w:bookmarkEnd w:id="19"/>
     <w:p>
       <w:pPr>
         <w:pStyle w:val="Heading2"/>
@@ -9412,7 +8632,7 @@
         <w:rPr>
           <w:noProof/>
         </w:rPr>
-        <w:t>8</w:t>
+        <w:t>7</w:t>
       </w:r>
       <w:r>
         <w:rPr>
@@ -9495,6 +8715,7 @@
         <w:pStyle w:val="Heading2"/>
       </w:pPr>
       <w:r>
+        <w:lastRenderedPageBreak/>
         <w:t xml:space="preserve">555 TIMER </w:t>
       </w:r>
       <w:r>
@@ -9544,7 +8765,7 @@
         <w:rPr>
           <w:noProof/>
         </w:rPr>
-        <w:t>8</w:t>
+        <w:t>7</w:t>
       </w:r>
       <w:r>
         <w:rPr>
@@ -9640,7 +8861,7 @@
         <w:rPr>
           <w:noProof/>
         </w:rPr>
-        <w:t>8</w:t>
+        <w:t>7</w:t>
       </w:r>
       <w:r>
         <w:fldChar w:fldCharType="end"/>
@@ -9738,11 +8959,7 @@
         <w:t xml:space="preserve"> </w:t>
       </w:r>
       <w:r>
-        <w:t xml:space="preserve">more </w:t>
-      </w:r>
-      <w:r>
-        <w:lastRenderedPageBreak/>
-        <w:t xml:space="preserve">information about the polarized parts you will install </w:t>
+        <w:t xml:space="preserve">more information about the polarized parts you will install </w:t>
       </w:r>
       <w:proofErr w:type="gramStart"/>
       <w:r>
@@ -9856,7 +9073,7 @@
       <w:r>
         <w:t xml:space="preserve">list of test point connections that you should solder this week.  </w:t>
       </w:r>
-      <w:bookmarkStart w:id="25" w:name="_Hlk93767319"/>
+      <w:bookmarkStart w:id="21" w:name="_Hlk93767319"/>
     </w:p>
     <w:p>
       <w:pPr>
@@ -9909,7 +9126,7 @@
         <w:rPr>
           <w:noProof/>
         </w:rPr>
-        <w:t>9</w:t>
+        <w:t>8</w:t>
       </w:r>
       <w:r>
         <w:fldChar w:fldCharType="end"/>
@@ -9946,7 +9163,7 @@
                     </pic:cNvPicPr>
                   </pic:nvPicPr>
                   <pic:blipFill>
-                    <a:blip r:embed="rId17" cstate="print">
+                    <a:blip r:embed="rId16" cstate="print">
                       <a:extLst>
                         <a:ext uri="{28A0092B-C50C-407E-A947-70E740481C1C}">
                           <a14:useLocalDpi xmlns:a14="http://schemas.microsoft.com/office/drawing/2010/main" val="0"/>
@@ -9982,7 +9199,7 @@
       <w:pPr>
         <w:pStyle w:val="Caption"/>
       </w:pPr>
-      <w:bookmarkStart w:id="26" w:name="_Ref81424711"/>
+      <w:bookmarkStart w:id="22" w:name="_Ref81424711"/>
       <w:r>
         <w:t xml:space="preserve">Figure </w:t>
       </w:r>
@@ -9991,10 +9208,10 @@
           <w:rPr>
             <w:noProof/>
           </w:rPr>
-          <w:t>9</w:t>
+          <w:t>8</w:t>
         </w:r>
       </w:fldSimple>
-      <w:bookmarkEnd w:id="26"/>
+      <w:bookmarkEnd w:id="22"/>
       <w:r>
         <w:t>: The colored bands on resistors indicate their resistance value.</w:t>
       </w:r>
@@ -10019,7 +9236,7 @@
         <w:rPr>
           <w:noProof/>
         </w:rPr>
-        <w:t>9</w:t>
+        <w:t>8</w:t>
       </w:r>
       <w:r>
         <w:fldChar w:fldCharType="end"/>
@@ -10135,7 +9352,7 @@
         <w:keepNext/>
         <w:ind w:left="0" w:firstLine="0"/>
       </w:pPr>
-      <w:bookmarkStart w:id="27" w:name="_Ref81764656"/>
+      <w:bookmarkStart w:id="23" w:name="_Ref81764656"/>
       <w:r>
         <w:lastRenderedPageBreak/>
         <w:t xml:space="preserve">Table </w:t>
@@ -10148,7 +9365,7 @@
           <w:t>2</w:t>
         </w:r>
       </w:fldSimple>
-      <w:bookmarkEnd w:id="27"/>
+      <w:bookmarkEnd w:id="23"/>
       <w:r>
         <w:t>: Complete the missing entries in the table of resistance color codes.</w:t>
       </w:r>
@@ -11700,7 +10917,7 @@
         <w:pStyle w:val="Caption"/>
         <w:keepNext/>
       </w:pPr>
-      <w:bookmarkStart w:id="28" w:name="_Ref93319897"/>
+      <w:bookmarkStart w:id="24" w:name="_Ref93319897"/>
       <w:r>
         <w:t xml:space="preserve">Table </w:t>
       </w:r>
@@ -11712,7 +10929,7 @@
           <w:t>3</w:t>
         </w:r>
       </w:fldSimple>
-      <w:bookmarkEnd w:id="28"/>
+      <w:bookmarkEnd w:id="24"/>
       <w:r>
         <w:t>: Match the schematic symbol with the corresponding part.</w:t>
       </w:r>
@@ -11854,7 +11071,7 @@
                           <pic:cNvPicPr/>
                         </pic:nvPicPr>
                         <pic:blipFill>
-                          <a:blip r:embed="rId18"/>
+                          <a:blip r:embed="rId17"/>
                           <a:stretch>
                             <a:fillRect/>
                           </a:stretch>
@@ -11939,7 +11156,7 @@
                           </pic:cNvPicPr>
                         </pic:nvPicPr>
                         <pic:blipFill>
-                          <a:blip r:embed="rId19" cstate="print">
+                          <a:blip r:embed="rId18" cstate="print">
                             <a:extLst>
                               <a:ext uri="{28A0092B-C50C-407E-A947-70E740481C1C}">
                                 <a14:useLocalDpi xmlns:a14="http://schemas.microsoft.com/office/drawing/2010/main" val="0"/>
@@ -12008,7 +11225,7 @@
                           <pic:cNvPicPr/>
                         </pic:nvPicPr>
                         <pic:blipFill>
-                          <a:blip r:embed="rId20"/>
+                          <a:blip r:embed="rId19"/>
                           <a:stretch>
                             <a:fillRect/>
                           </a:stretch>
@@ -12093,7 +11310,7 @@
                           </pic:cNvPicPr>
                         </pic:nvPicPr>
                         <pic:blipFill>
-                          <a:blip r:embed="rId21" cstate="print">
+                          <a:blip r:embed="rId20" cstate="print">
                             <a:extLst>
                               <a:ext uri="{28A0092B-C50C-407E-A947-70E740481C1C}">
                                 <a14:useLocalDpi xmlns:a14="http://schemas.microsoft.com/office/drawing/2010/main" val="0"/>
@@ -12162,7 +11379,7 @@
                           <pic:cNvPicPr/>
                         </pic:nvPicPr>
                         <pic:blipFill>
-                          <a:blip r:embed="rId22"/>
+                          <a:blip r:embed="rId21"/>
                           <a:stretch>
                             <a:fillRect/>
                           </a:stretch>
@@ -12247,7 +11464,7 @@
                           </pic:cNvPicPr>
                         </pic:nvPicPr>
                         <pic:blipFill>
-                          <a:blip r:embed="rId23" cstate="print">
+                          <a:blip r:embed="rId22" cstate="print">
                             <a:extLst>
                               <a:ext uri="{28A0092B-C50C-407E-A947-70E740481C1C}">
                                 <a14:useLocalDpi xmlns:a14="http://schemas.microsoft.com/office/drawing/2010/main" val="0"/>
@@ -12316,7 +11533,7 @@
                           <pic:cNvPicPr/>
                         </pic:nvPicPr>
                         <pic:blipFill>
-                          <a:blip r:embed="rId24"/>
+                          <a:blip r:embed="rId23"/>
                           <a:stretch>
                             <a:fillRect/>
                           </a:stretch>
@@ -12401,7 +11618,7 @@
                           </pic:cNvPicPr>
                         </pic:nvPicPr>
                         <pic:blipFill>
-                          <a:blip r:embed="rId25" cstate="print">
+                          <a:blip r:embed="rId24" cstate="print">
                             <a:extLst>
                               <a:ext uri="{28A0092B-C50C-407E-A947-70E740481C1C}">
                                 <a14:useLocalDpi xmlns:a14="http://schemas.microsoft.com/office/drawing/2010/main" val="0"/>
@@ -12470,7 +11687,7 @@
                           <pic:cNvPicPr/>
                         </pic:nvPicPr>
                         <pic:blipFill>
-                          <a:blip r:embed="rId26"/>
+                          <a:blip r:embed="rId25"/>
                           <a:stretch>
                             <a:fillRect/>
                           </a:stretch>
@@ -12555,7 +11772,7 @@
                           </pic:cNvPicPr>
                         </pic:nvPicPr>
                         <pic:blipFill>
-                          <a:blip r:embed="rId27" cstate="print">
+                          <a:blip r:embed="rId26" cstate="print">
                             <a:extLst>
                               <a:ext uri="{28A0092B-C50C-407E-A947-70E740481C1C}">
                                 <a14:useLocalDpi xmlns:a14="http://schemas.microsoft.com/office/drawing/2010/main" val="0"/>
@@ -12624,7 +11841,7 @@
                           <pic:cNvPicPr/>
                         </pic:nvPicPr>
                         <pic:blipFill>
-                          <a:blip r:embed="rId28"/>
+                          <a:blip r:embed="rId27"/>
                           <a:stretch>
                             <a:fillRect/>
                           </a:stretch>
@@ -12707,7 +11924,7 @@
                           <pic:cNvPicPr/>
                         </pic:nvPicPr>
                         <pic:blipFill>
-                          <a:blip r:embed="rId29"/>
+                          <a:blip r:embed="rId28"/>
                           <a:stretch>
                             <a:fillRect/>
                           </a:stretch>
@@ -12767,10 +11984,10 @@
                   <v:path o:extrusionok="f" gradientshapeok="t" o:connecttype="rect"/>
                   <o:lock v:ext="edit" aspectratio="t"/>
                 </v:shapetype>
-                <v:shape id="_x0000_i1025" type="#_x0000_t75" style="width:54pt;height:54pt" o:ole="">
-                  <v:imagedata r:id="rId30" o:title=""/>
+                <v:shape id="_x0000_i1025" type="#_x0000_t75" style="width:53.75pt;height:54.25pt" o:ole="">
+                  <v:imagedata r:id="rId29" o:title=""/>
                 </v:shape>
-                <o:OLEObject Type="Embed" ProgID="PBrush" ShapeID="_x0000_i1025" DrawAspect="Content" ObjectID="_1843805015" r:id="rId31"/>
+                <o:OLEObject Type="Embed" ProgID="PBrush" ShapeID="_x0000_i1025" DrawAspect="Content" ObjectID="_1843990212" r:id="rId30"/>
               </w:object>
             </w:r>
           </w:p>
@@ -12830,7 +12047,7 @@
                           <pic:cNvPicPr/>
                         </pic:nvPicPr>
                         <pic:blipFill>
-                          <a:blip r:embed="rId32"/>
+                          <a:blip r:embed="rId31"/>
                           <a:stretch>
                             <a:fillRect/>
                           </a:stretch>
@@ -12888,7 +12105,7 @@
                           <pic:cNvPicPr/>
                         </pic:nvPicPr>
                         <pic:blipFill>
-                          <a:blip r:embed="rId33"/>
+                          <a:blip r:embed="rId32"/>
                           <a:stretch>
                             <a:fillRect/>
                           </a:stretch>
@@ -12973,7 +12190,7 @@
                           </pic:cNvPicPr>
                         </pic:nvPicPr>
                         <pic:blipFill>
-                          <a:blip r:embed="rId34" cstate="print">
+                          <a:blip r:embed="rId33" cstate="print">
                             <a:extLst>
                               <a:ext uri="{28A0092B-C50C-407E-A947-70E740481C1C}">
                                 <a14:useLocalDpi xmlns:a14="http://schemas.microsoft.com/office/drawing/2010/main" val="0"/>
@@ -13024,10 +12241,10 @@
             </w:r>
             <w:r>
               <w:object w:dxaOrig="3696" w:dyaOrig="5040" w14:anchorId="24D8BBC0">
-                <v:shape id="_x0000_i1026" type="#_x0000_t75" style="width:42pt;height:54pt" o:ole="">
-                  <v:imagedata r:id="rId35" o:title=""/>
+                <v:shape id="_x0000_i1026" type="#_x0000_t75" style="width:41.9pt;height:53.75pt" o:ole="">
+                  <v:imagedata r:id="rId34" o:title=""/>
                 </v:shape>
-                <o:OLEObject Type="Embed" ProgID="PBrush" ShapeID="_x0000_i1026" DrawAspect="Content" ObjectID="_1843805016" r:id="rId36"/>
+                <o:OLEObject Type="Embed" ProgID="PBrush" ShapeID="_x0000_i1026" DrawAspect="Content" ObjectID="_1843990213" r:id="rId35"/>
               </w:object>
             </w:r>
           </w:p>
@@ -13095,7 +12312,7 @@
                           </pic:cNvPicPr>
                         </pic:nvPicPr>
                         <pic:blipFill>
-                          <a:blip r:embed="rId37" cstate="print">
+                          <a:blip r:embed="rId36" cstate="print">
                             <a:extLst>
                               <a:ext uri="{28A0092B-C50C-407E-A947-70E740481C1C}">
                                 <a14:useLocalDpi xmlns:a14="http://schemas.microsoft.com/office/drawing/2010/main" val="0"/>
@@ -13164,7 +12381,7 @@
                           <pic:cNvPicPr/>
                         </pic:nvPicPr>
                         <pic:blipFill>
-                          <a:blip r:embed="rId38"/>
+                          <a:blip r:embed="rId37"/>
                           <a:stretch>
                             <a:fillRect/>
                           </a:stretch>
@@ -13252,7 +12469,7 @@
                           </pic:cNvPicPr>
                         </pic:nvPicPr>
                         <pic:blipFill>
-                          <a:blip r:embed="rId39" cstate="print">
+                          <a:blip r:embed="rId38" cstate="print">
                             <a:extLst>
                               <a:ext uri="{28A0092B-C50C-407E-A947-70E740481C1C}">
                                 <a14:useLocalDpi xmlns:a14="http://schemas.microsoft.com/office/drawing/2010/main" val="0"/>
@@ -13286,7 +12503,7 @@
           </w:p>
         </w:tc>
       </w:tr>
-      <w:bookmarkEnd w:id="25"/>
+      <w:bookmarkEnd w:id="21"/>
     </w:tbl>
     <w:p>
       <w:pPr>
@@ -13337,7 +12554,7 @@
       </w:r>
     </w:p>
     <w:p>
-      <w:bookmarkStart w:id="29" w:name="_Hlk183955766"/>
+      <w:bookmarkStart w:id="25" w:name="_Hlk183955766"/>
       <w:r>
         <w:t xml:space="preserve">Once you have completed assembly of your POWER and 555 TIMER subsystems, </w:t>
       </w:r>
@@ -13351,7 +12568,7 @@
         <w:t>.</w:t>
       </w:r>
     </w:p>
-    <w:bookmarkEnd w:id="29"/>
+    <w:bookmarkEnd w:id="25"/>
     <w:p>
       <w:pPr>
         <w:pStyle w:val="ListParagraph"/>
@@ -13875,8 +13092,13 @@
       <w:r>
         <w:t xml:space="preserve"> simulation.  The TRI pin of the 555 Timer is available by </w:t>
       </w:r>
-      <w:r>
-        <w:t>remove the end of the oscilloscope probe and putting the tip into the yellow circled pad i</w:t>
+      <w:proofErr w:type="gramStart"/>
+      <w:r>
+        <w:t>remove</w:t>
+      </w:r>
+      <w:proofErr w:type="gramEnd"/>
+      <w:r>
+        <w:t xml:space="preserve"> the end of the oscilloscope probe and putting the tip into the yellow circled pad i</w:t>
       </w:r>
       <w:r>
         <w:t xml:space="preserve">n </w:t>
@@ -13897,7 +13119,7 @@
         <w:rPr>
           <w:noProof/>
         </w:rPr>
-        <w:t>10</w:t>
+        <w:t>9</w:t>
       </w:r>
       <w:r>
         <w:fldChar w:fldCharType="end"/>
@@ -13947,7 +13169,7 @@
                     </pic:cNvPicPr>
                   </pic:nvPicPr>
                   <pic:blipFill>
-                    <a:blip r:embed="rId40">
+                    <a:blip r:embed="rId39">
                       <a:extLst>
                         <a:ext uri="{28A0092B-C50C-407E-A947-70E740481C1C}">
                           <a14:useLocalDpi xmlns:a14="http://schemas.microsoft.com/office/drawing/2010/main" val="0"/>
@@ -14000,7 +13222,7 @@
                     </pic:cNvPicPr>
                   </pic:nvPicPr>
                   <pic:blipFill>
-                    <a:blip r:embed="rId41" cstate="print">
+                    <a:blip r:embed="rId40" cstate="print">
                       <a:extLst>
                         <a:ext uri="{28A0092B-C50C-407E-A947-70E740481C1C}">
                           <a14:useLocalDpi xmlns:a14="http://schemas.microsoft.com/office/drawing/2010/main" val="0"/>
@@ -14037,7 +13259,7 @@
         <w:pStyle w:val="Caption"/>
         <w:ind w:left="730"/>
       </w:pPr>
-      <w:bookmarkStart w:id="30" w:name="_Ref123110052"/>
+      <w:bookmarkStart w:id="26" w:name="_Ref123110052"/>
       <w:r>
         <w:t xml:space="preserve">Figure </w:t>
       </w:r>
@@ -14046,10 +13268,10 @@
           <w:rPr>
             <w:noProof/>
           </w:rPr>
-          <w:t>10</w:t>
+          <w:t>9</w:t>
         </w:r>
       </w:fldSimple>
-      <w:bookmarkEnd w:id="30"/>
+      <w:bookmarkEnd w:id="26"/>
       <w:r>
         <w:t xml:space="preserve">: </w:t>
       </w:r>
@@ -14065,7 +13287,7 @@
       <w:r>
         <w:t xml:space="preserve"> </w:t>
       </w:r>
-      <w:bookmarkStart w:id="31" w:name="_Hlk183955852"/>
+      <w:bookmarkStart w:id="27" w:name="_Hlk183955852"/>
       <w:r>
         <w:t>(Right) An</w:t>
       </w:r>
@@ -14094,7 +13316,7 @@
       <w:r>
         <w:t xml:space="preserve"> HMO724.</w:t>
       </w:r>
-      <w:bookmarkEnd w:id="31"/>
+      <w:bookmarkEnd w:id="27"/>
     </w:p>
     <w:p>
       <w:pPr>
@@ -14105,11 +13327,11 @@
         </w:numPr>
         <w:spacing w:line="240" w:lineRule="auto"/>
       </w:pPr>
-      <w:bookmarkStart w:id="32" w:name="assembly_screenShot"/>
+      <w:bookmarkStart w:id="28" w:name="assembly_screenShot"/>
       <w:r>
         <w:t xml:space="preserve">Take </w:t>
       </w:r>
-      <w:bookmarkEnd w:id="32"/>
+      <w:bookmarkEnd w:id="28"/>
       <w:r>
         <w:t>a s</w:t>
       </w:r>
@@ -14197,11 +13419,11 @@
       <w:pPr>
         <w:pStyle w:val="Heading1"/>
       </w:pPr>
-      <w:bookmarkStart w:id="33" w:name="_Hlk183955870"/>
+      <w:bookmarkStart w:id="29" w:name="_Hlk183955870"/>
       <w:r>
         <w:t>Comparison</w:t>
       </w:r>
-      <w:bookmarkEnd w:id="33"/>
+      <w:bookmarkEnd w:id="29"/>
       <w:r>
         <w:t>:</w:t>
       </w:r>
@@ -14217,7 +13439,7 @@
           <w:bCs/>
         </w:rPr>
       </w:pPr>
-      <w:bookmarkStart w:id="34" w:name="_Hlk93427808"/>
+      <w:bookmarkStart w:id="30" w:name="_Hlk93427808"/>
       <w:r>
         <w:rPr>
           <w:bCs/>
@@ -14296,15 +13518,15 @@
         </w:rPr>
         <w:t xml:space="preserve"> you </w:t>
       </w:r>
-      <w:bookmarkStart w:id="35" w:name="_Hlk183955913"/>
+      <w:bookmarkStart w:id="31" w:name="_Hlk183955913"/>
       <w:r>
         <w:rPr>
           <w:bCs/>
         </w:rPr>
         <w:t xml:space="preserve">found throughout this lab.  </w:t>
       </w:r>
-      <w:bookmarkEnd w:id="34"/>
-      <w:bookmarkEnd w:id="35"/>
+      <w:bookmarkEnd w:id="30"/>
+      <w:bookmarkEnd w:id="31"/>
       <w:r>
         <w:rPr>
           <w:bCs/>
@@ -14329,14 +13551,14 @@
         </w:rPr>
         <w:t xml:space="preserve"> column.  </w:t>
       </w:r>
-      <w:bookmarkStart w:id="36" w:name="_Hlk183955958"/>
+      <w:bookmarkStart w:id="32" w:name="_Hlk183955958"/>
       <w:r>
         <w:rPr>
           <w:bCs/>
         </w:rPr>
         <w:t>You will need this table in later labs, so keep it handy.</w:t>
       </w:r>
-      <w:bookmarkEnd w:id="36"/>
+      <w:bookmarkEnd w:id="32"/>
     </w:p>
     <w:p>
       <w:pPr>
@@ -14352,7 +13574,7 @@
         <w:pStyle w:val="Caption"/>
         <w:keepNext/>
       </w:pPr>
-      <w:bookmarkStart w:id="37" w:name="_Ref183891900"/>
+      <w:bookmarkStart w:id="33" w:name="_Ref183891900"/>
       <w:r>
         <w:t xml:space="preserve">Table </w:t>
       </w:r>
@@ -14364,7 +13586,7 @@
           <w:t>4</w:t>
         </w:r>
       </w:fldSimple>
-      <w:bookmarkEnd w:id="37"/>
+      <w:bookmarkEnd w:id="33"/>
       <w:r>
         <w:t>: Comparison of the timer output from analysis, simulation and the actual circuit.</w:t>
       </w:r>
@@ -15646,42 +14868,33 @@
       </w:r>
       <w:r>
         <w:rPr>
-          <w:b/>
+          <w:bCs/>
         </w:rPr>
         <w:tab/>
       </w:r>
-      <w:hyperlink w:anchor="simulation_Q1" w:history="1">
-        <w:r>
-          <w:rPr>
-            <w:rStyle w:val="Hyperlink"/>
-            <w:bCs/>
-          </w:rPr>
-          <w:t>Question 1</w:t>
-        </w:r>
-      </w:hyperlink>
       <w:r>
         <w:rPr>
           <w:bCs/>
         </w:rPr>
-        <w:tab/>
+        <w:t>S</w:t>
       </w:r>
       <w:r>
         <w:rPr>
           <w:bCs/>
         </w:rPr>
-        <w:t>S</w:t>
+        <w:t>imulation</w:t>
       </w:r>
       <w:r>
         <w:rPr>
           <w:bCs/>
         </w:rPr>
-        <w:t>imulation</w:t>
+        <w:t xml:space="preserve"> </w:t>
       </w:r>
       <w:r>
         <w:rPr>
           <w:bCs/>
         </w:rPr>
-        <w:t xml:space="preserve"> waveforms</w:t>
+        <w:t>schematic</w:t>
       </w:r>
     </w:p>
     <w:p>
@@ -15692,110 +14905,11 @@
           <w:bCs/>
         </w:rPr>
       </w:pPr>
-      <w:hyperlink w:anchor="simulation_Q2" w:history="1">
-        <w:r>
-          <w:rPr>
-            <w:rStyle w:val="Hyperlink"/>
-            <w:bCs/>
-          </w:rPr>
-          <w:t>Question 2</w:t>
-        </w:r>
-      </w:hyperlink>
       <w:r>
         <w:rPr>
           <w:bCs/>
         </w:rPr>
-        <w:tab/>
-      </w:r>
-      <w:r>
-        <w:rPr>
-          <w:bCs/>
-        </w:rPr>
-        <w:t>Show OUT and TRIG waveforms</w:t>
-      </w:r>
-    </w:p>
-    <w:p>
-      <w:pPr>
-        <w:spacing w:after="0" w:line="240" w:lineRule="auto"/>
-        <w:ind w:left="1434" w:firstLine="726"/>
-        <w:rPr>
-          <w:bCs/>
-        </w:rPr>
-      </w:pPr>
-      <w:hyperlink w:anchor="simulation_Q3" w:history="1">
-        <w:r>
-          <w:rPr>
-            <w:rStyle w:val="Hyperlink"/>
-            <w:bCs/>
-          </w:rPr>
-          <w:t>Question 3</w:t>
-        </w:r>
-      </w:hyperlink>
-      <w:r>
-        <w:rPr>
-          <w:bCs/>
-        </w:rPr>
-        <w:tab/>
-      </w:r>
-      <w:r>
-        <w:rPr>
-          <w:bCs/>
-        </w:rPr>
-        <w:t xml:space="preserve">Measure </w:t>
-      </w:r>
-      <w:r>
-        <w:rPr>
-          <w:bCs/>
-        </w:rPr>
-        <w:t>OUT waveform characteristics</w:t>
-      </w:r>
-    </w:p>
-    <w:p>
-      <w:pPr>
-        <w:spacing w:after="0" w:line="240" w:lineRule="auto"/>
-        <w:ind w:left="1434" w:firstLine="726"/>
-        <w:rPr>
-          <w:bCs/>
-        </w:rPr>
-      </w:pPr>
-      <w:hyperlink w:anchor="simulation_Q4" w:history="1">
-        <w:r>
-          <w:rPr>
-            <w:rStyle w:val="Hyperlink"/>
-            <w:bCs/>
-          </w:rPr>
-          <w:t>Question 4</w:t>
-        </w:r>
-      </w:hyperlink>
-      <w:r>
-        <w:rPr>
-          <w:bCs/>
-        </w:rPr>
-        <w:tab/>
-      </w:r>
-      <w:r>
-        <w:rPr>
-          <w:bCs/>
-        </w:rPr>
-        <w:t xml:space="preserve">Measure </w:t>
-      </w:r>
-      <w:r>
-        <w:rPr>
-          <w:bCs/>
-        </w:rPr>
-        <w:t>TRI</w:t>
-      </w:r>
-      <w:r>
-        <w:rPr>
-          <w:bCs/>
-        </w:rPr>
-        <w:t>G</w:t>
-      </w:r>
-      <w:r>
-        <w:rPr>
-          <w:bCs/>
-        </w:rPr>
-        <w:t xml:space="preserve"> waveform characteristics</w:t>
+        <w:t>Simulation waveforms</w:t>
       </w:r>
     </w:p>
     <w:p>
@@ -16075,12 +15189,12 @@
       </w:pPr>
     </w:p>
     <w:sectPr>
-      <w:headerReference w:type="even" r:id="rId42"/>
-      <w:headerReference w:type="default" r:id="rId43"/>
-      <w:footerReference w:type="even" r:id="rId44"/>
-      <w:footerReference w:type="default" r:id="rId45"/>
-      <w:headerReference w:type="first" r:id="rId46"/>
-      <w:footerReference w:type="first" r:id="rId47"/>
+      <w:headerReference w:type="even" r:id="rId41"/>
+      <w:headerReference w:type="default" r:id="rId42"/>
+      <w:footerReference w:type="even" r:id="rId43"/>
+      <w:footerReference w:type="default" r:id="rId44"/>
+      <w:headerReference w:type="first" r:id="rId45"/>
+      <w:footerReference w:type="first" r:id="rId46"/>
       <w:pgSz w:w="12240" w:h="15840"/>
       <w:pgMar w:top="1509" w:right="1436" w:bottom="1480" w:left="1440" w:header="720" w:footer="719" w:gutter="0"/>
       <w:cols w:space="720"/>

--- a/Labs/lab10 curveTracer 555timer/curveTracer 555timer Document.docx
+++ b/Labs/lab10 curveTracer 555timer/curveTracer 555timer Document.docx
@@ -1286,15 +1286,7 @@
         <w:t>oscillates with a predictable period and duty cycle.</w:t>
       </w:r>
       <w:r>
-        <w:t xml:space="preserve">  Schematic drawn in </w:t>
-      </w:r>
-      <w:proofErr w:type="spellStart"/>
-      <w:r>
-        <w:t>LTspice</w:t>
-      </w:r>
-      <w:proofErr w:type="spellEnd"/>
-      <w:r>
-        <w:t>.</w:t>
+        <w:t xml:space="preserve">  Schematic drawn in LTspice.</w:t>
       </w:r>
     </w:p>
     <w:p>
@@ -3950,7 +3942,7 @@
           <w:noProof/>
         </w:rPr>
         <w:drawing>
-          <wp:inline distT="0" distB="0" distL="0" distR="0" wp14:anchorId="391330D9" wp14:editId="3D9D5B44">
+          <wp:inline distT="0" distB="0" distL="0" distR="0" wp14:anchorId="391330D9" wp14:editId="22B903DC">
             <wp:extent cx="3032702" cy="1553952"/>
             <wp:effectExtent l="0" t="0" r="0" b="8255"/>
             <wp:docPr id="20" name="Picture 20"/>
@@ -8278,6 +8270,8 @@
       <w:pPr>
         <w:pStyle w:val="Heading1"/>
       </w:pPr>
+      <w:bookmarkStart w:id="19" w:name="_Simulation:_555_Timer"/>
+      <w:bookmarkEnd w:id="19"/>
       <w:r>
         <w:t>Simulation</w:t>
       </w:r>
@@ -8410,7 +8404,7 @@
       </w:r>
     </w:p>
     <w:p>
-      <w:bookmarkStart w:id="19" w:name="_Hlk93766600"/>
+      <w:bookmarkStart w:id="20" w:name="_Hlk93766600"/>
       <w:r>
         <w:t>This week, you</w:t>
       </w:r>
@@ -8516,7 +8510,7 @@
           <w:noProof/>
         </w:rPr>
         <w:drawing>
-          <wp:inline distT="0" distB="0" distL="0" distR="0" wp14:anchorId="1E6A453F" wp14:editId="0D8B8C98">
+          <wp:inline distT="0" distB="0" distL="0" distR="0" wp14:anchorId="1E6A453F" wp14:editId="69815C26">
             <wp:extent cx="5400000" cy="4178894"/>
             <wp:effectExtent l="0" t="0" r="0" b="0"/>
             <wp:docPr id="50502654" name="Picture 1"/>
@@ -8569,7 +8563,7 @@
       <w:pPr>
         <w:pStyle w:val="Caption"/>
       </w:pPr>
-      <w:bookmarkStart w:id="20" w:name="_Ref81486189"/>
+      <w:bookmarkStart w:id="21" w:name="_Ref81486189"/>
       <w:r>
         <w:t xml:space="preserve">Figure </w:t>
       </w:r>
@@ -8581,12 +8575,12 @@
           <w:t>7</w:t>
         </w:r>
       </w:fldSimple>
-      <w:bookmarkEnd w:id="20"/>
+      <w:bookmarkEnd w:id="21"/>
       <w:r>
         <w:t xml:space="preserve">: The schematic for the BJT curve tracer. </w:t>
       </w:r>
     </w:p>
-    <w:bookmarkEnd w:id="19"/>
+    <w:bookmarkEnd w:id="20"/>
     <w:p>
       <w:pPr>
         <w:pStyle w:val="Heading2"/>
@@ -9073,7 +9067,7 @@
       <w:r>
         <w:t xml:space="preserve">list of test point connections that you should solder this week.  </w:t>
       </w:r>
-      <w:bookmarkStart w:id="21" w:name="_Hlk93767319"/>
+      <w:bookmarkStart w:id="22" w:name="_Hlk93767319"/>
     </w:p>
     <w:p>
       <w:pPr>
@@ -9199,7 +9193,7 @@
       <w:pPr>
         <w:pStyle w:val="Caption"/>
       </w:pPr>
-      <w:bookmarkStart w:id="22" w:name="_Ref81424711"/>
+      <w:bookmarkStart w:id="23" w:name="_Ref81424711"/>
       <w:r>
         <w:t xml:space="preserve">Figure </w:t>
       </w:r>
@@ -9211,7 +9205,7 @@
           <w:t>8</w:t>
         </w:r>
       </w:fldSimple>
-      <w:bookmarkEnd w:id="22"/>
+      <w:bookmarkEnd w:id="23"/>
       <w:r>
         <w:t>: The colored bands on resistors indicate their resistance value.</w:t>
       </w:r>
@@ -9352,7 +9346,7 @@
         <w:keepNext/>
         <w:ind w:left="0" w:firstLine="0"/>
       </w:pPr>
-      <w:bookmarkStart w:id="23" w:name="_Ref81764656"/>
+      <w:bookmarkStart w:id="24" w:name="_Ref81764656"/>
       <w:r>
         <w:lastRenderedPageBreak/>
         <w:t xml:space="preserve">Table </w:t>
@@ -9365,7 +9359,7 @@
           <w:t>2</w:t>
         </w:r>
       </w:fldSimple>
-      <w:bookmarkEnd w:id="23"/>
+      <w:bookmarkEnd w:id="24"/>
       <w:r>
         <w:t>: Complete the missing entries in the table of resistance color codes.</w:t>
       </w:r>
@@ -10917,7 +10911,7 @@
         <w:pStyle w:val="Caption"/>
         <w:keepNext/>
       </w:pPr>
-      <w:bookmarkStart w:id="24" w:name="_Ref93319897"/>
+      <w:bookmarkStart w:id="25" w:name="_Ref93319897"/>
       <w:r>
         <w:t xml:space="preserve">Table </w:t>
       </w:r>
@@ -10929,7 +10923,7 @@
           <w:t>3</w:t>
         </w:r>
       </w:fldSimple>
-      <w:bookmarkEnd w:id="24"/>
+      <w:bookmarkEnd w:id="25"/>
       <w:r>
         <w:t>: Match the schematic symbol with the corresponding part.</w:t>
       </w:r>
@@ -11984,10 +11978,10 @@
                   <v:path o:extrusionok="f" gradientshapeok="t" o:connecttype="rect"/>
                   <o:lock v:ext="edit" aspectratio="t"/>
                 </v:shapetype>
-                <v:shape id="_x0000_i1025" type="#_x0000_t75" style="width:53.75pt;height:54.25pt" o:ole="">
+                <v:shape id="_x0000_i1025" type="#_x0000_t75" style="width:53.6pt;height:54.4pt" o:ole="">
                   <v:imagedata r:id="rId29" o:title=""/>
                 </v:shape>
-                <o:OLEObject Type="Embed" ProgID="PBrush" ShapeID="_x0000_i1025" DrawAspect="Content" ObjectID="_1843990212" r:id="rId30"/>
+                <o:OLEObject Type="Embed" ProgID="PBrush" ShapeID="_x0000_i1025" DrawAspect="Content" ObjectID="_1846068270" r:id="rId30"/>
               </w:object>
             </w:r>
           </w:p>
@@ -12241,10 +12235,10 @@
             </w:r>
             <w:r>
               <w:object w:dxaOrig="3696" w:dyaOrig="5040" w14:anchorId="24D8BBC0">
-                <v:shape id="_x0000_i1026" type="#_x0000_t75" style="width:41.9pt;height:53.75pt" o:ole="">
+                <v:shape id="_x0000_i1026" type="#_x0000_t75" style="width:41.85pt;height:53.6pt" o:ole="">
                   <v:imagedata r:id="rId34" o:title=""/>
                 </v:shape>
-                <o:OLEObject Type="Embed" ProgID="PBrush" ShapeID="_x0000_i1026" DrawAspect="Content" ObjectID="_1843990213" r:id="rId35"/>
+                <o:OLEObject Type="Embed" ProgID="PBrush" ShapeID="_x0000_i1026" DrawAspect="Content" ObjectID="_1846068271" r:id="rId35"/>
               </w:object>
             </w:r>
           </w:p>
@@ -12503,7 +12497,7 @@
           </w:p>
         </w:tc>
       </w:tr>
-      <w:bookmarkEnd w:id="21"/>
+      <w:bookmarkEnd w:id="22"/>
     </w:tbl>
     <w:p>
       <w:pPr>
@@ -12554,7 +12548,7 @@
       </w:r>
     </w:p>
     <w:p>
-      <w:bookmarkStart w:id="25" w:name="_Hlk183955766"/>
+      <w:bookmarkStart w:id="26" w:name="_Hlk183955766"/>
       <w:r>
         <w:t xml:space="preserve">Once you have completed assembly of your POWER and 555 TIMER subsystems, </w:t>
       </w:r>
@@ -12568,7 +12562,7 @@
         <w:t>.</w:t>
       </w:r>
     </w:p>
-    <w:bookmarkEnd w:id="25"/>
+    <w:bookmarkEnd w:id="26"/>
     <w:p>
       <w:pPr>
         <w:pStyle w:val="ListParagraph"/>
@@ -13084,11 +13078,9 @@
       <w:r>
         <w:t xml:space="preserve">Set the GND reference of Ch 1 and Ch 2 to the lowest visible reticule. The waveforms will overlap the same as they did in the </w:t>
       </w:r>
-      <w:proofErr w:type="spellStart"/>
       <w:r>
         <w:t>LTspice</w:t>
       </w:r>
-      <w:proofErr w:type="spellEnd"/>
       <w:r>
         <w:t xml:space="preserve"> simulation.  The TRI pin of the 555 Timer is available by </w:t>
       </w:r>
@@ -13259,7 +13251,7 @@
         <w:pStyle w:val="Caption"/>
         <w:ind w:left="730"/>
       </w:pPr>
-      <w:bookmarkStart w:id="26" w:name="_Ref123110052"/>
+      <w:bookmarkStart w:id="27" w:name="_Ref123110052"/>
       <w:r>
         <w:t xml:space="preserve">Figure </w:t>
       </w:r>
@@ -13271,7 +13263,7 @@
           <w:t>9</w:t>
         </w:r>
       </w:fldSimple>
-      <w:bookmarkEnd w:id="26"/>
+      <w:bookmarkEnd w:id="27"/>
       <w:r>
         <w:t xml:space="preserve">: </w:t>
       </w:r>
@@ -13287,7 +13279,7 @@
       <w:r>
         <w:t xml:space="preserve"> </w:t>
       </w:r>
-      <w:bookmarkStart w:id="27" w:name="_Hlk183955852"/>
+      <w:bookmarkStart w:id="28" w:name="_Hlk183955852"/>
       <w:r>
         <w:t>(Right) An</w:t>
       </w:r>
@@ -13316,7 +13308,7 @@
       <w:r>
         <w:t xml:space="preserve"> HMO724.</w:t>
       </w:r>
-      <w:bookmarkEnd w:id="27"/>
+      <w:bookmarkEnd w:id="28"/>
     </w:p>
     <w:p>
       <w:pPr>
@@ -13327,11 +13319,11 @@
         </w:numPr>
         <w:spacing w:line="240" w:lineRule="auto"/>
       </w:pPr>
-      <w:bookmarkStart w:id="28" w:name="assembly_screenShot"/>
+      <w:bookmarkStart w:id="29" w:name="assembly_screenShot"/>
       <w:r>
         <w:t xml:space="preserve">Take </w:t>
       </w:r>
-      <w:bookmarkEnd w:id="28"/>
+      <w:bookmarkEnd w:id="29"/>
       <w:r>
         <w:t>a s</w:t>
       </w:r>
@@ -13419,11 +13411,11 @@
       <w:pPr>
         <w:pStyle w:val="Heading1"/>
       </w:pPr>
-      <w:bookmarkStart w:id="29" w:name="_Hlk183955870"/>
+      <w:bookmarkStart w:id="30" w:name="_Hlk183955870"/>
       <w:r>
         <w:t>Comparison</w:t>
       </w:r>
-      <w:bookmarkEnd w:id="29"/>
+      <w:bookmarkEnd w:id="30"/>
       <w:r>
         <w:t>:</w:t>
       </w:r>
@@ -13439,7 +13431,7 @@
           <w:bCs/>
         </w:rPr>
       </w:pPr>
-      <w:bookmarkStart w:id="30" w:name="_Hlk93427808"/>
+      <w:bookmarkStart w:id="31" w:name="_Hlk93427808"/>
       <w:r>
         <w:rPr>
           <w:bCs/>
@@ -13518,15 +13510,15 @@
         </w:rPr>
         <w:t xml:space="preserve"> you </w:t>
       </w:r>
-      <w:bookmarkStart w:id="31" w:name="_Hlk183955913"/>
+      <w:bookmarkStart w:id="32" w:name="_Hlk183955913"/>
       <w:r>
         <w:rPr>
           <w:bCs/>
         </w:rPr>
         <w:t xml:space="preserve">found throughout this lab.  </w:t>
       </w:r>
-      <w:bookmarkEnd w:id="30"/>
       <w:bookmarkEnd w:id="31"/>
+      <w:bookmarkEnd w:id="32"/>
       <w:r>
         <w:rPr>
           <w:bCs/>
@@ -13551,14 +13543,14 @@
         </w:rPr>
         <w:t xml:space="preserve"> column.  </w:t>
       </w:r>
-      <w:bookmarkStart w:id="32" w:name="_Hlk183955958"/>
+      <w:bookmarkStart w:id="33" w:name="_Hlk183955958"/>
       <w:r>
         <w:rPr>
           <w:bCs/>
         </w:rPr>
         <w:t>You will need this table in later labs, so keep it handy.</w:t>
       </w:r>
-      <w:bookmarkEnd w:id="32"/>
+      <w:bookmarkEnd w:id="33"/>
     </w:p>
     <w:p>
       <w:pPr>
@@ -13574,7 +13566,7 @@
         <w:pStyle w:val="Caption"/>
         <w:keepNext/>
       </w:pPr>
-      <w:bookmarkStart w:id="33" w:name="_Ref183891900"/>
+      <w:bookmarkStart w:id="34" w:name="_Ref183891900"/>
       <w:r>
         <w:t xml:space="preserve">Table </w:t>
       </w:r>
@@ -13586,7 +13578,7 @@
           <w:t>4</w:t>
         </w:r>
       </w:fldSimple>
-      <w:bookmarkEnd w:id="33"/>
+      <w:bookmarkEnd w:id="34"/>
       <w:r>
         <w:t>: Comparison of the timer output from analysis, simulation and the actual circuit.</w:t>
       </w:r>
@@ -14872,30 +14864,22 @@
         </w:rPr>
         <w:tab/>
       </w:r>
-      <w:r>
-        <w:rPr>
-          <w:bCs/>
-        </w:rPr>
-        <w:t>S</w:t>
-      </w:r>
-      <w:r>
-        <w:rPr>
-          <w:bCs/>
-        </w:rPr>
-        <w:t>imulation</w:t>
-      </w:r>
-      <w:r>
-        <w:rPr>
-          <w:bCs/>
-        </w:rPr>
-        <w:t xml:space="preserve"> </w:t>
-      </w:r>
-      <w:r>
-        <w:rPr>
-          <w:bCs/>
-        </w:rPr>
-        <w:t>schematic</w:t>
-      </w:r>
+      <w:hyperlink w:anchor="_Simulation:_555_Timer" w:history="1">
+        <w:r>
+          <w:rPr>
+            <w:rStyle w:val="Hyperlink"/>
+            <w:bCs/>
+          </w:rPr>
+          <w:t>S</w:t>
+        </w:r>
+        <w:r>
+          <w:rPr>
+            <w:rStyle w:val="Hyperlink"/>
+            <w:bCs/>
+          </w:rPr>
+          <w:t>chematic</w:t>
+        </w:r>
+      </w:hyperlink>
     </w:p>
     <w:p>
       <w:pPr>
@@ -14905,12 +14889,22 @@
           <w:bCs/>
         </w:rPr>
       </w:pPr>
-      <w:r>
-        <w:rPr>
-          <w:bCs/>
-        </w:rPr>
-        <w:t>Simulation waveforms</w:t>
-      </w:r>
+      <w:hyperlink w:anchor="_Simulation:_555_Timer" w:history="1">
+        <w:r>
+          <w:rPr>
+            <w:rStyle w:val="Hyperlink"/>
+            <w:bCs/>
+          </w:rPr>
+          <w:t>W</w:t>
+        </w:r>
+        <w:r>
+          <w:rPr>
+            <w:rStyle w:val="Hyperlink"/>
+            <w:bCs/>
+          </w:rPr>
+          <w:t>aveforms</w:t>
+        </w:r>
+      </w:hyperlink>
     </w:p>
     <w:p>
       <w:pPr>
